--- a/2.1/docs/ElemButton.docx
+++ b/2.1/docs/ElemButton.docx
@@ -3,54 +3,319 @@
 <w:document xmlns:wpc="http://schemas.microsoft.com/office/word/2010/wordprocessingCanvas" xmlns:mo="http://schemas.microsoft.com/office/mac/office/2008/main" xmlns:mc="http://schemas.openxmlformats.org/markup-compatibility/2006" xmlns:mv="urn:schemas-microsoft-com:mac:vml" xmlns:o="urn:schemas-microsoft-com:office:office" xmlns:r="http://schemas.openxmlformats.org/officeDocument/2006/relationships" xmlns:m="http://schemas.openxmlformats.org/officeDocument/2006/math" xmlns:v="urn:schemas-microsoft-com:vml" xmlns:wp14="http://schemas.microsoft.com/office/word/2010/wordprocessingDrawing" xmlns:wp="http://schemas.openxmlformats.org/drawingml/2006/wordprocessingDrawing" xmlns:w10="urn:schemas-microsoft-com:office:word" xmlns:w="http://schemas.openxmlformats.org/wordprocessingml/2006/main" xmlns:w14="http://schemas.microsoft.com/office/word/2010/wordml" xmlns:wpg="http://schemas.microsoft.com/office/word/2010/wordprocessingGroup" xmlns:wpi="http://schemas.microsoft.com/office/word/2010/wordprocessingInk" xmlns:wne="http://schemas.microsoft.com/office/word/2006/wordml" xmlns:wps="http://schemas.microsoft.com/office/word/2010/wordprocessingShape" mc:Ignorable="w14 wp14">
   <w:body>
     <w:p>
+      <w:r>
+        <w:rPr>
+          <w:b/>
+          <w:color w:val="4F6AFF"/>
+          <w:sz w:val="56"/>
+        </w:rPr>
+        <w:t>Виджет «Кнопка»</w:t>
+      </w:r>
+    </w:p>
+    <w:p>
+      <w:r>
+        <w:rPr>
+          <w:color w:val="64748B"/>
+          <w:sz w:val="24"/>
+        </w:rPr>
+        <w:t>ElemButton — кликабельный элемент с переходами, событиями и визуальными эффектами</w:t>
+      </w:r>
+    </w:p>
+    <w:p/>
+    <w:p>
       <w:pPr>
-        <w:jc w:val="left"/>
+        <w:spacing w:before="200" w:after="40"/>
       </w:pPr>
       <w:r>
         <w:rPr>
           <w:b/>
           <w:color w:val="4F6AFF"/>
-          <w:sz w:val="52"/>
+          <w:sz w:val="28"/>
         </w:rPr>
-        <w:t>ElemButton</w:t>
+        <w:t>Описание</w:t>
       </w:r>
     </w:p>
     <w:p>
+      <w:pPr>
+        <w:spacing w:after="40"/>
+      </w:pPr>
       <w:r>
         <w:rPr>
-          <w:color w:val="475569"/>
-          <w:sz w:val="24"/>
+          <w:sz w:val="21"/>
         </w:rPr>
-        <w:t>Виджет кнопки с навигацией, переключением состояний и эффектами</w:t>
+        <w:t>Виджет «Кнопка» позволяет разместить на дашборде интерактивный элемент, реагирующий на клик. Кнопка может переходить на другую страницу или URL, генерировать события для других виджетов, работать как переключатель состояния и копировать данные в буфер обмена.</w:t>
+      </w:r>
+    </w:p>
+    <w:p>
+      <w:pPr>
+        <w:spacing w:before="80"/>
+      </w:pPr>
+      <w:r>
+        <w:rPr>
+          <w:i/>
+          <w:color w:val="64748B"/>
+          <w:sz w:val="18"/>
+        </w:rPr>
+        <w:t>[Скриншот: Пример кнопки на дашборде]</w:t>
       </w:r>
     </w:p>
     <w:p/>
     <w:p>
+      <w:pPr>
+        <w:spacing w:before="200" w:after="40"/>
+      </w:pPr>
       <w:r>
         <w:rPr>
           <w:b/>
           <w:color w:val="4F6AFF"/>
-          <w:sz w:val="26"/>
+          <w:sz w:val="28"/>
         </w:rPr>
-        <w:t>Назначение</w:t>
+        <w:t>Ссылка для перехода</w:t>
       </w:r>
     </w:p>
     <w:p>
+      <w:pPr>
+        <w:spacing w:after="40"/>
+      </w:pPr>
       <w:r>
         <w:rPr>
-          <w:sz w:val="20"/>
+          <w:sz w:val="21"/>
         </w:rPr>
-        <w:t>ElemButton — универсальный кликабельный элемент. Поддерживает переход по URL, генерацию событий платформы, копирование состояния страницы в буфер обмена, режим переключателя (toggle), состояние загрузки, условное отключение через переменную хранилища, а также богатый набор визуальных эффектов.</w:t>
+        <w:t>Чтобы кнопка переходила по URL или на страницу проекта:</w:t>
       </w:r>
     </w:p>
     <w:p>
+      <w:pPr>
+        <w:pStyle w:val="ListNumber"/>
+      </w:pPr>
+      <w:r>
+        <w:rPr>
+          <w:sz w:val="21"/>
+        </w:rPr>
+        <w:t>Откройте панель настроек виджета, раздел «Ссылка».</w:t>
+      </w:r>
+    </w:p>
+    <w:p>
+      <w:pPr>
+        <w:pStyle w:val="ListNumber"/>
+      </w:pPr>
+      <w:r>
+        <w:rPr>
+          <w:sz w:val="21"/>
+        </w:rPr>
+        <w:t>В поле «Ссылка для перехода» введите URL или выберите страницу из выпадающего списка «Страницы проекта».</w:t>
+      </w:r>
+    </w:p>
+    <w:p>
+      <w:pPr>
+        <w:pStyle w:val="ListNumber"/>
+      </w:pPr>
+      <w:r>
+        <w:rPr>
+          <w:sz w:val="21"/>
+        </w:rPr>
+        <w:t>При необходимости активируйте переключатель «Открыть в новой вкладке».</w:t>
+      </w:r>
+    </w:p>
+    <w:p>
+      <w:pPr>
+        <w:spacing w:before="80"/>
+      </w:pPr>
+      <w:r>
+        <w:rPr>
+          <w:i/>
+          <w:color w:val="64748B"/>
+          <w:sz w:val="18"/>
+        </w:rPr>
+        <w:t>[Скриншот: Настройка ссылки для перехода]</w:t>
+      </w:r>
+    </w:p>
+    <w:p/>
+    <w:p>
+      <w:pPr>
+        <w:spacing w:before="200" w:after="40"/>
+      </w:pPr>
       <w:r>
         <w:rPr>
           <w:b/>
           <w:color w:val="4F6AFF"/>
-          <w:sz w:val="26"/>
+          <w:sz w:val="28"/>
         </w:rPr>
-        <w:t>Основные возможности</w:t>
+        <w:t>Событие</w:t>
+      </w:r>
+    </w:p>
+    <w:p>
+      <w:pPr>
+        <w:spacing w:after="40"/>
+      </w:pPr>
+      <w:r>
+        <w:rPr>
+          <w:sz w:val="21"/>
+        </w:rPr>
+        <w:t>Кнопка может генерировать именованное событие платформы при клике — это позволяет обновлять другие виджеты (например, перезагрузить таблицу).</w:t>
+      </w:r>
+    </w:p>
+    <w:p>
+      <w:pPr>
+        <w:pStyle w:val="ListNumber"/>
+      </w:pPr>
+      <w:r>
+        <w:rPr>
+          <w:sz w:val="21"/>
+        </w:rPr>
+        <w:t>В разделе «Событие» введите имя события в соответствующее поле.</w:t>
+      </w:r>
+    </w:p>
+    <w:p>
+      <w:pPr>
+        <w:pStyle w:val="ListNumber"/>
+      </w:pPr>
+      <w:r>
+        <w:rPr>
+          <w:sz w:val="21"/>
+        </w:rPr>
+        <w:t>В виджетах-получателях укажите то же имя события в поле «Событие для обновления виджета».</w:t>
+      </w:r>
+    </w:p>
+    <w:p>
+      <w:pPr>
+        <w:spacing w:before="80"/>
+      </w:pPr>
+      <w:r>
+        <w:rPr>
+          <w:i/>
+          <w:color w:val="64748B"/>
+          <w:sz w:val="18"/>
+        </w:rPr>
+        <w:t>[Скриншот: Настройка события кнопки]</w:t>
+      </w:r>
+    </w:p>
+    <w:p/>
+    <w:p>
+      <w:pPr>
+        <w:spacing w:before="200" w:after="40"/>
+      </w:pPr>
+      <w:r>
+        <w:rPr>
+          <w:b/>
+          <w:color w:val="4F6AFF"/>
+          <w:sz w:val="28"/>
+        </w:rPr>
+        <w:t>Кнопка-переключатель (Toggle)</w:t>
+      </w:r>
+    </w:p>
+    <w:p>
+      <w:pPr>
+        <w:spacing w:after="40"/>
+      </w:pPr>
+      <w:r>
+        <w:rPr>
+          <w:sz w:val="21"/>
+        </w:rPr>
+        <w:t>В режиме переключателя кнопка меняет значение переменной хранилища между двумя состояниями при каждом нажатии. Удобно для показа/скрытия блоков, переключения режимов и фильтрации.</w:t>
+      </w:r>
+    </w:p>
+    <w:p>
+      <w:pPr>
+        <w:pStyle w:val="ListNumber"/>
+      </w:pPr>
+      <w:r>
+        <w:rPr>
+          <w:sz w:val="21"/>
+        </w:rPr>
+        <w:t>В разделе «Кнопка-переключатель» активируйте соответствующий переключатель.</w:t>
+      </w:r>
+    </w:p>
+    <w:p>
+      <w:pPr>
+        <w:pStyle w:val="ListNumber"/>
+      </w:pPr>
+      <w:r>
+        <w:rPr>
+          <w:sz w:val="21"/>
+        </w:rPr>
+        <w:t>Выберите переменную хранилища из списка.</w:t>
+      </w:r>
+    </w:p>
+    <w:p>
+      <w:pPr>
+        <w:pStyle w:val="ListNumber"/>
+      </w:pPr>
+      <w:r>
+        <w:rPr>
+          <w:sz w:val="21"/>
+        </w:rPr>
+        <w:t>В поле «Значение активно» укажите значение, при котором кнопка считается активной.</w:t>
+      </w:r>
+    </w:p>
+    <w:tbl>
+      <w:tblPr>
+        <w:tblW w:type="auto" w:w="0"/>
+        <w:tblLook w:firstColumn="1" w:firstRow="1" w:lastColumn="0" w:lastRow="0" w:noHBand="0" w:noVBand="1" w:val="04A0"/>
+      </w:tblPr>
+      <w:tblGrid>
+        <w:gridCol w:w="9406"/>
+      </w:tblGrid>
+      <w:tr>
+        <w:tc>
+          <w:tcPr>
+            <w:tcW w:type="dxa" w:w="9406"/>
+            <w:shd w:val="clear" w:color="auto" w:fill="EEF1FF"/>
+          </w:tcPr>
+          <w:p>
+            <w:pPr>
+              <w:spacing w:before="80" w:after="80"/>
+              <w:ind w:left="170" w:right="170"/>
+            </w:pPr>
+            <w:r>
+              <w:rPr>
+                <w:i/>
+                <w:color w:val="3D55E8"/>
+                <w:sz w:val="20"/>
+              </w:rPr>
+              <w:t>Цвет и стиль кнопки в активном состоянии настраивается в разделе «Стили» — параметры «Фон (активно)» и «Цвет текста (активно)».</w:t>
+            </w:r>
+          </w:p>
+        </w:tc>
+      </w:tr>
+    </w:tbl>
+    <w:p/>
+    <w:p>
+      <w:pPr>
+        <w:spacing w:before="80"/>
+      </w:pPr>
+      <w:r>
+        <w:rPr>
+          <w:i/>
+          <w:color w:val="64748B"/>
+          <w:sz w:val="18"/>
+        </w:rPr>
+        <w:t>[Скриншот: Настройка кнопки-переключателя]</w:t>
+      </w:r>
+    </w:p>
+    <w:p/>
+    <w:p>
+      <w:pPr>
+        <w:spacing w:before="200" w:after="40"/>
+      </w:pPr>
+      <w:r>
+        <w:rPr>
+          <w:b/>
+          <w:color w:val="4F6AFF"/>
+          <w:sz w:val="28"/>
+        </w:rPr>
+        <w:t>Расширенные действия</w:t>
+      </w:r>
+    </w:p>
+    <w:p>
+      <w:pPr>
+        <w:spacing w:after="40"/>
+      </w:pPr>
+      <w:r>
+        <w:rPr>
+          <w:sz w:val="21"/>
+        </w:rPr>
+        <w:t>Дополнительные действия, выполняемые при клике:</w:t>
       </w:r>
     </w:p>
     <w:p>
@@ -59,9 +324,9 @@
       </w:pPr>
       <w:r>
         <w:rPr>
-          <w:sz w:val="20"/>
+          <w:sz w:val="21"/>
         </w:rPr>
-        <w:t>Переход по URL — внутренний, внешний, новая вкладка</w:t>
+        <w:t>«Установить переменные» — записать одно или несколько значений в хранилище.</w:t>
       </w:r>
     </w:p>
     <w:p>
@@ -70,9 +335,9 @@
       </w:pPr>
       <w:r>
         <w:rPr>
-          <w:sz w:val="20"/>
+          <w:sz w:val="21"/>
         </w:rPr>
-        <w:t>Генерация именованных событий платформы (`eventName`)</w:t>
+        <w:t>«Очистить при нажатии» — сбросить выбранную переменную хранилища.</w:t>
       </w:r>
     </w:p>
     <w:p>
@@ -81,9 +346,9 @@
       </w:pPr>
       <w:r>
         <w:rPr>
-          <w:sz w:val="20"/>
+          <w:sz w:val="21"/>
         </w:rPr>
-        <w:t>Копирование URL страницы со всеми параметрами фильтров</w:t>
+        <w:t>«Передать переменные в ссылку» — добавить переменные хранилища в URL перехода как параметры.</w:t>
       </w:r>
     </w:p>
     <w:p>
@@ -92,9 +357,36 @@
       </w:pPr>
       <w:r>
         <w:rPr>
-          <w:sz w:val="20"/>
+          <w:sz w:val="21"/>
         </w:rPr>
-        <w:t>Копирование произвольного текста в буфер обмена</w:t>
+        <w:t>«Сохранить в URL страницы» — копировать текущее состояние страницы (все параметры) в буфер обмена.</w:t>
+      </w:r>
+    </w:p>
+    <w:p>
+      <w:pPr>
+        <w:spacing w:before="80"/>
+      </w:pPr>
+      <w:r>
+        <w:rPr>
+          <w:i/>
+          <w:color w:val="64748B"/>
+          <w:sz w:val="18"/>
+        </w:rPr>
+        <w:t>[Скриншот: Расширенные действия кнопки]</w:t>
+      </w:r>
+    </w:p>
+    <w:p/>
+    <w:p>
+      <w:pPr>
+        <w:spacing w:before="200" w:after="40"/>
+      </w:pPr>
+      <w:r>
+        <w:rPr>
+          <w:b/>
+          <w:color w:val="4F6AFF"/>
+          <w:sz w:val="28"/>
+        </w:rPr>
+        <w:t>Прочие настройки</w:t>
       </w:r>
     </w:p>
     <w:p>
@@ -103,9 +395,9 @@
       </w:pPr>
       <w:r>
         <w:rPr>
-          <w:sz w:val="20"/>
+          <w:sz w:val="21"/>
         </w:rPr>
-        <w:t>Toggle-режим: кнопка переключает переменную хранилища между значениями</w:t>
+        <w:t>«Индикатор загрузки» — показывать спиннер на кнопке после клика в течение заданного времени.</w:t>
       </w:r>
     </w:p>
     <w:p>
@@ -114,9 +406,9 @@
       </w:pPr>
       <w:r>
         <w:rPr>
-          <w:sz w:val="20"/>
+          <w:sz w:val="21"/>
         </w:rPr>
-        <w:t>Состояние загрузки (спиннер) на заданное время после клика</w:t>
+        <w:t>«Условие отключения» — выбрать переменную хранилища: если она содержит истинное значение, кнопка становится неактивной (disabled).</w:t>
       </w:r>
     </w:p>
     <w:p>
@@ -125,4808 +417,99 @@
       </w:pPr>
       <w:r>
         <w:rPr>
-          <w:sz w:val="20"/>
+          <w:sz w:val="21"/>
         </w:rPr>
-        <w:t>Условное отключение через переменную хранилища (`btnDisableVar`)</w:t>
+        <w:t>«Игнорировать клик» — полностью блокирует реакцию на нажатие (удобно для условной блокировки через привязку переменной).</w:t>
       </w:r>
     </w:p>
     <w:p>
       <w:pPr>
-        <w:pStyle w:val="ListBullet"/>
+        <w:spacing w:before="80"/>
       </w:pPr>
       <w:r>
         <w:rPr>
-          <w:sz w:val="20"/>
+          <w:i/>
+          <w:color w:val="64748B"/>
+          <w:sz w:val="18"/>
         </w:rPr>
-        <w:t>Hover-эффекты: default / lift / glow / scale / pulse / none</w:t>
+        <w:t>[Скриншот: Прочие настройки кнопки]</w:t>
+      </w:r>
+    </w:p>
+    <w:p/>
+    <w:p>
+      <w:pPr>
+        <w:spacing w:before="200" w:after="40"/>
+      </w:pPr>
+      <w:r>
+        <w:rPr>
+          <w:b/>
+          <w:color w:val="4F6AFF"/>
+          <w:sz w:val="28"/>
+        </w:rPr>
+        <w:t>Внешний вид</w:t>
       </w:r>
     </w:p>
     <w:p>
       <w:pPr>
-        <w:pStyle w:val="ListBullet"/>
+        <w:spacing w:before="120" w:after="20"/>
       </w:pPr>
       <w:r>
         <w:rPr>
-          <w:sz w:val="20"/>
+          <w:b/>
+          <w:color w:val="1E293B"/>
+          <w:sz w:val="23"/>
         </w:rPr>
-        <w:t>Градиентный фон и стиль glassmorphism</w:t>
+        <w:t>Быстрые пресеты CSS</w:t>
       </w:r>
     </w:p>
     <w:p>
       <w:pPr>
-        <w:pStyle w:val="ListBullet"/>
+        <w:spacing w:after="40"/>
       </w:pPr>
       <w:r>
         <w:rPr>
-          <w:sz w:val="20"/>
+          <w:sz w:val="21"/>
         </w:rPr>
-        <w:t>Иконки слева и справа от текста (MDI)</w:t>
+        <w:t>На вкладке «Внешний вид» доступны готовые стилистические пресеты: Неон, 3D, Пунктир, Заглавные, Подчёркивание. Нажмите «Сброс» чтобы вернуть исходные стили.</w:t>
       </w:r>
     </w:p>
     <w:p>
-      <w:r>
-        <w:rPr>
-          <w:b/>
-          <w:color w:val="4F6AFF"/>
-          <w:sz w:val="26"/>
-        </w:rPr>
-        <w:t>Параметры</w:t>
-      </w:r>
-    </w:p>
-    <w:p>
+      <w:pPr>
+        <w:spacing w:before="120" w:after="20"/>
+      </w:pPr>
       <w:r>
         <w:rPr>
           <w:b/>
           <w:color w:val="1E293B"/>
-          <w:sz w:val="22"/>
+          <w:sz w:val="23"/>
         </w:rPr>
-        <w:t>Навигация и события</w:t>
+        <w:t>CSS кнопки и состояния наведения</w:t>
       </w:r>
     </w:p>
-    <w:tbl>
-      <w:tblPr>
-        <w:tblW w:type="auto" w:w="0"/>
-        <w:jc w:val="left"/>
-        <w:tblLook w:firstColumn="1" w:firstRow="1" w:lastColumn="0" w:lastRow="0" w:noHBand="0" w:noVBand="1" w:val="04A0"/>
-      </w:tblPr>
-      <w:tblGrid>
-        <w:gridCol w:w="2351"/>
-        <w:gridCol w:w="2351"/>
-        <w:gridCol w:w="2351"/>
-        <w:gridCol w:w="2351"/>
-      </w:tblGrid>
-      <w:tr>
-        <w:tc>
-          <w:tcPr>
-            <w:tcW w:type="dxa" w:w="2551"/>
-            <w:shd w:val="clear" w:color="auto" w:fill="4F6AFF"/>
-            <w:tcBorders>
-              <w:top w:val="single" w:sz="4" w:color="3A56F0"/>
-              <w:left w:val="single" w:sz="4" w:color="3A56F0"/>
-              <w:bottom w:val="single" w:sz="4" w:color="3A56F0"/>
-              <w:right w:val="single" w:sz="4" w:color="3A56F0"/>
-              <w:insideH w:val="single" w:sz="4" w:color="3A56F0"/>
-              <w:insideV w:val="single" w:sz="4" w:color="3A56F0"/>
-            </w:tcBorders>
-          </w:tcPr>
-          <w:p>
-            <w:pPr>
-              <w:jc w:val="left"/>
-            </w:pPr>
-            <w:r>
-              <w:rPr>
-                <w:b/>
-                <w:color w:val="FFFFFF"/>
-                <w:sz w:val="18"/>
-              </w:rPr>
-              <w:t>Параметр</w:t>
-            </w:r>
-          </w:p>
-        </w:tc>
-        <w:tc>
-          <w:tcPr>
-            <w:tcW w:type="dxa" w:w="1417"/>
-            <w:shd w:val="clear" w:color="auto" w:fill="4F6AFF"/>
-            <w:tcBorders>
-              <w:top w:val="single" w:sz="4" w:color="3A56F0"/>
-              <w:left w:val="single" w:sz="4" w:color="3A56F0"/>
-              <w:bottom w:val="single" w:sz="4" w:color="3A56F0"/>
-              <w:right w:val="single" w:sz="4" w:color="3A56F0"/>
-              <w:insideH w:val="single" w:sz="4" w:color="3A56F0"/>
-              <w:insideV w:val="single" w:sz="4" w:color="3A56F0"/>
-            </w:tcBorders>
-          </w:tcPr>
-          <w:p>
-            <w:pPr>
-              <w:jc w:val="left"/>
-            </w:pPr>
-            <w:r>
-              <w:rPr>
-                <w:b/>
-                <w:color w:val="FFFFFF"/>
-                <w:sz w:val="18"/>
-              </w:rPr>
-              <w:t>Тип</w:t>
-            </w:r>
-          </w:p>
-        </w:tc>
-        <w:tc>
-          <w:tcPr>
-            <w:tcW w:type="dxa" w:w="1984"/>
-            <w:shd w:val="clear" w:color="auto" w:fill="4F6AFF"/>
-            <w:tcBorders>
-              <w:top w:val="single" w:sz="4" w:color="3A56F0"/>
-              <w:left w:val="single" w:sz="4" w:color="3A56F0"/>
-              <w:bottom w:val="single" w:sz="4" w:color="3A56F0"/>
-              <w:right w:val="single" w:sz="4" w:color="3A56F0"/>
-              <w:insideH w:val="single" w:sz="4" w:color="3A56F0"/>
-              <w:insideV w:val="single" w:sz="4" w:color="3A56F0"/>
-            </w:tcBorders>
-          </w:tcPr>
-          <w:p>
-            <w:pPr>
-              <w:jc w:val="left"/>
-            </w:pPr>
-            <w:r>
-              <w:rPr>
-                <w:b/>
-                <w:color w:val="FFFFFF"/>
-                <w:sz w:val="18"/>
-              </w:rPr>
-              <w:t>Умолчание</w:t>
-            </w:r>
-          </w:p>
-        </w:tc>
-        <w:tc>
-          <w:tcPr>
-            <w:tcW w:type="dxa" w:w="4535"/>
-            <w:shd w:val="clear" w:color="auto" w:fill="4F6AFF"/>
-            <w:tcBorders>
-              <w:top w:val="single" w:sz="4" w:color="3A56F0"/>
-              <w:left w:val="single" w:sz="4" w:color="3A56F0"/>
-              <w:bottom w:val="single" w:sz="4" w:color="3A56F0"/>
-              <w:right w:val="single" w:sz="4" w:color="3A56F0"/>
-              <w:insideH w:val="single" w:sz="4" w:color="3A56F0"/>
-              <w:insideV w:val="single" w:sz="4" w:color="3A56F0"/>
-            </w:tcBorders>
-          </w:tcPr>
-          <w:p>
-            <w:pPr>
-              <w:jc w:val="left"/>
-            </w:pPr>
-            <w:r>
-              <w:rPr>
-                <w:b/>
-                <w:color w:val="FFFFFF"/>
-                <w:sz w:val="18"/>
-              </w:rPr>
-              <w:t>Описание</w:t>
-            </w:r>
-          </w:p>
-        </w:tc>
-      </w:tr>
-      <w:tr>
-        <w:tc>
-          <w:tcPr>
-            <w:tcW w:type="dxa" w:w="2551"/>
-            <w:shd w:val="clear" w:color="auto" w:fill="FFFFFF"/>
-            <w:tcBorders>
-              <w:top w:val="single" w:sz="4" w:color="E2E8F0"/>
-              <w:left w:val="single" w:sz="4" w:color="E2E8F0"/>
-              <w:bottom w:val="single" w:sz="4" w:color="E2E8F0"/>
-              <w:right w:val="single" w:sz="4" w:color="E2E8F0"/>
-              <w:insideH w:val="single" w:sz="4" w:color="E2E8F0"/>
-              <w:insideV w:val="single" w:sz="4" w:color="E2E8F0"/>
-            </w:tcBorders>
-          </w:tcPr>
-          <w:p>
-            <w:r>
-              <w:rPr>
-                <w:b/>
-                <w:color w:val="2D3A8C"/>
-                <w:sz w:val="18"/>
-              </w:rPr>
-              <w:t>url</w:t>
-            </w:r>
-          </w:p>
-        </w:tc>
-        <w:tc>
-          <w:tcPr>
-            <w:tcW w:type="dxa" w:w="1417"/>
-            <w:shd w:val="clear" w:color="auto" w:fill="FFFFFF"/>
-            <w:tcBorders>
-              <w:top w:val="single" w:sz="4" w:color="E2E8F0"/>
-              <w:left w:val="single" w:sz="4" w:color="E2E8F0"/>
-              <w:bottom w:val="single" w:sz="4" w:color="E2E8F0"/>
-              <w:right w:val="single" w:sz="4" w:color="E2E8F0"/>
-              <w:insideH w:val="single" w:sz="4" w:color="E2E8F0"/>
-              <w:insideV w:val="single" w:sz="4" w:color="E2E8F0"/>
-            </w:tcBorders>
-          </w:tcPr>
-          <w:p>
-            <w:r>
-              <w:rPr>
-                <w:color w:val="1E293B"/>
-                <w:sz w:val="18"/>
-              </w:rPr>
-              <w:t>String</w:t>
-            </w:r>
-          </w:p>
-        </w:tc>
-        <w:tc>
-          <w:tcPr>
-            <w:tcW w:type="dxa" w:w="1984"/>
-            <w:shd w:val="clear" w:color="auto" w:fill="FFFFFF"/>
-            <w:tcBorders>
-              <w:top w:val="single" w:sz="4" w:color="E2E8F0"/>
-              <w:left w:val="single" w:sz="4" w:color="E2E8F0"/>
-              <w:bottom w:val="single" w:sz="4" w:color="E2E8F0"/>
-              <w:right w:val="single" w:sz="4" w:color="E2E8F0"/>
-              <w:insideH w:val="single" w:sz="4" w:color="E2E8F0"/>
-              <w:insideV w:val="single" w:sz="4" w:color="E2E8F0"/>
-            </w:tcBorders>
-          </w:tcPr>
-          <w:p>
-            <w:r>
-              <w:rPr>
-                <w:color w:val="1E293B"/>
-                <w:sz w:val="18"/>
-              </w:rPr>
-              <w:t>''</w:t>
-            </w:r>
-          </w:p>
-        </w:tc>
-        <w:tc>
-          <w:tcPr>
-            <w:tcW w:type="dxa" w:w="4535"/>
-            <w:shd w:val="clear" w:color="auto" w:fill="FFFFFF"/>
-            <w:tcBorders>
-              <w:top w:val="single" w:sz="4" w:color="E2E8F0"/>
-              <w:left w:val="single" w:sz="4" w:color="E2E8F0"/>
-              <w:bottom w:val="single" w:sz="4" w:color="E2E8F0"/>
-              <w:right w:val="single" w:sz="4" w:color="E2E8F0"/>
-              <w:insideH w:val="single" w:sz="4" w:color="E2E8F0"/>
-              <w:insideV w:val="single" w:sz="4" w:color="E2E8F0"/>
-            </w:tcBorders>
-          </w:tcPr>
-          <w:p>
-            <w:r>
-              <w:rPr>
-                <w:color w:val="1E293B"/>
-                <w:sz w:val="18"/>
-              </w:rPr>
-              <w:t>URL перехода (поддерживает шаблонные переменные)</w:t>
-            </w:r>
-          </w:p>
-        </w:tc>
-      </w:tr>
-      <w:tr>
-        <w:tc>
-          <w:tcPr>
-            <w:tcW w:type="dxa" w:w="2551"/>
-            <w:shd w:val="clear" w:color="auto" w:fill="F8FAFC"/>
-            <w:tcBorders>
-              <w:top w:val="single" w:sz="4" w:color="E2E8F0"/>
-              <w:left w:val="single" w:sz="4" w:color="E2E8F0"/>
-              <w:bottom w:val="single" w:sz="4" w:color="E2E8F0"/>
-              <w:right w:val="single" w:sz="4" w:color="E2E8F0"/>
-              <w:insideH w:val="single" w:sz="4" w:color="E2E8F0"/>
-              <w:insideV w:val="single" w:sz="4" w:color="E2E8F0"/>
-            </w:tcBorders>
-          </w:tcPr>
-          <w:p>
-            <w:r>
-              <w:rPr>
-                <w:b/>
-                <w:color w:val="2D3A8C"/>
-                <w:sz w:val="18"/>
-              </w:rPr>
-              <w:t>eventName</w:t>
-            </w:r>
-          </w:p>
-        </w:tc>
-        <w:tc>
-          <w:tcPr>
-            <w:tcW w:type="dxa" w:w="1417"/>
-            <w:shd w:val="clear" w:color="auto" w:fill="F8FAFC"/>
-            <w:tcBorders>
-              <w:top w:val="single" w:sz="4" w:color="E2E8F0"/>
-              <w:left w:val="single" w:sz="4" w:color="E2E8F0"/>
-              <w:bottom w:val="single" w:sz="4" w:color="E2E8F0"/>
-              <w:right w:val="single" w:sz="4" w:color="E2E8F0"/>
-              <w:insideH w:val="single" w:sz="4" w:color="E2E8F0"/>
-              <w:insideV w:val="single" w:sz="4" w:color="E2E8F0"/>
-            </w:tcBorders>
-          </w:tcPr>
-          <w:p>
-            <w:r>
-              <w:rPr>
-                <w:color w:val="1E293B"/>
-                <w:sz w:val="18"/>
-              </w:rPr>
-              <w:t>Array</w:t>
-            </w:r>
-          </w:p>
-        </w:tc>
-        <w:tc>
-          <w:tcPr>
-            <w:tcW w:type="dxa" w:w="1984"/>
-            <w:shd w:val="clear" w:color="auto" w:fill="F8FAFC"/>
-            <w:tcBorders>
-              <w:top w:val="single" w:sz="4" w:color="E2E8F0"/>
-              <w:left w:val="single" w:sz="4" w:color="E2E8F0"/>
-              <w:bottom w:val="single" w:sz="4" w:color="E2E8F0"/>
-              <w:right w:val="single" w:sz="4" w:color="E2E8F0"/>
-              <w:insideH w:val="single" w:sz="4" w:color="E2E8F0"/>
-              <w:insideV w:val="single" w:sz="4" w:color="E2E8F0"/>
-            </w:tcBorders>
-          </w:tcPr>
-          <w:p>
-            <w:r>
-              <w:rPr>
-                <w:color w:val="1E293B"/>
-                <w:sz w:val="18"/>
-              </w:rPr>
-              <w:t>[]</w:t>
-            </w:r>
-          </w:p>
-        </w:tc>
-        <w:tc>
-          <w:tcPr>
-            <w:tcW w:type="dxa" w:w="4535"/>
-            <w:shd w:val="clear" w:color="auto" w:fill="F8FAFC"/>
-            <w:tcBorders>
-              <w:top w:val="single" w:sz="4" w:color="E2E8F0"/>
-              <w:left w:val="single" w:sz="4" w:color="E2E8F0"/>
-              <w:bottom w:val="single" w:sz="4" w:color="E2E8F0"/>
-              <w:right w:val="single" w:sz="4" w:color="E2E8F0"/>
-              <w:insideH w:val="single" w:sz="4" w:color="E2E8F0"/>
-              <w:insideV w:val="single" w:sz="4" w:color="E2E8F0"/>
-            </w:tcBorders>
-          </w:tcPr>
-          <w:p>
-            <w:r>
-              <w:rPr>
-                <w:color w:val="1E293B"/>
-                <w:sz w:val="18"/>
-              </w:rPr>
-              <w:t>Имена событий платформы, генерируемых при клике</w:t>
-            </w:r>
-          </w:p>
-        </w:tc>
-      </w:tr>
-      <w:tr>
-        <w:tc>
-          <w:tcPr>
-            <w:tcW w:type="dxa" w:w="2551"/>
-            <w:shd w:val="clear" w:color="auto" w:fill="FFFFFF"/>
-            <w:tcBorders>
-              <w:top w:val="single" w:sz="4" w:color="E2E8F0"/>
-              <w:left w:val="single" w:sz="4" w:color="E2E8F0"/>
-              <w:bottom w:val="single" w:sz="4" w:color="E2E8F0"/>
-              <w:right w:val="single" w:sz="4" w:color="E2E8F0"/>
-              <w:insideH w:val="single" w:sz="4" w:color="E2E8F0"/>
-              <w:insideV w:val="single" w:sz="4" w:color="E2E8F0"/>
-            </w:tcBorders>
-          </w:tcPr>
-          <w:p>
-            <w:r>
-              <w:rPr>
-                <w:b/>
-                <w:color w:val="2D3A8C"/>
-                <w:sz w:val="18"/>
-              </w:rPr>
-              <w:t>isTargetBlank</w:t>
-            </w:r>
-          </w:p>
-        </w:tc>
-        <w:tc>
-          <w:tcPr>
-            <w:tcW w:type="dxa" w:w="1417"/>
-            <w:shd w:val="clear" w:color="auto" w:fill="FFFFFF"/>
-            <w:tcBorders>
-              <w:top w:val="single" w:sz="4" w:color="E2E8F0"/>
-              <w:left w:val="single" w:sz="4" w:color="E2E8F0"/>
-              <w:bottom w:val="single" w:sz="4" w:color="E2E8F0"/>
-              <w:right w:val="single" w:sz="4" w:color="E2E8F0"/>
-              <w:insideH w:val="single" w:sz="4" w:color="E2E8F0"/>
-              <w:insideV w:val="single" w:sz="4" w:color="E2E8F0"/>
-            </w:tcBorders>
-          </w:tcPr>
-          <w:p>
-            <w:r>
-              <w:rPr>
-                <w:color w:val="1E293B"/>
-                <w:sz w:val="18"/>
-              </w:rPr>
-              <w:t>Boolean</w:t>
-            </w:r>
-          </w:p>
-        </w:tc>
-        <w:tc>
-          <w:tcPr>
-            <w:tcW w:type="dxa" w:w="1984"/>
-            <w:shd w:val="clear" w:color="auto" w:fill="FFFFFF"/>
-            <w:tcBorders>
-              <w:top w:val="single" w:sz="4" w:color="E2E8F0"/>
-              <w:left w:val="single" w:sz="4" w:color="E2E8F0"/>
-              <w:bottom w:val="single" w:sz="4" w:color="E2E8F0"/>
-              <w:right w:val="single" w:sz="4" w:color="E2E8F0"/>
-              <w:insideH w:val="single" w:sz="4" w:color="E2E8F0"/>
-              <w:insideV w:val="single" w:sz="4" w:color="E2E8F0"/>
-            </w:tcBorders>
-          </w:tcPr>
-          <w:p>
-            <w:r>
-              <w:rPr>
-                <w:color w:val="1E293B"/>
-                <w:sz w:val="18"/>
-              </w:rPr>
-              <w:t>false</w:t>
-            </w:r>
-          </w:p>
-        </w:tc>
-        <w:tc>
-          <w:tcPr>
-            <w:tcW w:type="dxa" w:w="4535"/>
-            <w:shd w:val="clear" w:color="auto" w:fill="FFFFFF"/>
-            <w:tcBorders>
-              <w:top w:val="single" w:sz="4" w:color="E2E8F0"/>
-              <w:left w:val="single" w:sz="4" w:color="E2E8F0"/>
-              <w:bottom w:val="single" w:sz="4" w:color="E2E8F0"/>
-              <w:right w:val="single" w:sz="4" w:color="E2E8F0"/>
-              <w:insideH w:val="single" w:sz="4" w:color="E2E8F0"/>
-              <w:insideV w:val="single" w:sz="4" w:color="E2E8F0"/>
-            </w:tcBorders>
-          </w:tcPr>
-          <w:p>
-            <w:r>
-              <w:rPr>
-                <w:color w:val="1E293B"/>
-                <w:sz w:val="18"/>
-              </w:rPr>
-              <w:t>Открывать URL в новой вкладке</w:t>
-            </w:r>
-          </w:p>
-        </w:tc>
-      </w:tr>
-      <w:tr>
-        <w:tc>
-          <w:tcPr>
-            <w:tcW w:type="dxa" w:w="2551"/>
-            <w:shd w:val="clear" w:color="auto" w:fill="F8FAFC"/>
-            <w:tcBorders>
-              <w:top w:val="single" w:sz="4" w:color="E2E8F0"/>
-              <w:left w:val="single" w:sz="4" w:color="E2E8F0"/>
-              <w:bottom w:val="single" w:sz="4" w:color="E2E8F0"/>
-              <w:right w:val="single" w:sz="4" w:color="E2E8F0"/>
-              <w:insideH w:val="single" w:sz="4" w:color="E2E8F0"/>
-              <w:insideV w:val="single" w:sz="4" w:color="E2E8F0"/>
-            </w:tcBorders>
-          </w:tcPr>
-          <w:p>
-            <w:r>
-              <w:rPr>
-                <w:b/>
-                <w:color w:val="2D3A8C"/>
-                <w:sz w:val="18"/>
-              </w:rPr>
-              <w:t>isClickSelf</w:t>
-            </w:r>
-          </w:p>
-        </w:tc>
-        <w:tc>
-          <w:tcPr>
-            <w:tcW w:type="dxa" w:w="1417"/>
-            <w:shd w:val="clear" w:color="auto" w:fill="F8FAFC"/>
-            <w:tcBorders>
-              <w:top w:val="single" w:sz="4" w:color="E2E8F0"/>
-              <w:left w:val="single" w:sz="4" w:color="E2E8F0"/>
-              <w:bottom w:val="single" w:sz="4" w:color="E2E8F0"/>
-              <w:right w:val="single" w:sz="4" w:color="E2E8F0"/>
-              <w:insideH w:val="single" w:sz="4" w:color="E2E8F0"/>
-              <w:insideV w:val="single" w:sz="4" w:color="E2E8F0"/>
-            </w:tcBorders>
-          </w:tcPr>
-          <w:p>
-            <w:r>
-              <w:rPr>
-                <w:color w:val="1E293B"/>
-                <w:sz w:val="18"/>
-              </w:rPr>
-              <w:t>Boolean</w:t>
-            </w:r>
-          </w:p>
-        </w:tc>
-        <w:tc>
-          <w:tcPr>
-            <w:tcW w:type="dxa" w:w="1984"/>
-            <w:shd w:val="clear" w:color="auto" w:fill="F8FAFC"/>
-            <w:tcBorders>
-              <w:top w:val="single" w:sz="4" w:color="E2E8F0"/>
-              <w:left w:val="single" w:sz="4" w:color="E2E8F0"/>
-              <w:bottom w:val="single" w:sz="4" w:color="E2E8F0"/>
-              <w:right w:val="single" w:sz="4" w:color="E2E8F0"/>
-              <w:insideH w:val="single" w:sz="4" w:color="E2E8F0"/>
-              <w:insideV w:val="single" w:sz="4" w:color="E2E8F0"/>
-            </w:tcBorders>
-          </w:tcPr>
-          <w:p>
-            <w:r>
-              <w:rPr>
-                <w:color w:val="1E293B"/>
-                <w:sz w:val="18"/>
-              </w:rPr>
-              <w:t>false</w:t>
-            </w:r>
-          </w:p>
-        </w:tc>
-        <w:tc>
-          <w:tcPr>
-            <w:tcW w:type="dxa" w:w="4535"/>
-            <w:shd w:val="clear" w:color="auto" w:fill="F8FAFC"/>
-            <w:tcBorders>
-              <w:top w:val="single" w:sz="4" w:color="E2E8F0"/>
-              <w:left w:val="single" w:sz="4" w:color="E2E8F0"/>
-              <w:bottom w:val="single" w:sz="4" w:color="E2E8F0"/>
-              <w:right w:val="single" w:sz="4" w:color="E2E8F0"/>
-              <w:insideH w:val="single" w:sz="4" w:color="E2E8F0"/>
-              <w:insideV w:val="single" w:sz="4" w:color="E2E8F0"/>
-            </w:tcBorders>
-          </w:tcPr>
-          <w:p>
-            <w:r>
-              <w:rPr>
-                <w:color w:val="1E293B"/>
-                <w:sz w:val="18"/>
-              </w:rPr>
-              <w:t>Переход на текущей странице (без перезагрузки)</w:t>
-            </w:r>
-          </w:p>
-        </w:tc>
-      </w:tr>
-      <w:tr>
-        <w:tc>
-          <w:tcPr>
-            <w:tcW w:type="dxa" w:w="2551"/>
-            <w:shd w:val="clear" w:color="auto" w:fill="FFFFFF"/>
-            <w:tcBorders>
-              <w:top w:val="single" w:sz="4" w:color="E2E8F0"/>
-              <w:left w:val="single" w:sz="4" w:color="E2E8F0"/>
-              <w:bottom w:val="single" w:sz="4" w:color="E2E8F0"/>
-              <w:right w:val="single" w:sz="4" w:color="E2E8F0"/>
-              <w:insideH w:val="single" w:sz="4" w:color="E2E8F0"/>
-              <w:insideV w:val="single" w:sz="4" w:color="E2E8F0"/>
-            </w:tcBorders>
-          </w:tcPr>
-          <w:p>
-            <w:r>
-              <w:rPr>
-                <w:b/>
-                <w:color w:val="2D3A8C"/>
-                <w:sz w:val="18"/>
-              </w:rPr>
-              <w:t>isCopyStore</w:t>
-            </w:r>
-          </w:p>
-        </w:tc>
-        <w:tc>
-          <w:tcPr>
-            <w:tcW w:type="dxa" w:w="1417"/>
-            <w:shd w:val="clear" w:color="auto" w:fill="FFFFFF"/>
-            <w:tcBorders>
-              <w:top w:val="single" w:sz="4" w:color="E2E8F0"/>
-              <w:left w:val="single" w:sz="4" w:color="E2E8F0"/>
-              <w:bottom w:val="single" w:sz="4" w:color="E2E8F0"/>
-              <w:right w:val="single" w:sz="4" w:color="E2E8F0"/>
-              <w:insideH w:val="single" w:sz="4" w:color="E2E8F0"/>
-              <w:insideV w:val="single" w:sz="4" w:color="E2E8F0"/>
-            </w:tcBorders>
-          </w:tcPr>
-          <w:p>
-            <w:r>
-              <w:rPr>
-                <w:color w:val="1E293B"/>
-                <w:sz w:val="18"/>
-              </w:rPr>
-              <w:t>Boolean</w:t>
-            </w:r>
-          </w:p>
-        </w:tc>
-        <w:tc>
-          <w:tcPr>
-            <w:tcW w:type="dxa" w:w="1984"/>
-            <w:shd w:val="clear" w:color="auto" w:fill="FFFFFF"/>
-            <w:tcBorders>
-              <w:top w:val="single" w:sz="4" w:color="E2E8F0"/>
-              <w:left w:val="single" w:sz="4" w:color="E2E8F0"/>
-              <w:bottom w:val="single" w:sz="4" w:color="E2E8F0"/>
-              <w:right w:val="single" w:sz="4" w:color="E2E8F0"/>
-              <w:insideH w:val="single" w:sz="4" w:color="E2E8F0"/>
-              <w:insideV w:val="single" w:sz="4" w:color="E2E8F0"/>
-            </w:tcBorders>
-          </w:tcPr>
-          <w:p>
-            <w:r>
-              <w:rPr>
-                <w:color w:val="1E293B"/>
-                <w:sz w:val="18"/>
-              </w:rPr>
-              <w:t>false</w:t>
-            </w:r>
-          </w:p>
-        </w:tc>
-        <w:tc>
-          <w:tcPr>
-            <w:tcW w:type="dxa" w:w="4535"/>
-            <w:shd w:val="clear" w:color="auto" w:fill="FFFFFF"/>
-            <w:tcBorders>
-              <w:top w:val="single" w:sz="4" w:color="E2E8F0"/>
-              <w:left w:val="single" w:sz="4" w:color="E2E8F0"/>
-              <w:bottom w:val="single" w:sz="4" w:color="E2E8F0"/>
-              <w:right w:val="single" w:sz="4" w:color="E2E8F0"/>
-              <w:insideH w:val="single" w:sz="4" w:color="E2E8F0"/>
-              <w:insideV w:val="single" w:sz="4" w:color="E2E8F0"/>
-            </w:tcBorders>
-          </w:tcPr>
-          <w:p>
-            <w:r>
-              <w:rPr>
-                <w:color w:val="1E293B"/>
-                <w:sz w:val="18"/>
-              </w:rPr>
-              <w:t>Копировать состояние экрана (все параметры) в URL</w:t>
-            </w:r>
-          </w:p>
-        </w:tc>
-      </w:tr>
-      <w:tr>
-        <w:tc>
-          <w:tcPr>
-            <w:tcW w:type="dxa" w:w="2551"/>
-            <w:shd w:val="clear" w:color="auto" w:fill="F8FAFC"/>
-            <w:tcBorders>
-              <w:top w:val="single" w:sz="4" w:color="E2E8F0"/>
-              <w:left w:val="single" w:sz="4" w:color="E2E8F0"/>
-              <w:bottom w:val="single" w:sz="4" w:color="E2E8F0"/>
-              <w:right w:val="single" w:sz="4" w:color="E2E8F0"/>
-              <w:insideH w:val="single" w:sz="4" w:color="E2E8F0"/>
-              <w:insideV w:val="single" w:sz="4" w:color="E2E8F0"/>
-            </w:tcBorders>
-          </w:tcPr>
-          <w:p>
-            <w:r>
-              <w:rPr>
-                <w:b/>
-                <w:color w:val="2D3A8C"/>
-                <w:sz w:val="18"/>
-              </w:rPr>
-              <w:t>isCopyStoreExcludeVars</w:t>
-            </w:r>
-          </w:p>
-        </w:tc>
-        <w:tc>
-          <w:tcPr>
-            <w:tcW w:type="dxa" w:w="1417"/>
-            <w:shd w:val="clear" w:color="auto" w:fill="F8FAFC"/>
-            <w:tcBorders>
-              <w:top w:val="single" w:sz="4" w:color="E2E8F0"/>
-              <w:left w:val="single" w:sz="4" w:color="E2E8F0"/>
-              <w:bottom w:val="single" w:sz="4" w:color="E2E8F0"/>
-              <w:right w:val="single" w:sz="4" w:color="E2E8F0"/>
-              <w:insideH w:val="single" w:sz="4" w:color="E2E8F0"/>
-              <w:insideV w:val="single" w:sz="4" w:color="E2E8F0"/>
-            </w:tcBorders>
-          </w:tcPr>
-          <w:p>
-            <w:r>
-              <w:rPr>
-                <w:color w:val="1E293B"/>
-                <w:sz w:val="18"/>
-              </w:rPr>
-              <w:t>String</w:t>
-            </w:r>
-          </w:p>
-        </w:tc>
-        <w:tc>
-          <w:tcPr>
-            <w:tcW w:type="dxa" w:w="1984"/>
-            <w:shd w:val="clear" w:color="auto" w:fill="F8FAFC"/>
-            <w:tcBorders>
-              <w:top w:val="single" w:sz="4" w:color="E2E8F0"/>
-              <w:left w:val="single" w:sz="4" w:color="E2E8F0"/>
-              <w:bottom w:val="single" w:sz="4" w:color="E2E8F0"/>
-              <w:right w:val="single" w:sz="4" w:color="E2E8F0"/>
-              <w:insideH w:val="single" w:sz="4" w:color="E2E8F0"/>
-              <w:insideV w:val="single" w:sz="4" w:color="E2E8F0"/>
-            </w:tcBorders>
-          </w:tcPr>
-          <w:p>
-            <w:r>
-              <w:rPr>
-                <w:color w:val="1E293B"/>
-                <w:sz w:val="18"/>
-              </w:rPr>
-              <w:t>''</w:t>
-            </w:r>
-          </w:p>
-        </w:tc>
-        <w:tc>
-          <w:tcPr>
-            <w:tcW w:type="dxa" w:w="4535"/>
-            <w:shd w:val="clear" w:color="auto" w:fill="F8FAFC"/>
-            <w:tcBorders>
-              <w:top w:val="single" w:sz="4" w:color="E2E8F0"/>
-              <w:left w:val="single" w:sz="4" w:color="E2E8F0"/>
-              <w:bottom w:val="single" w:sz="4" w:color="E2E8F0"/>
-              <w:right w:val="single" w:sz="4" w:color="E2E8F0"/>
-              <w:insideH w:val="single" w:sz="4" w:color="E2E8F0"/>
-              <w:insideV w:val="single" w:sz="4" w:color="E2E8F0"/>
-            </w:tcBorders>
-          </w:tcPr>
-          <w:p>
-            <w:r>
-              <w:rPr>
-                <w:color w:val="1E293B"/>
-                <w:sz w:val="18"/>
-              </w:rPr>
-              <w:t>Исключить переменные из скопированной ссылки (через запятую)</w:t>
-            </w:r>
-          </w:p>
-        </w:tc>
-      </w:tr>
-      <w:tr>
-        <w:tc>
-          <w:tcPr>
-            <w:tcW w:type="dxa" w:w="2551"/>
-            <w:shd w:val="clear" w:color="auto" w:fill="FFFFFF"/>
-            <w:tcBorders>
-              <w:top w:val="single" w:sz="4" w:color="E2E8F0"/>
-              <w:left w:val="single" w:sz="4" w:color="E2E8F0"/>
-              <w:bottom w:val="single" w:sz="4" w:color="E2E8F0"/>
-              <w:right w:val="single" w:sz="4" w:color="E2E8F0"/>
-              <w:insideH w:val="single" w:sz="4" w:color="E2E8F0"/>
-              <w:insideV w:val="single" w:sz="4" w:color="E2E8F0"/>
-            </w:tcBorders>
-          </w:tcPr>
-          <w:p>
-            <w:r>
-              <w:rPr>
-                <w:b/>
-                <w:color w:val="2D3A8C"/>
-                <w:sz w:val="18"/>
-              </w:rPr>
-              <w:t>shouldCopyText</w:t>
-            </w:r>
-          </w:p>
-        </w:tc>
-        <w:tc>
-          <w:tcPr>
-            <w:tcW w:type="dxa" w:w="1417"/>
-            <w:shd w:val="clear" w:color="auto" w:fill="FFFFFF"/>
-            <w:tcBorders>
-              <w:top w:val="single" w:sz="4" w:color="E2E8F0"/>
-              <w:left w:val="single" w:sz="4" w:color="E2E8F0"/>
-              <w:bottom w:val="single" w:sz="4" w:color="E2E8F0"/>
-              <w:right w:val="single" w:sz="4" w:color="E2E8F0"/>
-              <w:insideH w:val="single" w:sz="4" w:color="E2E8F0"/>
-              <w:insideV w:val="single" w:sz="4" w:color="E2E8F0"/>
-            </w:tcBorders>
-          </w:tcPr>
-          <w:p>
-            <w:r>
-              <w:rPr>
-                <w:color w:val="1E293B"/>
-                <w:sz w:val="18"/>
-              </w:rPr>
-              <w:t>Boolean</w:t>
-            </w:r>
-          </w:p>
-        </w:tc>
-        <w:tc>
-          <w:tcPr>
-            <w:tcW w:type="dxa" w:w="1984"/>
-            <w:shd w:val="clear" w:color="auto" w:fill="FFFFFF"/>
-            <w:tcBorders>
-              <w:top w:val="single" w:sz="4" w:color="E2E8F0"/>
-              <w:left w:val="single" w:sz="4" w:color="E2E8F0"/>
-              <w:bottom w:val="single" w:sz="4" w:color="E2E8F0"/>
-              <w:right w:val="single" w:sz="4" w:color="E2E8F0"/>
-              <w:insideH w:val="single" w:sz="4" w:color="E2E8F0"/>
-              <w:insideV w:val="single" w:sz="4" w:color="E2E8F0"/>
-            </w:tcBorders>
-          </w:tcPr>
-          <w:p>
-            <w:r>
-              <w:rPr>
-                <w:color w:val="1E293B"/>
-                <w:sz w:val="18"/>
-              </w:rPr>
-              <w:t>false</w:t>
-            </w:r>
-          </w:p>
-        </w:tc>
-        <w:tc>
-          <w:tcPr>
-            <w:tcW w:type="dxa" w:w="4535"/>
-            <w:shd w:val="clear" w:color="auto" w:fill="FFFFFF"/>
-            <w:tcBorders>
-              <w:top w:val="single" w:sz="4" w:color="E2E8F0"/>
-              <w:left w:val="single" w:sz="4" w:color="E2E8F0"/>
-              <w:bottom w:val="single" w:sz="4" w:color="E2E8F0"/>
-              <w:right w:val="single" w:sz="4" w:color="E2E8F0"/>
-              <w:insideH w:val="single" w:sz="4" w:color="E2E8F0"/>
-              <w:insideV w:val="single" w:sz="4" w:color="E2E8F0"/>
-            </w:tcBorders>
-          </w:tcPr>
-          <w:p>
-            <w:r>
-              <w:rPr>
-                <w:color w:val="1E293B"/>
-                <w:sz w:val="18"/>
-              </w:rPr>
-              <w:t>Копировать текст из поля `textToCopy` в буфер</w:t>
-            </w:r>
-          </w:p>
-        </w:tc>
-      </w:tr>
-      <w:tr>
-        <w:tc>
-          <w:tcPr>
-            <w:tcW w:type="dxa" w:w="2551"/>
-            <w:shd w:val="clear" w:color="auto" w:fill="F8FAFC"/>
-            <w:tcBorders>
-              <w:top w:val="single" w:sz="4" w:color="E2E8F0"/>
-              <w:left w:val="single" w:sz="4" w:color="E2E8F0"/>
-              <w:bottom w:val="single" w:sz="4" w:color="E2E8F0"/>
-              <w:right w:val="single" w:sz="4" w:color="E2E8F0"/>
-              <w:insideH w:val="single" w:sz="4" w:color="E2E8F0"/>
-              <w:insideV w:val="single" w:sz="4" w:color="E2E8F0"/>
-            </w:tcBorders>
-          </w:tcPr>
-          <w:p>
-            <w:r>
-              <w:rPr>
-                <w:b/>
-                <w:color w:val="2D3A8C"/>
-                <w:sz w:val="18"/>
-              </w:rPr>
-              <w:t>textToCopy</w:t>
-            </w:r>
-          </w:p>
-        </w:tc>
-        <w:tc>
-          <w:tcPr>
-            <w:tcW w:type="dxa" w:w="1417"/>
-            <w:shd w:val="clear" w:color="auto" w:fill="F8FAFC"/>
-            <w:tcBorders>
-              <w:top w:val="single" w:sz="4" w:color="E2E8F0"/>
-              <w:left w:val="single" w:sz="4" w:color="E2E8F0"/>
-              <w:bottom w:val="single" w:sz="4" w:color="E2E8F0"/>
-              <w:right w:val="single" w:sz="4" w:color="E2E8F0"/>
-              <w:insideH w:val="single" w:sz="4" w:color="E2E8F0"/>
-              <w:insideV w:val="single" w:sz="4" w:color="E2E8F0"/>
-            </w:tcBorders>
-          </w:tcPr>
-          <w:p>
-            <w:r>
-              <w:rPr>
-                <w:color w:val="1E293B"/>
-                <w:sz w:val="18"/>
-              </w:rPr>
-              <w:t>String</w:t>
-            </w:r>
-          </w:p>
-        </w:tc>
-        <w:tc>
-          <w:tcPr>
-            <w:tcW w:type="dxa" w:w="1984"/>
-            <w:shd w:val="clear" w:color="auto" w:fill="F8FAFC"/>
-            <w:tcBorders>
-              <w:top w:val="single" w:sz="4" w:color="E2E8F0"/>
-              <w:left w:val="single" w:sz="4" w:color="E2E8F0"/>
-              <w:bottom w:val="single" w:sz="4" w:color="E2E8F0"/>
-              <w:right w:val="single" w:sz="4" w:color="E2E8F0"/>
-              <w:insideH w:val="single" w:sz="4" w:color="E2E8F0"/>
-              <w:insideV w:val="single" w:sz="4" w:color="E2E8F0"/>
-            </w:tcBorders>
-          </w:tcPr>
-          <w:p>
-            <w:r>
-              <w:rPr>
-                <w:color w:val="1E293B"/>
-                <w:sz w:val="18"/>
-              </w:rPr>
-              <w:t>''</w:t>
-            </w:r>
-          </w:p>
-        </w:tc>
-        <w:tc>
-          <w:tcPr>
-            <w:tcW w:type="dxa" w:w="4535"/>
-            <w:shd w:val="clear" w:color="auto" w:fill="F8FAFC"/>
-            <w:tcBorders>
-              <w:top w:val="single" w:sz="4" w:color="E2E8F0"/>
-              <w:left w:val="single" w:sz="4" w:color="E2E8F0"/>
-              <w:bottom w:val="single" w:sz="4" w:color="E2E8F0"/>
-              <w:right w:val="single" w:sz="4" w:color="E2E8F0"/>
-              <w:insideH w:val="single" w:sz="4" w:color="E2E8F0"/>
-              <w:insideV w:val="single" w:sz="4" w:color="E2E8F0"/>
-            </w:tcBorders>
-          </w:tcPr>
-          <w:p>
-            <w:r>
-              <w:rPr>
-                <w:color w:val="1E293B"/>
-                <w:sz w:val="18"/>
-              </w:rPr>
-              <w:t>Текст для копирования в буфер обмена</w:t>
-            </w:r>
-          </w:p>
-        </w:tc>
-      </w:tr>
-      <w:tr>
-        <w:tc>
-          <w:tcPr>
-            <w:tcW w:type="dxa" w:w="2551"/>
-            <w:shd w:val="clear" w:color="auto" w:fill="FFFFFF"/>
-            <w:tcBorders>
-              <w:top w:val="single" w:sz="4" w:color="E2E8F0"/>
-              <w:left w:val="single" w:sz="4" w:color="E2E8F0"/>
-              <w:bottom w:val="single" w:sz="4" w:color="E2E8F0"/>
-              <w:right w:val="single" w:sz="4" w:color="E2E8F0"/>
-              <w:insideH w:val="single" w:sz="4" w:color="E2E8F0"/>
-              <w:insideV w:val="single" w:sz="4" w:color="E2E8F0"/>
-            </w:tcBorders>
-          </w:tcPr>
-          <w:p>
-            <w:r>
-              <w:rPr>
-                <w:b/>
-                <w:color w:val="2D3A8C"/>
-                <w:sz w:val="18"/>
-              </w:rPr>
-              <w:t>cutParams</w:t>
-            </w:r>
-          </w:p>
-        </w:tc>
-        <w:tc>
-          <w:tcPr>
-            <w:tcW w:type="dxa" w:w="1417"/>
-            <w:shd w:val="clear" w:color="auto" w:fill="FFFFFF"/>
-            <w:tcBorders>
-              <w:top w:val="single" w:sz="4" w:color="E2E8F0"/>
-              <w:left w:val="single" w:sz="4" w:color="E2E8F0"/>
-              <w:bottom w:val="single" w:sz="4" w:color="E2E8F0"/>
-              <w:right w:val="single" w:sz="4" w:color="E2E8F0"/>
-              <w:insideH w:val="single" w:sz="4" w:color="E2E8F0"/>
-              <w:insideV w:val="single" w:sz="4" w:color="E2E8F0"/>
-            </w:tcBorders>
-          </w:tcPr>
-          <w:p>
-            <w:r>
-              <w:rPr>
-                <w:color w:val="1E293B"/>
-                <w:sz w:val="18"/>
-              </w:rPr>
-              <w:t>Array</w:t>
-            </w:r>
-          </w:p>
-        </w:tc>
-        <w:tc>
-          <w:tcPr>
-            <w:tcW w:type="dxa" w:w="1984"/>
-            <w:shd w:val="clear" w:color="auto" w:fill="FFFFFF"/>
-            <w:tcBorders>
-              <w:top w:val="single" w:sz="4" w:color="E2E8F0"/>
-              <w:left w:val="single" w:sz="4" w:color="E2E8F0"/>
-              <w:bottom w:val="single" w:sz="4" w:color="E2E8F0"/>
-              <w:right w:val="single" w:sz="4" w:color="E2E8F0"/>
-              <w:insideH w:val="single" w:sz="4" w:color="E2E8F0"/>
-              <w:insideV w:val="single" w:sz="4" w:color="E2E8F0"/>
-            </w:tcBorders>
-          </w:tcPr>
-          <w:p>
-            <w:r>
-              <w:rPr>
-                <w:color w:val="1E293B"/>
-                <w:sz w:val="18"/>
-              </w:rPr>
-              <w:t>[]</w:t>
-            </w:r>
-          </w:p>
-        </w:tc>
-        <w:tc>
-          <w:tcPr>
-            <w:tcW w:type="dxa" w:w="4535"/>
-            <w:shd w:val="clear" w:color="auto" w:fill="FFFFFF"/>
-            <w:tcBorders>
-              <w:top w:val="single" w:sz="4" w:color="E2E8F0"/>
-              <w:left w:val="single" w:sz="4" w:color="E2E8F0"/>
-              <w:bottom w:val="single" w:sz="4" w:color="E2E8F0"/>
-              <w:right w:val="single" w:sz="4" w:color="E2E8F0"/>
-              <w:insideH w:val="single" w:sz="4" w:color="E2E8F0"/>
-              <w:insideV w:val="single" w:sz="4" w:color="E2E8F0"/>
-            </w:tcBorders>
-          </w:tcPr>
-          <w:p>
-            <w:r>
-              <w:rPr>
-                <w:color w:val="1E293B"/>
-                <w:sz w:val="18"/>
-              </w:rPr>
-              <w:t>Параметры URL, которые нужно убрать при переходе</w:t>
-            </w:r>
-          </w:p>
-        </w:tc>
-      </w:tr>
-      <w:tr>
-        <w:tc>
-          <w:tcPr>
-            <w:tcW w:type="dxa" w:w="2551"/>
-            <w:shd w:val="clear" w:color="auto" w:fill="F8FAFC"/>
-            <w:tcBorders>
-              <w:top w:val="single" w:sz="4" w:color="E2E8F0"/>
-              <w:left w:val="single" w:sz="4" w:color="E2E8F0"/>
-              <w:bottom w:val="single" w:sz="4" w:color="E2E8F0"/>
-              <w:right w:val="single" w:sz="4" w:color="E2E8F0"/>
-              <w:insideH w:val="single" w:sz="4" w:color="E2E8F0"/>
-              <w:insideV w:val="single" w:sz="4" w:color="E2E8F0"/>
-            </w:tcBorders>
-          </w:tcPr>
-          <w:p>
-            <w:r>
-              <w:rPr>
-                <w:b/>
-                <w:color w:val="2D3A8C"/>
-                <w:sz w:val="18"/>
-              </w:rPr>
-              <w:t>filters</w:t>
-            </w:r>
-          </w:p>
-        </w:tc>
-        <w:tc>
-          <w:tcPr>
-            <w:tcW w:type="dxa" w:w="1417"/>
-            <w:shd w:val="clear" w:color="auto" w:fill="F8FAFC"/>
-            <w:tcBorders>
-              <w:top w:val="single" w:sz="4" w:color="E2E8F0"/>
-              <w:left w:val="single" w:sz="4" w:color="E2E8F0"/>
-              <w:bottom w:val="single" w:sz="4" w:color="E2E8F0"/>
-              <w:right w:val="single" w:sz="4" w:color="E2E8F0"/>
-              <w:insideH w:val="single" w:sz="4" w:color="E2E8F0"/>
-              <w:insideV w:val="single" w:sz="4" w:color="E2E8F0"/>
-            </w:tcBorders>
-          </w:tcPr>
-          <w:p>
-            <w:r>
-              <w:rPr>
-                <w:color w:val="1E293B"/>
-                <w:sz w:val="18"/>
-              </w:rPr>
-              <w:t>Array</w:t>
-            </w:r>
-          </w:p>
-        </w:tc>
-        <w:tc>
-          <w:tcPr>
-            <w:tcW w:type="dxa" w:w="1984"/>
-            <w:shd w:val="clear" w:color="auto" w:fill="F8FAFC"/>
-            <w:tcBorders>
-              <w:top w:val="single" w:sz="4" w:color="E2E8F0"/>
-              <w:left w:val="single" w:sz="4" w:color="E2E8F0"/>
-              <w:bottom w:val="single" w:sz="4" w:color="E2E8F0"/>
-              <w:right w:val="single" w:sz="4" w:color="E2E8F0"/>
-              <w:insideH w:val="single" w:sz="4" w:color="E2E8F0"/>
-              <w:insideV w:val="single" w:sz="4" w:color="E2E8F0"/>
-            </w:tcBorders>
-          </w:tcPr>
-          <w:p>
-            <w:r>
-              <w:rPr>
-                <w:color w:val="1E293B"/>
-                <w:sz w:val="18"/>
-              </w:rPr>
-              <w:t>[]</w:t>
-            </w:r>
-          </w:p>
-        </w:tc>
-        <w:tc>
-          <w:tcPr>
-            <w:tcW w:type="dxa" w:w="4535"/>
-            <w:shd w:val="clear" w:color="auto" w:fill="F8FAFC"/>
-            <w:tcBorders>
-              <w:top w:val="single" w:sz="4" w:color="E2E8F0"/>
-              <w:left w:val="single" w:sz="4" w:color="E2E8F0"/>
-              <w:bottom w:val="single" w:sz="4" w:color="E2E8F0"/>
-              <w:right w:val="single" w:sz="4" w:color="E2E8F0"/>
-              <w:insideH w:val="single" w:sz="4" w:color="E2E8F0"/>
-              <w:insideV w:val="single" w:sz="4" w:color="E2E8F0"/>
-            </w:tcBorders>
-          </w:tcPr>
-          <w:p>
-            <w:r>
-              <w:rPr>
-                <w:color w:val="1E293B"/>
-                <w:sz w:val="18"/>
-              </w:rPr>
-              <w:t>Фильтры, передаваемые при переходе</w:t>
-            </w:r>
-          </w:p>
-        </w:tc>
-      </w:tr>
-      <w:tr>
-        <w:tc>
-          <w:tcPr>
-            <w:tcW w:type="dxa" w:w="2551"/>
-            <w:shd w:val="clear" w:color="auto" w:fill="FFFFFF"/>
-            <w:tcBorders>
-              <w:top w:val="single" w:sz="4" w:color="E2E8F0"/>
-              <w:left w:val="single" w:sz="4" w:color="E2E8F0"/>
-              <w:bottom w:val="single" w:sz="4" w:color="E2E8F0"/>
-              <w:right w:val="single" w:sz="4" w:color="E2E8F0"/>
-              <w:insideH w:val="single" w:sz="4" w:color="E2E8F0"/>
-              <w:insideV w:val="single" w:sz="4" w:color="E2E8F0"/>
-            </w:tcBorders>
-          </w:tcPr>
-          <w:p>
-            <w:r>
-              <w:rPr>
-                <w:b/>
-                <w:color w:val="2D3A8C"/>
-                <w:sz w:val="18"/>
-              </w:rPr>
-              <w:t>hasClassName</w:t>
-            </w:r>
-          </w:p>
-        </w:tc>
-        <w:tc>
-          <w:tcPr>
-            <w:tcW w:type="dxa" w:w="1417"/>
-            <w:shd w:val="clear" w:color="auto" w:fill="FFFFFF"/>
-            <w:tcBorders>
-              <w:top w:val="single" w:sz="4" w:color="E2E8F0"/>
-              <w:left w:val="single" w:sz="4" w:color="E2E8F0"/>
-              <w:bottom w:val="single" w:sz="4" w:color="E2E8F0"/>
-              <w:right w:val="single" w:sz="4" w:color="E2E8F0"/>
-              <w:insideH w:val="single" w:sz="4" w:color="E2E8F0"/>
-              <w:insideV w:val="single" w:sz="4" w:color="E2E8F0"/>
-            </w:tcBorders>
-          </w:tcPr>
-          <w:p>
-            <w:r>
-              <w:rPr>
-                <w:color w:val="1E293B"/>
-                <w:sz w:val="18"/>
-              </w:rPr>
-              <w:t>String</w:t>
-            </w:r>
-          </w:p>
-        </w:tc>
-        <w:tc>
-          <w:tcPr>
-            <w:tcW w:type="dxa" w:w="1984"/>
-            <w:shd w:val="clear" w:color="auto" w:fill="FFFFFF"/>
-            <w:tcBorders>
-              <w:top w:val="single" w:sz="4" w:color="E2E8F0"/>
-              <w:left w:val="single" w:sz="4" w:color="E2E8F0"/>
-              <w:bottom w:val="single" w:sz="4" w:color="E2E8F0"/>
-              <w:right w:val="single" w:sz="4" w:color="E2E8F0"/>
-              <w:insideH w:val="single" w:sz="4" w:color="E2E8F0"/>
-              <w:insideV w:val="single" w:sz="4" w:color="E2E8F0"/>
-            </w:tcBorders>
-          </w:tcPr>
-          <w:p>
-            <w:r>
-              <w:rPr>
-                <w:color w:val="1E293B"/>
-                <w:sz w:val="18"/>
-              </w:rPr>
-              <w:t>''</w:t>
-            </w:r>
-          </w:p>
-        </w:tc>
-        <w:tc>
-          <w:tcPr>
-            <w:tcW w:type="dxa" w:w="4535"/>
-            <w:shd w:val="clear" w:color="auto" w:fill="FFFFFF"/>
-            <w:tcBorders>
-              <w:top w:val="single" w:sz="4" w:color="E2E8F0"/>
-              <w:left w:val="single" w:sz="4" w:color="E2E8F0"/>
-              <w:bottom w:val="single" w:sz="4" w:color="E2E8F0"/>
-              <w:right w:val="single" w:sz="4" w:color="E2E8F0"/>
-              <w:insideH w:val="single" w:sz="4" w:color="E2E8F0"/>
-              <w:insideV w:val="single" w:sz="4" w:color="E2E8F0"/>
-            </w:tcBorders>
-          </w:tcPr>
-          <w:p>
-            <w:r>
-              <w:rPr>
-                <w:color w:val="1E293B"/>
-                <w:sz w:val="18"/>
-              </w:rPr>
-              <w:t>CSS-класс, применяемый к элементу :has() при клике</w:t>
-            </w:r>
-          </w:p>
-        </w:tc>
-      </w:tr>
-    </w:tbl>
-    <w:p/>
     <w:p>
+      <w:pPr>
+        <w:spacing w:after="40"/>
+      </w:pPr>
       <w:r>
         <w:rPr>
-          <w:b/>
-          <w:color w:val="1E293B"/>
-          <w:sz w:val="22"/>
+          <w:sz w:val="21"/>
         </w:rPr>
-        <w:t>Текст и иконки</w:t>
+        <w:t>Два редактора CSS: один для обычного состояния кнопки, второй — для состояния при наведении курсора. Кнопка «Заполнить текущими» подтягивает стили из панели «Стили» в редактор.</w:t>
       </w:r>
     </w:p>
-    <w:tbl>
-      <w:tblPr>
-        <w:tblW w:type="auto" w:w="0"/>
-        <w:jc w:val="left"/>
-        <w:tblLook w:firstColumn="1" w:firstRow="1" w:lastColumn="0" w:lastRow="0" w:noHBand="0" w:noVBand="1" w:val="04A0"/>
-      </w:tblPr>
-      <w:tblGrid>
-        <w:gridCol w:w="2351"/>
-        <w:gridCol w:w="2351"/>
-        <w:gridCol w:w="2351"/>
-        <w:gridCol w:w="2351"/>
-      </w:tblGrid>
-      <w:tr>
-        <w:tc>
-          <w:tcPr>
-            <w:tcW w:type="dxa" w:w="2551"/>
-            <w:shd w:val="clear" w:color="auto" w:fill="4F6AFF"/>
-            <w:tcBorders>
-              <w:top w:val="single" w:sz="4" w:color="3A56F0"/>
-              <w:left w:val="single" w:sz="4" w:color="3A56F0"/>
-              <w:bottom w:val="single" w:sz="4" w:color="3A56F0"/>
-              <w:right w:val="single" w:sz="4" w:color="3A56F0"/>
-              <w:insideH w:val="single" w:sz="4" w:color="3A56F0"/>
-              <w:insideV w:val="single" w:sz="4" w:color="3A56F0"/>
-            </w:tcBorders>
-          </w:tcPr>
-          <w:p>
-            <w:pPr>
-              <w:jc w:val="left"/>
-            </w:pPr>
-            <w:r>
-              <w:rPr>
-                <w:b/>
-                <w:color w:val="FFFFFF"/>
-                <w:sz w:val="18"/>
-              </w:rPr>
-              <w:t>Параметр</w:t>
-            </w:r>
-          </w:p>
-        </w:tc>
-        <w:tc>
-          <w:tcPr>
-            <w:tcW w:type="dxa" w:w="1417"/>
-            <w:shd w:val="clear" w:color="auto" w:fill="4F6AFF"/>
-            <w:tcBorders>
-              <w:top w:val="single" w:sz="4" w:color="3A56F0"/>
-              <w:left w:val="single" w:sz="4" w:color="3A56F0"/>
-              <w:bottom w:val="single" w:sz="4" w:color="3A56F0"/>
-              <w:right w:val="single" w:sz="4" w:color="3A56F0"/>
-              <w:insideH w:val="single" w:sz="4" w:color="3A56F0"/>
-              <w:insideV w:val="single" w:sz="4" w:color="3A56F0"/>
-            </w:tcBorders>
-          </w:tcPr>
-          <w:p>
-            <w:pPr>
-              <w:jc w:val="left"/>
-            </w:pPr>
-            <w:r>
-              <w:rPr>
-                <w:b/>
-                <w:color w:val="FFFFFF"/>
-                <w:sz w:val="18"/>
-              </w:rPr>
-              <w:t>Тип</w:t>
-            </w:r>
-          </w:p>
-        </w:tc>
-        <w:tc>
-          <w:tcPr>
-            <w:tcW w:type="dxa" w:w="1984"/>
-            <w:shd w:val="clear" w:color="auto" w:fill="4F6AFF"/>
-            <w:tcBorders>
-              <w:top w:val="single" w:sz="4" w:color="3A56F0"/>
-              <w:left w:val="single" w:sz="4" w:color="3A56F0"/>
-              <w:bottom w:val="single" w:sz="4" w:color="3A56F0"/>
-              <w:right w:val="single" w:sz="4" w:color="3A56F0"/>
-              <w:insideH w:val="single" w:sz="4" w:color="3A56F0"/>
-              <w:insideV w:val="single" w:sz="4" w:color="3A56F0"/>
-            </w:tcBorders>
-          </w:tcPr>
-          <w:p>
-            <w:pPr>
-              <w:jc w:val="left"/>
-            </w:pPr>
-            <w:r>
-              <w:rPr>
-                <w:b/>
-                <w:color w:val="FFFFFF"/>
-                <w:sz w:val="18"/>
-              </w:rPr>
-              <w:t>Умолчание</w:t>
-            </w:r>
-          </w:p>
-        </w:tc>
-        <w:tc>
-          <w:tcPr>
-            <w:tcW w:type="dxa" w:w="4535"/>
-            <w:shd w:val="clear" w:color="auto" w:fill="4F6AFF"/>
-            <w:tcBorders>
-              <w:top w:val="single" w:sz="4" w:color="3A56F0"/>
-              <w:left w:val="single" w:sz="4" w:color="3A56F0"/>
-              <w:bottom w:val="single" w:sz="4" w:color="3A56F0"/>
-              <w:right w:val="single" w:sz="4" w:color="3A56F0"/>
-              <w:insideH w:val="single" w:sz="4" w:color="3A56F0"/>
-              <w:insideV w:val="single" w:sz="4" w:color="3A56F0"/>
-            </w:tcBorders>
-          </w:tcPr>
-          <w:p>
-            <w:pPr>
-              <w:jc w:val="left"/>
-            </w:pPr>
-            <w:r>
-              <w:rPr>
-                <w:b/>
-                <w:color w:val="FFFFFF"/>
-                <w:sz w:val="18"/>
-              </w:rPr>
-              <w:t>Описание</w:t>
-            </w:r>
-          </w:p>
-        </w:tc>
-      </w:tr>
-      <w:tr>
-        <w:tc>
-          <w:tcPr>
-            <w:tcW w:type="dxa" w:w="2551"/>
-            <w:shd w:val="clear" w:color="auto" w:fill="FFFFFF"/>
-            <w:tcBorders>
-              <w:top w:val="single" w:sz="4" w:color="E2E8F0"/>
-              <w:left w:val="single" w:sz="4" w:color="E2E8F0"/>
-              <w:bottom w:val="single" w:sz="4" w:color="E2E8F0"/>
-              <w:right w:val="single" w:sz="4" w:color="E2E8F0"/>
-              <w:insideH w:val="single" w:sz="4" w:color="E2E8F0"/>
-              <w:insideV w:val="single" w:sz="4" w:color="E2E8F0"/>
-            </w:tcBorders>
-          </w:tcPr>
-          <w:p>
-            <w:r>
-              <w:rPr>
-                <w:b/>
-                <w:color w:val="2D3A8C"/>
-                <w:sz w:val="18"/>
-              </w:rPr>
-              <w:t>btnShowText</w:t>
-            </w:r>
-          </w:p>
-        </w:tc>
-        <w:tc>
-          <w:tcPr>
-            <w:tcW w:type="dxa" w:w="1417"/>
-            <w:shd w:val="clear" w:color="auto" w:fill="FFFFFF"/>
-            <w:tcBorders>
-              <w:top w:val="single" w:sz="4" w:color="E2E8F0"/>
-              <w:left w:val="single" w:sz="4" w:color="E2E8F0"/>
-              <w:bottom w:val="single" w:sz="4" w:color="E2E8F0"/>
-              <w:right w:val="single" w:sz="4" w:color="E2E8F0"/>
-              <w:insideH w:val="single" w:sz="4" w:color="E2E8F0"/>
-              <w:insideV w:val="single" w:sz="4" w:color="E2E8F0"/>
-            </w:tcBorders>
-          </w:tcPr>
-          <w:p>
-            <w:r>
-              <w:rPr>
-                <w:color w:val="1E293B"/>
-                <w:sz w:val="18"/>
-              </w:rPr>
-              <w:t>Boolean</w:t>
-            </w:r>
-          </w:p>
-        </w:tc>
-        <w:tc>
-          <w:tcPr>
-            <w:tcW w:type="dxa" w:w="1984"/>
-            <w:shd w:val="clear" w:color="auto" w:fill="FFFFFF"/>
-            <w:tcBorders>
-              <w:top w:val="single" w:sz="4" w:color="E2E8F0"/>
-              <w:left w:val="single" w:sz="4" w:color="E2E8F0"/>
-              <w:bottom w:val="single" w:sz="4" w:color="E2E8F0"/>
-              <w:right w:val="single" w:sz="4" w:color="E2E8F0"/>
-              <w:insideH w:val="single" w:sz="4" w:color="E2E8F0"/>
-              <w:insideV w:val="single" w:sz="4" w:color="E2E8F0"/>
-            </w:tcBorders>
-          </w:tcPr>
-          <w:p>
-            <w:r>
-              <w:rPr>
-                <w:color w:val="1E293B"/>
-                <w:sz w:val="18"/>
-              </w:rPr>
-              <w:t>true</w:t>
-            </w:r>
-          </w:p>
-        </w:tc>
-        <w:tc>
-          <w:tcPr>
-            <w:tcW w:type="dxa" w:w="4535"/>
-            <w:shd w:val="clear" w:color="auto" w:fill="FFFFFF"/>
-            <w:tcBorders>
-              <w:top w:val="single" w:sz="4" w:color="E2E8F0"/>
-              <w:left w:val="single" w:sz="4" w:color="E2E8F0"/>
-              <w:bottom w:val="single" w:sz="4" w:color="E2E8F0"/>
-              <w:right w:val="single" w:sz="4" w:color="E2E8F0"/>
-              <w:insideH w:val="single" w:sz="4" w:color="E2E8F0"/>
-              <w:insideV w:val="single" w:sz="4" w:color="E2E8F0"/>
-            </w:tcBorders>
-          </w:tcPr>
-          <w:p>
-            <w:r>
-              <w:rPr>
-                <w:color w:val="1E293B"/>
-                <w:sz w:val="18"/>
-              </w:rPr>
-              <w:t>Показывать подпись кнопки</w:t>
-            </w:r>
-          </w:p>
-        </w:tc>
-      </w:tr>
-      <w:tr>
-        <w:tc>
-          <w:tcPr>
-            <w:tcW w:type="dxa" w:w="2551"/>
-            <w:shd w:val="clear" w:color="auto" w:fill="F8FAFC"/>
-            <w:tcBorders>
-              <w:top w:val="single" w:sz="4" w:color="E2E8F0"/>
-              <w:left w:val="single" w:sz="4" w:color="E2E8F0"/>
-              <w:bottom w:val="single" w:sz="4" w:color="E2E8F0"/>
-              <w:right w:val="single" w:sz="4" w:color="E2E8F0"/>
-              <w:insideH w:val="single" w:sz="4" w:color="E2E8F0"/>
-              <w:insideV w:val="single" w:sz="4" w:color="E2E8F0"/>
-            </w:tcBorders>
-          </w:tcPr>
-          <w:p>
-            <w:r>
-              <w:rPr>
-                <w:b/>
-                <w:color w:val="2D3A8C"/>
-                <w:sz w:val="18"/>
-              </w:rPr>
-              <w:t>btnText</w:t>
-            </w:r>
-          </w:p>
-        </w:tc>
-        <w:tc>
-          <w:tcPr>
-            <w:tcW w:type="dxa" w:w="1417"/>
-            <w:shd w:val="clear" w:color="auto" w:fill="F8FAFC"/>
-            <w:tcBorders>
-              <w:top w:val="single" w:sz="4" w:color="E2E8F0"/>
-              <w:left w:val="single" w:sz="4" w:color="E2E8F0"/>
-              <w:bottom w:val="single" w:sz="4" w:color="E2E8F0"/>
-              <w:right w:val="single" w:sz="4" w:color="E2E8F0"/>
-              <w:insideH w:val="single" w:sz="4" w:color="E2E8F0"/>
-              <w:insideV w:val="single" w:sz="4" w:color="E2E8F0"/>
-            </w:tcBorders>
-          </w:tcPr>
-          <w:p>
-            <w:r>
-              <w:rPr>
-                <w:color w:val="1E293B"/>
-                <w:sz w:val="18"/>
-              </w:rPr>
-              <w:t>String</w:t>
-            </w:r>
-          </w:p>
-        </w:tc>
-        <w:tc>
-          <w:tcPr>
-            <w:tcW w:type="dxa" w:w="1984"/>
-            <w:shd w:val="clear" w:color="auto" w:fill="F8FAFC"/>
-            <w:tcBorders>
-              <w:top w:val="single" w:sz="4" w:color="E2E8F0"/>
-              <w:left w:val="single" w:sz="4" w:color="E2E8F0"/>
-              <w:bottom w:val="single" w:sz="4" w:color="E2E8F0"/>
-              <w:right w:val="single" w:sz="4" w:color="E2E8F0"/>
-              <w:insideH w:val="single" w:sz="4" w:color="E2E8F0"/>
-              <w:insideV w:val="single" w:sz="4" w:color="E2E8F0"/>
-            </w:tcBorders>
-          </w:tcPr>
-          <w:p>
-            <w:r>
-              <w:rPr>
-                <w:color w:val="1E293B"/>
-                <w:sz w:val="18"/>
-              </w:rPr>
-              <w:t>'Подробнее'</w:t>
-            </w:r>
-          </w:p>
-        </w:tc>
-        <w:tc>
-          <w:tcPr>
-            <w:tcW w:type="dxa" w:w="4535"/>
-            <w:shd w:val="clear" w:color="auto" w:fill="F8FAFC"/>
-            <w:tcBorders>
-              <w:top w:val="single" w:sz="4" w:color="E2E8F0"/>
-              <w:left w:val="single" w:sz="4" w:color="E2E8F0"/>
-              <w:bottom w:val="single" w:sz="4" w:color="E2E8F0"/>
-              <w:right w:val="single" w:sz="4" w:color="E2E8F0"/>
-              <w:insideH w:val="single" w:sz="4" w:color="E2E8F0"/>
-              <w:insideV w:val="single" w:sz="4" w:color="E2E8F0"/>
-            </w:tcBorders>
-          </w:tcPr>
-          <w:p>
-            <w:r>
-              <w:rPr>
-                <w:color w:val="1E293B"/>
-                <w:sz w:val="18"/>
-              </w:rPr>
-              <w:t>Текст кнопки</w:t>
-            </w:r>
-          </w:p>
-        </w:tc>
-      </w:tr>
-      <w:tr>
-        <w:tc>
-          <w:tcPr>
-            <w:tcW w:type="dxa" w:w="2551"/>
-            <w:shd w:val="clear" w:color="auto" w:fill="FFFFFF"/>
-            <w:tcBorders>
-              <w:top w:val="single" w:sz="4" w:color="E2E8F0"/>
-              <w:left w:val="single" w:sz="4" w:color="E2E8F0"/>
-              <w:bottom w:val="single" w:sz="4" w:color="E2E8F0"/>
-              <w:right w:val="single" w:sz="4" w:color="E2E8F0"/>
-              <w:insideH w:val="single" w:sz="4" w:color="E2E8F0"/>
-              <w:insideV w:val="single" w:sz="4" w:color="E2E8F0"/>
-            </w:tcBorders>
-          </w:tcPr>
-          <w:p>
-            <w:r>
-              <w:rPr>
-                <w:b/>
-                <w:color w:val="2D3A8C"/>
-                <w:sz w:val="18"/>
-              </w:rPr>
-              <w:t>btnIconLeft</w:t>
-            </w:r>
-          </w:p>
-        </w:tc>
-        <w:tc>
-          <w:tcPr>
-            <w:tcW w:type="dxa" w:w="1417"/>
-            <w:shd w:val="clear" w:color="auto" w:fill="FFFFFF"/>
-            <w:tcBorders>
-              <w:top w:val="single" w:sz="4" w:color="E2E8F0"/>
-              <w:left w:val="single" w:sz="4" w:color="E2E8F0"/>
-              <w:bottom w:val="single" w:sz="4" w:color="E2E8F0"/>
-              <w:right w:val="single" w:sz="4" w:color="E2E8F0"/>
-              <w:insideH w:val="single" w:sz="4" w:color="E2E8F0"/>
-              <w:insideV w:val="single" w:sz="4" w:color="E2E8F0"/>
-            </w:tcBorders>
-          </w:tcPr>
-          <w:p>
-            <w:r>
-              <w:rPr>
-                <w:color w:val="1E293B"/>
-                <w:sz w:val="18"/>
-              </w:rPr>
-              <w:t>String</w:t>
-            </w:r>
-          </w:p>
-        </w:tc>
-        <w:tc>
-          <w:tcPr>
-            <w:tcW w:type="dxa" w:w="1984"/>
-            <w:shd w:val="clear" w:color="auto" w:fill="FFFFFF"/>
-            <w:tcBorders>
-              <w:top w:val="single" w:sz="4" w:color="E2E8F0"/>
-              <w:left w:val="single" w:sz="4" w:color="E2E8F0"/>
-              <w:bottom w:val="single" w:sz="4" w:color="E2E8F0"/>
-              <w:right w:val="single" w:sz="4" w:color="E2E8F0"/>
-              <w:insideH w:val="single" w:sz="4" w:color="E2E8F0"/>
-              <w:insideV w:val="single" w:sz="4" w:color="E2E8F0"/>
-            </w:tcBorders>
-          </w:tcPr>
-          <w:p>
-            <w:r>
-              <w:rPr>
-                <w:color w:val="1E293B"/>
-                <w:sz w:val="18"/>
-              </w:rPr>
-              <w:t>''</w:t>
-            </w:r>
-          </w:p>
-        </w:tc>
-        <w:tc>
-          <w:tcPr>
-            <w:tcW w:type="dxa" w:w="4535"/>
-            <w:shd w:val="clear" w:color="auto" w:fill="FFFFFF"/>
-            <w:tcBorders>
-              <w:top w:val="single" w:sz="4" w:color="E2E8F0"/>
-              <w:left w:val="single" w:sz="4" w:color="E2E8F0"/>
-              <w:bottom w:val="single" w:sz="4" w:color="E2E8F0"/>
-              <w:right w:val="single" w:sz="4" w:color="E2E8F0"/>
-              <w:insideH w:val="single" w:sz="4" w:color="E2E8F0"/>
-              <w:insideV w:val="single" w:sz="4" w:color="E2E8F0"/>
-            </w:tcBorders>
-          </w:tcPr>
-          <w:p>
-            <w:r>
-              <w:rPr>
-                <w:color w:val="1E293B"/>
-                <w:sz w:val="18"/>
-              </w:rPr>
-              <w:t>MDI-иконка слева от текста (имя без префикса mdi-)</w:t>
-            </w:r>
-          </w:p>
-        </w:tc>
-      </w:tr>
-      <w:tr>
-        <w:tc>
-          <w:tcPr>
-            <w:tcW w:type="dxa" w:w="2551"/>
-            <w:shd w:val="clear" w:color="auto" w:fill="F8FAFC"/>
-            <w:tcBorders>
-              <w:top w:val="single" w:sz="4" w:color="E2E8F0"/>
-              <w:left w:val="single" w:sz="4" w:color="E2E8F0"/>
-              <w:bottom w:val="single" w:sz="4" w:color="E2E8F0"/>
-              <w:right w:val="single" w:sz="4" w:color="E2E8F0"/>
-              <w:insideH w:val="single" w:sz="4" w:color="E2E8F0"/>
-              <w:insideV w:val="single" w:sz="4" w:color="E2E8F0"/>
-            </w:tcBorders>
-          </w:tcPr>
-          <w:p>
-            <w:r>
-              <w:rPr>
-                <w:b/>
-                <w:color w:val="2D3A8C"/>
-                <w:sz w:val="18"/>
-              </w:rPr>
-              <w:t>btnIconRight</w:t>
-            </w:r>
-          </w:p>
-        </w:tc>
-        <w:tc>
-          <w:tcPr>
-            <w:tcW w:type="dxa" w:w="1417"/>
-            <w:shd w:val="clear" w:color="auto" w:fill="F8FAFC"/>
-            <w:tcBorders>
-              <w:top w:val="single" w:sz="4" w:color="E2E8F0"/>
-              <w:left w:val="single" w:sz="4" w:color="E2E8F0"/>
-              <w:bottom w:val="single" w:sz="4" w:color="E2E8F0"/>
-              <w:right w:val="single" w:sz="4" w:color="E2E8F0"/>
-              <w:insideH w:val="single" w:sz="4" w:color="E2E8F0"/>
-              <w:insideV w:val="single" w:sz="4" w:color="E2E8F0"/>
-            </w:tcBorders>
-          </w:tcPr>
-          <w:p>
-            <w:r>
-              <w:rPr>
-                <w:color w:val="1E293B"/>
-                <w:sz w:val="18"/>
-              </w:rPr>
-              <w:t>String</w:t>
-            </w:r>
-          </w:p>
-        </w:tc>
-        <w:tc>
-          <w:tcPr>
-            <w:tcW w:type="dxa" w:w="1984"/>
-            <w:shd w:val="clear" w:color="auto" w:fill="F8FAFC"/>
-            <w:tcBorders>
-              <w:top w:val="single" w:sz="4" w:color="E2E8F0"/>
-              <w:left w:val="single" w:sz="4" w:color="E2E8F0"/>
-              <w:bottom w:val="single" w:sz="4" w:color="E2E8F0"/>
-              <w:right w:val="single" w:sz="4" w:color="E2E8F0"/>
-              <w:insideH w:val="single" w:sz="4" w:color="E2E8F0"/>
-              <w:insideV w:val="single" w:sz="4" w:color="E2E8F0"/>
-            </w:tcBorders>
-          </w:tcPr>
-          <w:p>
-            <w:r>
-              <w:rPr>
-                <w:color w:val="1E293B"/>
-                <w:sz w:val="18"/>
-              </w:rPr>
-              <w:t>''</w:t>
-            </w:r>
-          </w:p>
-        </w:tc>
-        <w:tc>
-          <w:tcPr>
-            <w:tcW w:type="dxa" w:w="4535"/>
-            <w:shd w:val="clear" w:color="auto" w:fill="F8FAFC"/>
-            <w:tcBorders>
-              <w:top w:val="single" w:sz="4" w:color="E2E8F0"/>
-              <w:left w:val="single" w:sz="4" w:color="E2E8F0"/>
-              <w:bottom w:val="single" w:sz="4" w:color="E2E8F0"/>
-              <w:right w:val="single" w:sz="4" w:color="E2E8F0"/>
-              <w:insideH w:val="single" w:sz="4" w:color="E2E8F0"/>
-              <w:insideV w:val="single" w:sz="4" w:color="E2E8F0"/>
-            </w:tcBorders>
-          </w:tcPr>
-          <w:p>
-            <w:r>
-              <w:rPr>
-                <w:color w:val="1E293B"/>
-                <w:sz w:val="18"/>
-              </w:rPr>
-              <w:t>MDI-иконка справа от текста</w:t>
-            </w:r>
-          </w:p>
-        </w:tc>
-      </w:tr>
-    </w:tbl>
-    <w:p/>
     <w:p>
+      <w:pPr>
+        <w:spacing w:before="80"/>
+      </w:pPr>
       <w:r>
         <w:rPr>
-          <w:b/>
-          <w:color w:val="1E293B"/>
-          <w:sz w:val="22"/>
+          <w:i/>
+          <w:color w:val="64748B"/>
+          <w:sz w:val="18"/>
         </w:rPr>
-        <w:t>Внешний вид</w:t>
+        <w:t>[Скриншот: Настройка внешнего вида кнопки]</w:t>
       </w:r>
     </w:p>
-    <w:tbl>
-      <w:tblPr>
-        <w:tblW w:type="auto" w:w="0"/>
-        <w:jc w:val="left"/>
-        <w:tblLook w:firstColumn="1" w:firstRow="1" w:lastColumn="0" w:lastRow="0" w:noHBand="0" w:noVBand="1" w:val="04A0"/>
-      </w:tblPr>
-      <w:tblGrid>
-        <w:gridCol w:w="2351"/>
-        <w:gridCol w:w="2351"/>
-        <w:gridCol w:w="2351"/>
-        <w:gridCol w:w="2351"/>
-      </w:tblGrid>
-      <w:tr>
-        <w:tc>
-          <w:tcPr>
-            <w:tcW w:type="dxa" w:w="2551"/>
-            <w:shd w:val="clear" w:color="auto" w:fill="4F6AFF"/>
-            <w:tcBorders>
-              <w:top w:val="single" w:sz="4" w:color="3A56F0"/>
-              <w:left w:val="single" w:sz="4" w:color="3A56F0"/>
-              <w:bottom w:val="single" w:sz="4" w:color="3A56F0"/>
-              <w:right w:val="single" w:sz="4" w:color="3A56F0"/>
-              <w:insideH w:val="single" w:sz="4" w:color="3A56F0"/>
-              <w:insideV w:val="single" w:sz="4" w:color="3A56F0"/>
-            </w:tcBorders>
-          </w:tcPr>
-          <w:p>
-            <w:pPr>
-              <w:jc w:val="left"/>
-            </w:pPr>
-            <w:r>
-              <w:rPr>
-                <w:b/>
-                <w:color w:val="FFFFFF"/>
-                <w:sz w:val="18"/>
-              </w:rPr>
-              <w:t>Параметр</w:t>
-            </w:r>
-          </w:p>
-        </w:tc>
-        <w:tc>
-          <w:tcPr>
-            <w:tcW w:type="dxa" w:w="1417"/>
-            <w:shd w:val="clear" w:color="auto" w:fill="4F6AFF"/>
-            <w:tcBorders>
-              <w:top w:val="single" w:sz="4" w:color="3A56F0"/>
-              <w:left w:val="single" w:sz="4" w:color="3A56F0"/>
-              <w:bottom w:val="single" w:sz="4" w:color="3A56F0"/>
-              <w:right w:val="single" w:sz="4" w:color="3A56F0"/>
-              <w:insideH w:val="single" w:sz="4" w:color="3A56F0"/>
-              <w:insideV w:val="single" w:sz="4" w:color="3A56F0"/>
-            </w:tcBorders>
-          </w:tcPr>
-          <w:p>
-            <w:pPr>
-              <w:jc w:val="left"/>
-            </w:pPr>
-            <w:r>
-              <w:rPr>
-                <w:b/>
-                <w:color w:val="FFFFFF"/>
-                <w:sz w:val="18"/>
-              </w:rPr>
-              <w:t>Тип</w:t>
-            </w:r>
-          </w:p>
-        </w:tc>
-        <w:tc>
-          <w:tcPr>
-            <w:tcW w:type="dxa" w:w="1984"/>
-            <w:shd w:val="clear" w:color="auto" w:fill="4F6AFF"/>
-            <w:tcBorders>
-              <w:top w:val="single" w:sz="4" w:color="3A56F0"/>
-              <w:left w:val="single" w:sz="4" w:color="3A56F0"/>
-              <w:bottom w:val="single" w:sz="4" w:color="3A56F0"/>
-              <w:right w:val="single" w:sz="4" w:color="3A56F0"/>
-              <w:insideH w:val="single" w:sz="4" w:color="3A56F0"/>
-              <w:insideV w:val="single" w:sz="4" w:color="3A56F0"/>
-            </w:tcBorders>
-          </w:tcPr>
-          <w:p>
-            <w:pPr>
-              <w:jc w:val="left"/>
-            </w:pPr>
-            <w:r>
-              <w:rPr>
-                <w:b/>
-                <w:color w:val="FFFFFF"/>
-                <w:sz w:val="18"/>
-              </w:rPr>
-              <w:t>Умолчание</w:t>
-            </w:r>
-          </w:p>
-        </w:tc>
-        <w:tc>
-          <w:tcPr>
-            <w:tcW w:type="dxa" w:w="4535"/>
-            <w:shd w:val="clear" w:color="auto" w:fill="4F6AFF"/>
-            <w:tcBorders>
-              <w:top w:val="single" w:sz="4" w:color="3A56F0"/>
-              <w:left w:val="single" w:sz="4" w:color="3A56F0"/>
-              <w:bottom w:val="single" w:sz="4" w:color="3A56F0"/>
-              <w:right w:val="single" w:sz="4" w:color="3A56F0"/>
-              <w:insideH w:val="single" w:sz="4" w:color="3A56F0"/>
-              <w:insideV w:val="single" w:sz="4" w:color="3A56F0"/>
-            </w:tcBorders>
-          </w:tcPr>
-          <w:p>
-            <w:pPr>
-              <w:jc w:val="left"/>
-            </w:pPr>
-            <w:r>
-              <w:rPr>
-                <w:b/>
-                <w:color w:val="FFFFFF"/>
-                <w:sz w:val="18"/>
-              </w:rPr>
-              <w:t>Описание</w:t>
-            </w:r>
-          </w:p>
-        </w:tc>
-      </w:tr>
-      <w:tr>
-        <w:tc>
-          <w:tcPr>
-            <w:tcW w:type="dxa" w:w="2551"/>
-            <w:shd w:val="clear" w:color="auto" w:fill="FFFFFF"/>
-            <w:tcBorders>
-              <w:top w:val="single" w:sz="4" w:color="E2E8F0"/>
-              <w:left w:val="single" w:sz="4" w:color="E2E8F0"/>
-              <w:bottom w:val="single" w:sz="4" w:color="E2E8F0"/>
-              <w:right w:val="single" w:sz="4" w:color="E2E8F0"/>
-              <w:insideH w:val="single" w:sz="4" w:color="E2E8F0"/>
-              <w:insideV w:val="single" w:sz="4" w:color="E2E8F0"/>
-            </w:tcBorders>
-          </w:tcPr>
-          <w:p>
-            <w:r>
-              <w:rPr>
-                <w:b/>
-                <w:color w:val="2D3A8C"/>
-                <w:sz w:val="18"/>
-              </w:rPr>
-              <w:t>btnBg</w:t>
-            </w:r>
-          </w:p>
-        </w:tc>
-        <w:tc>
-          <w:tcPr>
-            <w:tcW w:type="dxa" w:w="1417"/>
-            <w:shd w:val="clear" w:color="auto" w:fill="FFFFFF"/>
-            <w:tcBorders>
-              <w:top w:val="single" w:sz="4" w:color="E2E8F0"/>
-              <w:left w:val="single" w:sz="4" w:color="E2E8F0"/>
-              <w:bottom w:val="single" w:sz="4" w:color="E2E8F0"/>
-              <w:right w:val="single" w:sz="4" w:color="E2E8F0"/>
-              <w:insideH w:val="single" w:sz="4" w:color="E2E8F0"/>
-              <w:insideV w:val="single" w:sz="4" w:color="E2E8F0"/>
-            </w:tcBorders>
-          </w:tcPr>
-          <w:p>
-            <w:r>
-              <w:rPr>
-                <w:color w:val="1E293B"/>
-                <w:sz w:val="18"/>
-              </w:rPr>
-              <w:t>String</w:t>
-            </w:r>
-          </w:p>
-        </w:tc>
-        <w:tc>
-          <w:tcPr>
-            <w:tcW w:type="dxa" w:w="1984"/>
-            <w:shd w:val="clear" w:color="auto" w:fill="FFFFFF"/>
-            <w:tcBorders>
-              <w:top w:val="single" w:sz="4" w:color="E2E8F0"/>
-              <w:left w:val="single" w:sz="4" w:color="E2E8F0"/>
-              <w:bottom w:val="single" w:sz="4" w:color="E2E8F0"/>
-              <w:right w:val="single" w:sz="4" w:color="E2E8F0"/>
-              <w:insideH w:val="single" w:sz="4" w:color="E2E8F0"/>
-              <w:insideV w:val="single" w:sz="4" w:color="E2E8F0"/>
-            </w:tcBorders>
-          </w:tcPr>
-          <w:p>
-            <w:r>
-              <w:rPr>
-                <w:color w:val="1E293B"/>
-                <w:sz w:val="18"/>
-              </w:rPr>
-              <w:t>#4f6aff</w:t>
-            </w:r>
-          </w:p>
-        </w:tc>
-        <w:tc>
-          <w:tcPr>
-            <w:tcW w:type="dxa" w:w="4535"/>
-            <w:shd w:val="clear" w:color="auto" w:fill="FFFFFF"/>
-            <w:tcBorders>
-              <w:top w:val="single" w:sz="4" w:color="E2E8F0"/>
-              <w:left w:val="single" w:sz="4" w:color="E2E8F0"/>
-              <w:bottom w:val="single" w:sz="4" w:color="E2E8F0"/>
-              <w:right w:val="single" w:sz="4" w:color="E2E8F0"/>
-              <w:insideH w:val="single" w:sz="4" w:color="E2E8F0"/>
-              <w:insideV w:val="single" w:sz="4" w:color="E2E8F0"/>
-            </w:tcBorders>
-          </w:tcPr>
-          <w:p>
-            <w:r>
-              <w:rPr>
-                <w:color w:val="1E293B"/>
-                <w:sz w:val="18"/>
-              </w:rPr>
-              <w:t>Фоновый цвет кнопки</w:t>
-            </w:r>
-          </w:p>
-        </w:tc>
-      </w:tr>
-      <w:tr>
-        <w:tc>
-          <w:tcPr>
-            <w:tcW w:type="dxa" w:w="2551"/>
-            <w:shd w:val="clear" w:color="auto" w:fill="F8FAFC"/>
-            <w:tcBorders>
-              <w:top w:val="single" w:sz="4" w:color="E2E8F0"/>
-              <w:left w:val="single" w:sz="4" w:color="E2E8F0"/>
-              <w:bottom w:val="single" w:sz="4" w:color="E2E8F0"/>
-              <w:right w:val="single" w:sz="4" w:color="E2E8F0"/>
-              <w:insideH w:val="single" w:sz="4" w:color="E2E8F0"/>
-              <w:insideV w:val="single" w:sz="4" w:color="E2E8F0"/>
-            </w:tcBorders>
-          </w:tcPr>
-          <w:p>
-            <w:r>
-              <w:rPr>
-                <w:b/>
-                <w:color w:val="2D3A8C"/>
-                <w:sz w:val="18"/>
-              </w:rPr>
-              <w:t>btnColor</w:t>
-            </w:r>
-          </w:p>
-        </w:tc>
-        <w:tc>
-          <w:tcPr>
-            <w:tcW w:type="dxa" w:w="1417"/>
-            <w:shd w:val="clear" w:color="auto" w:fill="F8FAFC"/>
-            <w:tcBorders>
-              <w:top w:val="single" w:sz="4" w:color="E2E8F0"/>
-              <w:left w:val="single" w:sz="4" w:color="E2E8F0"/>
-              <w:bottom w:val="single" w:sz="4" w:color="E2E8F0"/>
-              <w:right w:val="single" w:sz="4" w:color="E2E8F0"/>
-              <w:insideH w:val="single" w:sz="4" w:color="E2E8F0"/>
-              <w:insideV w:val="single" w:sz="4" w:color="E2E8F0"/>
-            </w:tcBorders>
-          </w:tcPr>
-          <w:p>
-            <w:r>
-              <w:rPr>
-                <w:color w:val="1E293B"/>
-                <w:sz w:val="18"/>
-              </w:rPr>
-              <w:t>String</w:t>
-            </w:r>
-          </w:p>
-        </w:tc>
-        <w:tc>
-          <w:tcPr>
-            <w:tcW w:type="dxa" w:w="1984"/>
-            <w:shd w:val="clear" w:color="auto" w:fill="F8FAFC"/>
-            <w:tcBorders>
-              <w:top w:val="single" w:sz="4" w:color="E2E8F0"/>
-              <w:left w:val="single" w:sz="4" w:color="E2E8F0"/>
-              <w:bottom w:val="single" w:sz="4" w:color="E2E8F0"/>
-              <w:right w:val="single" w:sz="4" w:color="E2E8F0"/>
-              <w:insideH w:val="single" w:sz="4" w:color="E2E8F0"/>
-              <w:insideV w:val="single" w:sz="4" w:color="E2E8F0"/>
-            </w:tcBorders>
-          </w:tcPr>
-          <w:p>
-            <w:r>
-              <w:rPr>
-                <w:color w:val="1E293B"/>
-                <w:sz w:val="18"/>
-              </w:rPr>
-              <w:t>#ffffff</w:t>
-            </w:r>
-          </w:p>
-        </w:tc>
-        <w:tc>
-          <w:tcPr>
-            <w:tcW w:type="dxa" w:w="4535"/>
-            <w:shd w:val="clear" w:color="auto" w:fill="F8FAFC"/>
-            <w:tcBorders>
-              <w:top w:val="single" w:sz="4" w:color="E2E8F0"/>
-              <w:left w:val="single" w:sz="4" w:color="E2E8F0"/>
-              <w:bottom w:val="single" w:sz="4" w:color="E2E8F0"/>
-              <w:right w:val="single" w:sz="4" w:color="E2E8F0"/>
-              <w:insideH w:val="single" w:sz="4" w:color="E2E8F0"/>
-              <w:insideV w:val="single" w:sz="4" w:color="E2E8F0"/>
-            </w:tcBorders>
-          </w:tcPr>
-          <w:p>
-            <w:r>
-              <w:rPr>
-                <w:color w:val="1E293B"/>
-                <w:sz w:val="18"/>
-              </w:rPr>
-              <w:t>Цвет текста</w:t>
-            </w:r>
-          </w:p>
-        </w:tc>
-      </w:tr>
-      <w:tr>
-        <w:tc>
-          <w:tcPr>
-            <w:tcW w:type="dxa" w:w="2551"/>
-            <w:shd w:val="clear" w:color="auto" w:fill="FFFFFF"/>
-            <w:tcBorders>
-              <w:top w:val="single" w:sz="4" w:color="E2E8F0"/>
-              <w:left w:val="single" w:sz="4" w:color="E2E8F0"/>
-              <w:bottom w:val="single" w:sz="4" w:color="E2E8F0"/>
-              <w:right w:val="single" w:sz="4" w:color="E2E8F0"/>
-              <w:insideH w:val="single" w:sz="4" w:color="E2E8F0"/>
-              <w:insideV w:val="single" w:sz="4" w:color="E2E8F0"/>
-            </w:tcBorders>
-          </w:tcPr>
-          <w:p>
-            <w:r>
-              <w:rPr>
-                <w:b/>
-                <w:color w:val="2D3A8C"/>
-                <w:sz w:val="18"/>
-              </w:rPr>
-              <w:t>btnBorderRadius</w:t>
-            </w:r>
-          </w:p>
-        </w:tc>
-        <w:tc>
-          <w:tcPr>
-            <w:tcW w:type="dxa" w:w="1417"/>
-            <w:shd w:val="clear" w:color="auto" w:fill="FFFFFF"/>
-            <w:tcBorders>
-              <w:top w:val="single" w:sz="4" w:color="E2E8F0"/>
-              <w:left w:val="single" w:sz="4" w:color="E2E8F0"/>
-              <w:bottom w:val="single" w:sz="4" w:color="E2E8F0"/>
-              <w:right w:val="single" w:sz="4" w:color="E2E8F0"/>
-              <w:insideH w:val="single" w:sz="4" w:color="E2E8F0"/>
-              <w:insideV w:val="single" w:sz="4" w:color="E2E8F0"/>
-            </w:tcBorders>
-          </w:tcPr>
-          <w:p>
-            <w:r>
-              <w:rPr>
-                <w:color w:val="1E293B"/>
-                <w:sz w:val="18"/>
-              </w:rPr>
-              <w:t>String</w:t>
-            </w:r>
-          </w:p>
-        </w:tc>
-        <w:tc>
-          <w:tcPr>
-            <w:tcW w:type="dxa" w:w="1984"/>
-            <w:shd w:val="clear" w:color="auto" w:fill="FFFFFF"/>
-            <w:tcBorders>
-              <w:top w:val="single" w:sz="4" w:color="E2E8F0"/>
-              <w:left w:val="single" w:sz="4" w:color="E2E8F0"/>
-              <w:bottom w:val="single" w:sz="4" w:color="E2E8F0"/>
-              <w:right w:val="single" w:sz="4" w:color="E2E8F0"/>
-              <w:insideH w:val="single" w:sz="4" w:color="E2E8F0"/>
-              <w:insideV w:val="single" w:sz="4" w:color="E2E8F0"/>
-            </w:tcBorders>
-          </w:tcPr>
-          <w:p>
-            <w:r>
-              <w:rPr>
-                <w:color w:val="1E293B"/>
-                <w:sz w:val="18"/>
-              </w:rPr>
-              <w:t>8px</w:t>
-            </w:r>
-          </w:p>
-        </w:tc>
-        <w:tc>
-          <w:tcPr>
-            <w:tcW w:type="dxa" w:w="4535"/>
-            <w:shd w:val="clear" w:color="auto" w:fill="FFFFFF"/>
-            <w:tcBorders>
-              <w:top w:val="single" w:sz="4" w:color="E2E8F0"/>
-              <w:left w:val="single" w:sz="4" w:color="E2E8F0"/>
-              <w:bottom w:val="single" w:sz="4" w:color="E2E8F0"/>
-              <w:right w:val="single" w:sz="4" w:color="E2E8F0"/>
-              <w:insideH w:val="single" w:sz="4" w:color="E2E8F0"/>
-              <w:insideV w:val="single" w:sz="4" w:color="E2E8F0"/>
-            </w:tcBorders>
-          </w:tcPr>
-          <w:p>
-            <w:r>
-              <w:rPr>
-                <w:color w:val="1E293B"/>
-                <w:sz w:val="18"/>
-              </w:rPr>
-              <w:t>Скругление углов</w:t>
-            </w:r>
-          </w:p>
-        </w:tc>
-      </w:tr>
-      <w:tr>
-        <w:tc>
-          <w:tcPr>
-            <w:tcW w:type="dxa" w:w="2551"/>
-            <w:shd w:val="clear" w:color="auto" w:fill="F8FAFC"/>
-            <w:tcBorders>
-              <w:top w:val="single" w:sz="4" w:color="E2E8F0"/>
-              <w:left w:val="single" w:sz="4" w:color="E2E8F0"/>
-              <w:bottom w:val="single" w:sz="4" w:color="E2E8F0"/>
-              <w:right w:val="single" w:sz="4" w:color="E2E8F0"/>
-              <w:insideH w:val="single" w:sz="4" w:color="E2E8F0"/>
-              <w:insideV w:val="single" w:sz="4" w:color="E2E8F0"/>
-            </w:tcBorders>
-          </w:tcPr>
-          <w:p>
-            <w:r>
-              <w:rPr>
-                <w:b/>
-                <w:color w:val="2D3A8C"/>
-                <w:sz w:val="18"/>
-              </w:rPr>
-              <w:t>btnFontSize</w:t>
-            </w:r>
-          </w:p>
-        </w:tc>
-        <w:tc>
-          <w:tcPr>
-            <w:tcW w:type="dxa" w:w="1417"/>
-            <w:shd w:val="clear" w:color="auto" w:fill="F8FAFC"/>
-            <w:tcBorders>
-              <w:top w:val="single" w:sz="4" w:color="E2E8F0"/>
-              <w:left w:val="single" w:sz="4" w:color="E2E8F0"/>
-              <w:bottom w:val="single" w:sz="4" w:color="E2E8F0"/>
-              <w:right w:val="single" w:sz="4" w:color="E2E8F0"/>
-              <w:insideH w:val="single" w:sz="4" w:color="E2E8F0"/>
-              <w:insideV w:val="single" w:sz="4" w:color="E2E8F0"/>
-            </w:tcBorders>
-          </w:tcPr>
-          <w:p>
-            <w:r>
-              <w:rPr>
-                <w:color w:val="1E293B"/>
-                <w:sz w:val="18"/>
-              </w:rPr>
-              <w:t>String</w:t>
-            </w:r>
-          </w:p>
-        </w:tc>
-        <w:tc>
-          <w:tcPr>
-            <w:tcW w:type="dxa" w:w="1984"/>
-            <w:shd w:val="clear" w:color="auto" w:fill="F8FAFC"/>
-            <w:tcBorders>
-              <w:top w:val="single" w:sz="4" w:color="E2E8F0"/>
-              <w:left w:val="single" w:sz="4" w:color="E2E8F0"/>
-              <w:bottom w:val="single" w:sz="4" w:color="E2E8F0"/>
-              <w:right w:val="single" w:sz="4" w:color="E2E8F0"/>
-              <w:insideH w:val="single" w:sz="4" w:color="E2E8F0"/>
-              <w:insideV w:val="single" w:sz="4" w:color="E2E8F0"/>
-            </w:tcBorders>
-          </w:tcPr>
-          <w:p>
-            <w:r>
-              <w:rPr>
-                <w:color w:val="1E293B"/>
-                <w:sz w:val="18"/>
-              </w:rPr>
-              <w:t>14px</w:t>
-            </w:r>
-          </w:p>
-        </w:tc>
-        <w:tc>
-          <w:tcPr>
-            <w:tcW w:type="dxa" w:w="4535"/>
-            <w:shd w:val="clear" w:color="auto" w:fill="F8FAFC"/>
-            <w:tcBorders>
-              <w:top w:val="single" w:sz="4" w:color="E2E8F0"/>
-              <w:left w:val="single" w:sz="4" w:color="E2E8F0"/>
-              <w:bottom w:val="single" w:sz="4" w:color="E2E8F0"/>
-              <w:right w:val="single" w:sz="4" w:color="E2E8F0"/>
-              <w:insideH w:val="single" w:sz="4" w:color="E2E8F0"/>
-              <w:insideV w:val="single" w:sz="4" w:color="E2E8F0"/>
-            </w:tcBorders>
-          </w:tcPr>
-          <w:p>
-            <w:r>
-              <w:rPr>
-                <w:color w:val="1E293B"/>
-                <w:sz w:val="18"/>
-              </w:rPr>
-              <w:t>Размер шрифта</w:t>
-            </w:r>
-          </w:p>
-        </w:tc>
-      </w:tr>
-      <w:tr>
-        <w:tc>
-          <w:tcPr>
-            <w:tcW w:type="dxa" w:w="2551"/>
-            <w:shd w:val="clear" w:color="auto" w:fill="FFFFFF"/>
-            <w:tcBorders>
-              <w:top w:val="single" w:sz="4" w:color="E2E8F0"/>
-              <w:left w:val="single" w:sz="4" w:color="E2E8F0"/>
-              <w:bottom w:val="single" w:sz="4" w:color="E2E8F0"/>
-              <w:right w:val="single" w:sz="4" w:color="E2E8F0"/>
-              <w:insideH w:val="single" w:sz="4" w:color="E2E8F0"/>
-              <w:insideV w:val="single" w:sz="4" w:color="E2E8F0"/>
-            </w:tcBorders>
-          </w:tcPr>
-          <w:p>
-            <w:r>
-              <w:rPr>
-                <w:b/>
-                <w:color w:val="2D3A8C"/>
-                <w:sz w:val="18"/>
-              </w:rPr>
-              <w:t>btnFontWeight</w:t>
-            </w:r>
-          </w:p>
-        </w:tc>
-        <w:tc>
-          <w:tcPr>
-            <w:tcW w:type="dxa" w:w="1417"/>
-            <w:shd w:val="clear" w:color="auto" w:fill="FFFFFF"/>
-            <w:tcBorders>
-              <w:top w:val="single" w:sz="4" w:color="E2E8F0"/>
-              <w:left w:val="single" w:sz="4" w:color="E2E8F0"/>
-              <w:bottom w:val="single" w:sz="4" w:color="E2E8F0"/>
-              <w:right w:val="single" w:sz="4" w:color="E2E8F0"/>
-              <w:insideH w:val="single" w:sz="4" w:color="E2E8F0"/>
-              <w:insideV w:val="single" w:sz="4" w:color="E2E8F0"/>
-            </w:tcBorders>
-          </w:tcPr>
-          <w:p>
-            <w:r>
-              <w:rPr>
-                <w:color w:val="1E293B"/>
-                <w:sz w:val="18"/>
-              </w:rPr>
-              <w:t>String</w:t>
-            </w:r>
-          </w:p>
-        </w:tc>
-        <w:tc>
-          <w:tcPr>
-            <w:tcW w:type="dxa" w:w="1984"/>
-            <w:shd w:val="clear" w:color="auto" w:fill="FFFFFF"/>
-            <w:tcBorders>
-              <w:top w:val="single" w:sz="4" w:color="E2E8F0"/>
-              <w:left w:val="single" w:sz="4" w:color="E2E8F0"/>
-              <w:bottom w:val="single" w:sz="4" w:color="E2E8F0"/>
-              <w:right w:val="single" w:sz="4" w:color="E2E8F0"/>
-              <w:insideH w:val="single" w:sz="4" w:color="E2E8F0"/>
-              <w:insideV w:val="single" w:sz="4" w:color="E2E8F0"/>
-            </w:tcBorders>
-          </w:tcPr>
-          <w:p>
-            <w:r>
-              <w:rPr>
-                <w:color w:val="1E293B"/>
-                <w:sz w:val="18"/>
-              </w:rPr>
-              <w:t>500</w:t>
-            </w:r>
-          </w:p>
-        </w:tc>
-        <w:tc>
-          <w:tcPr>
-            <w:tcW w:type="dxa" w:w="4535"/>
-            <w:shd w:val="clear" w:color="auto" w:fill="FFFFFF"/>
-            <w:tcBorders>
-              <w:top w:val="single" w:sz="4" w:color="E2E8F0"/>
-              <w:left w:val="single" w:sz="4" w:color="E2E8F0"/>
-              <w:bottom w:val="single" w:sz="4" w:color="E2E8F0"/>
-              <w:right w:val="single" w:sz="4" w:color="E2E8F0"/>
-              <w:insideH w:val="single" w:sz="4" w:color="E2E8F0"/>
-              <w:insideV w:val="single" w:sz="4" w:color="E2E8F0"/>
-            </w:tcBorders>
-          </w:tcPr>
-          <w:p>
-            <w:r>
-              <w:rPr>
-                <w:color w:val="1E293B"/>
-                <w:sz w:val="18"/>
-              </w:rPr>
-              <w:t>Толщина шрифта</w:t>
-            </w:r>
-          </w:p>
-        </w:tc>
-      </w:tr>
-      <w:tr>
-        <w:tc>
-          <w:tcPr>
-            <w:tcW w:type="dxa" w:w="2551"/>
-            <w:shd w:val="clear" w:color="auto" w:fill="F8FAFC"/>
-            <w:tcBorders>
-              <w:top w:val="single" w:sz="4" w:color="E2E8F0"/>
-              <w:left w:val="single" w:sz="4" w:color="E2E8F0"/>
-              <w:bottom w:val="single" w:sz="4" w:color="E2E8F0"/>
-              <w:right w:val="single" w:sz="4" w:color="E2E8F0"/>
-              <w:insideH w:val="single" w:sz="4" w:color="E2E8F0"/>
-              <w:insideV w:val="single" w:sz="4" w:color="E2E8F0"/>
-            </w:tcBorders>
-          </w:tcPr>
-          <w:p>
-            <w:r>
-              <w:rPr>
-                <w:b/>
-                <w:color w:val="2D3A8C"/>
-                <w:sz w:val="18"/>
-              </w:rPr>
-              <w:t>btnFontFamily</w:t>
-            </w:r>
-          </w:p>
-        </w:tc>
-        <w:tc>
-          <w:tcPr>
-            <w:tcW w:type="dxa" w:w="1417"/>
-            <w:shd w:val="clear" w:color="auto" w:fill="F8FAFC"/>
-            <w:tcBorders>
-              <w:top w:val="single" w:sz="4" w:color="E2E8F0"/>
-              <w:left w:val="single" w:sz="4" w:color="E2E8F0"/>
-              <w:bottom w:val="single" w:sz="4" w:color="E2E8F0"/>
-              <w:right w:val="single" w:sz="4" w:color="E2E8F0"/>
-              <w:insideH w:val="single" w:sz="4" w:color="E2E8F0"/>
-              <w:insideV w:val="single" w:sz="4" w:color="E2E8F0"/>
-            </w:tcBorders>
-          </w:tcPr>
-          <w:p>
-            <w:r>
-              <w:rPr>
-                <w:color w:val="1E293B"/>
-                <w:sz w:val="18"/>
-              </w:rPr>
-              <w:t>String</w:t>
-            </w:r>
-          </w:p>
-        </w:tc>
-        <w:tc>
-          <w:tcPr>
-            <w:tcW w:type="dxa" w:w="1984"/>
-            <w:shd w:val="clear" w:color="auto" w:fill="F8FAFC"/>
-            <w:tcBorders>
-              <w:top w:val="single" w:sz="4" w:color="E2E8F0"/>
-              <w:left w:val="single" w:sz="4" w:color="E2E8F0"/>
-              <w:bottom w:val="single" w:sz="4" w:color="E2E8F0"/>
-              <w:right w:val="single" w:sz="4" w:color="E2E8F0"/>
-              <w:insideH w:val="single" w:sz="4" w:color="E2E8F0"/>
-              <w:insideV w:val="single" w:sz="4" w:color="E2E8F0"/>
-            </w:tcBorders>
-          </w:tcPr>
-          <w:p>
-            <w:r>
-              <w:rPr>
-                <w:color w:val="1E293B"/>
-                <w:sz w:val="18"/>
-              </w:rPr>
-              <w:t>''</w:t>
-            </w:r>
-          </w:p>
-        </w:tc>
-        <w:tc>
-          <w:tcPr>
-            <w:tcW w:type="dxa" w:w="4535"/>
-            <w:shd w:val="clear" w:color="auto" w:fill="F8FAFC"/>
-            <w:tcBorders>
-              <w:top w:val="single" w:sz="4" w:color="E2E8F0"/>
-              <w:left w:val="single" w:sz="4" w:color="E2E8F0"/>
-              <w:bottom w:val="single" w:sz="4" w:color="E2E8F0"/>
-              <w:right w:val="single" w:sz="4" w:color="E2E8F0"/>
-              <w:insideH w:val="single" w:sz="4" w:color="E2E8F0"/>
-              <w:insideV w:val="single" w:sz="4" w:color="E2E8F0"/>
-            </w:tcBorders>
-          </w:tcPr>
-          <w:p>
-            <w:r>
-              <w:rPr>
-                <w:color w:val="1E293B"/>
-                <w:sz w:val="18"/>
-              </w:rPr>
-              <w:t>Гарнитура шрифта</w:t>
-            </w:r>
-          </w:p>
-        </w:tc>
-      </w:tr>
-      <w:tr>
-        <w:tc>
-          <w:tcPr>
-            <w:tcW w:type="dxa" w:w="2551"/>
-            <w:shd w:val="clear" w:color="auto" w:fill="FFFFFF"/>
-            <w:tcBorders>
-              <w:top w:val="single" w:sz="4" w:color="E2E8F0"/>
-              <w:left w:val="single" w:sz="4" w:color="E2E8F0"/>
-              <w:bottom w:val="single" w:sz="4" w:color="E2E8F0"/>
-              <w:right w:val="single" w:sz="4" w:color="E2E8F0"/>
-              <w:insideH w:val="single" w:sz="4" w:color="E2E8F0"/>
-              <w:insideV w:val="single" w:sz="4" w:color="E2E8F0"/>
-            </w:tcBorders>
-          </w:tcPr>
-          <w:p>
-            <w:r>
-              <w:rPr>
-                <w:b/>
-                <w:color w:val="2D3A8C"/>
-                <w:sz w:val="18"/>
-              </w:rPr>
-              <w:t>btnLetterSpacing</w:t>
-            </w:r>
-          </w:p>
-        </w:tc>
-        <w:tc>
-          <w:tcPr>
-            <w:tcW w:type="dxa" w:w="1417"/>
-            <w:shd w:val="clear" w:color="auto" w:fill="FFFFFF"/>
-            <w:tcBorders>
-              <w:top w:val="single" w:sz="4" w:color="E2E8F0"/>
-              <w:left w:val="single" w:sz="4" w:color="E2E8F0"/>
-              <w:bottom w:val="single" w:sz="4" w:color="E2E8F0"/>
-              <w:right w:val="single" w:sz="4" w:color="E2E8F0"/>
-              <w:insideH w:val="single" w:sz="4" w:color="E2E8F0"/>
-              <w:insideV w:val="single" w:sz="4" w:color="E2E8F0"/>
-            </w:tcBorders>
-          </w:tcPr>
-          <w:p>
-            <w:r>
-              <w:rPr>
-                <w:color w:val="1E293B"/>
-                <w:sz w:val="18"/>
-              </w:rPr>
-              <w:t>String</w:t>
-            </w:r>
-          </w:p>
-        </w:tc>
-        <w:tc>
-          <w:tcPr>
-            <w:tcW w:type="dxa" w:w="1984"/>
-            <w:shd w:val="clear" w:color="auto" w:fill="FFFFFF"/>
-            <w:tcBorders>
-              <w:top w:val="single" w:sz="4" w:color="E2E8F0"/>
-              <w:left w:val="single" w:sz="4" w:color="E2E8F0"/>
-              <w:bottom w:val="single" w:sz="4" w:color="E2E8F0"/>
-              <w:right w:val="single" w:sz="4" w:color="E2E8F0"/>
-              <w:insideH w:val="single" w:sz="4" w:color="E2E8F0"/>
-              <w:insideV w:val="single" w:sz="4" w:color="E2E8F0"/>
-            </w:tcBorders>
-          </w:tcPr>
-          <w:p>
-            <w:r>
-              <w:rPr>
-                <w:color w:val="1E293B"/>
-                <w:sz w:val="18"/>
-              </w:rPr>
-              <w:t>''</w:t>
-            </w:r>
-          </w:p>
-        </w:tc>
-        <w:tc>
-          <w:tcPr>
-            <w:tcW w:type="dxa" w:w="4535"/>
-            <w:shd w:val="clear" w:color="auto" w:fill="FFFFFF"/>
-            <w:tcBorders>
-              <w:top w:val="single" w:sz="4" w:color="E2E8F0"/>
-              <w:left w:val="single" w:sz="4" w:color="E2E8F0"/>
-              <w:bottom w:val="single" w:sz="4" w:color="E2E8F0"/>
-              <w:right w:val="single" w:sz="4" w:color="E2E8F0"/>
-              <w:insideH w:val="single" w:sz="4" w:color="E2E8F0"/>
-              <w:insideV w:val="single" w:sz="4" w:color="E2E8F0"/>
-            </w:tcBorders>
-          </w:tcPr>
-          <w:p>
-            <w:r>
-              <w:rPr>
-                <w:color w:val="1E293B"/>
-                <w:sz w:val="18"/>
-              </w:rPr>
-              <w:t>Межбуквенный интервал</w:t>
-            </w:r>
-          </w:p>
-        </w:tc>
-      </w:tr>
-      <w:tr>
-        <w:tc>
-          <w:tcPr>
-            <w:tcW w:type="dxa" w:w="2551"/>
-            <w:shd w:val="clear" w:color="auto" w:fill="F8FAFC"/>
-            <w:tcBorders>
-              <w:top w:val="single" w:sz="4" w:color="E2E8F0"/>
-              <w:left w:val="single" w:sz="4" w:color="E2E8F0"/>
-              <w:bottom w:val="single" w:sz="4" w:color="E2E8F0"/>
-              <w:right w:val="single" w:sz="4" w:color="E2E8F0"/>
-              <w:insideH w:val="single" w:sz="4" w:color="E2E8F0"/>
-              <w:insideV w:val="single" w:sz="4" w:color="E2E8F0"/>
-            </w:tcBorders>
-          </w:tcPr>
-          <w:p>
-            <w:r>
-              <w:rPr>
-                <w:b/>
-                <w:color w:val="2D3A8C"/>
-                <w:sz w:val="18"/>
-              </w:rPr>
-              <w:t>btnTextTransform</w:t>
-            </w:r>
-          </w:p>
-        </w:tc>
-        <w:tc>
-          <w:tcPr>
-            <w:tcW w:type="dxa" w:w="1417"/>
-            <w:shd w:val="clear" w:color="auto" w:fill="F8FAFC"/>
-            <w:tcBorders>
-              <w:top w:val="single" w:sz="4" w:color="E2E8F0"/>
-              <w:left w:val="single" w:sz="4" w:color="E2E8F0"/>
-              <w:bottom w:val="single" w:sz="4" w:color="E2E8F0"/>
-              <w:right w:val="single" w:sz="4" w:color="E2E8F0"/>
-              <w:insideH w:val="single" w:sz="4" w:color="E2E8F0"/>
-              <w:insideV w:val="single" w:sz="4" w:color="E2E8F0"/>
-            </w:tcBorders>
-          </w:tcPr>
-          <w:p>
-            <w:r>
-              <w:rPr>
-                <w:color w:val="1E293B"/>
-                <w:sz w:val="18"/>
-              </w:rPr>
-              <w:t>String</w:t>
-            </w:r>
-          </w:p>
-        </w:tc>
-        <w:tc>
-          <w:tcPr>
-            <w:tcW w:type="dxa" w:w="1984"/>
-            <w:shd w:val="clear" w:color="auto" w:fill="F8FAFC"/>
-            <w:tcBorders>
-              <w:top w:val="single" w:sz="4" w:color="E2E8F0"/>
-              <w:left w:val="single" w:sz="4" w:color="E2E8F0"/>
-              <w:bottom w:val="single" w:sz="4" w:color="E2E8F0"/>
-              <w:right w:val="single" w:sz="4" w:color="E2E8F0"/>
-              <w:insideH w:val="single" w:sz="4" w:color="E2E8F0"/>
-              <w:insideV w:val="single" w:sz="4" w:color="E2E8F0"/>
-            </w:tcBorders>
-          </w:tcPr>
-          <w:p>
-            <w:r>
-              <w:rPr>
-                <w:color w:val="1E293B"/>
-                <w:sz w:val="18"/>
-              </w:rPr>
-              <w:t>none</w:t>
-            </w:r>
-          </w:p>
-        </w:tc>
-        <w:tc>
-          <w:tcPr>
-            <w:tcW w:type="dxa" w:w="4535"/>
-            <w:shd w:val="clear" w:color="auto" w:fill="F8FAFC"/>
-            <w:tcBorders>
-              <w:top w:val="single" w:sz="4" w:color="E2E8F0"/>
-              <w:left w:val="single" w:sz="4" w:color="E2E8F0"/>
-              <w:bottom w:val="single" w:sz="4" w:color="E2E8F0"/>
-              <w:right w:val="single" w:sz="4" w:color="E2E8F0"/>
-              <w:insideH w:val="single" w:sz="4" w:color="E2E8F0"/>
-              <w:insideV w:val="single" w:sz="4" w:color="E2E8F0"/>
-            </w:tcBorders>
-          </w:tcPr>
-          <w:p>
-            <w:r>
-              <w:rPr>
-                <w:color w:val="1E293B"/>
-                <w:sz w:val="18"/>
-              </w:rPr>
-              <w:t>Трансформация текста (uppercase / lowercase / none)</w:t>
-            </w:r>
-          </w:p>
-        </w:tc>
-      </w:tr>
-      <w:tr>
-        <w:tc>
-          <w:tcPr>
-            <w:tcW w:type="dxa" w:w="2551"/>
-            <w:shd w:val="clear" w:color="auto" w:fill="FFFFFF"/>
-            <w:tcBorders>
-              <w:top w:val="single" w:sz="4" w:color="E2E8F0"/>
-              <w:left w:val="single" w:sz="4" w:color="E2E8F0"/>
-              <w:bottom w:val="single" w:sz="4" w:color="E2E8F0"/>
-              <w:right w:val="single" w:sz="4" w:color="E2E8F0"/>
-              <w:insideH w:val="single" w:sz="4" w:color="E2E8F0"/>
-              <w:insideV w:val="single" w:sz="4" w:color="E2E8F0"/>
-            </w:tcBorders>
-          </w:tcPr>
-          <w:p>
-            <w:r>
-              <w:rPr>
-                <w:b/>
-                <w:color w:val="2D3A8C"/>
-                <w:sz w:val="18"/>
-              </w:rPr>
-              <w:t>btnPaddingV</w:t>
-            </w:r>
-          </w:p>
-        </w:tc>
-        <w:tc>
-          <w:tcPr>
-            <w:tcW w:type="dxa" w:w="1417"/>
-            <w:shd w:val="clear" w:color="auto" w:fill="FFFFFF"/>
-            <w:tcBorders>
-              <w:top w:val="single" w:sz="4" w:color="E2E8F0"/>
-              <w:left w:val="single" w:sz="4" w:color="E2E8F0"/>
-              <w:bottom w:val="single" w:sz="4" w:color="E2E8F0"/>
-              <w:right w:val="single" w:sz="4" w:color="E2E8F0"/>
-              <w:insideH w:val="single" w:sz="4" w:color="E2E8F0"/>
-              <w:insideV w:val="single" w:sz="4" w:color="E2E8F0"/>
-            </w:tcBorders>
-          </w:tcPr>
-          <w:p>
-            <w:r>
-              <w:rPr>
-                <w:color w:val="1E293B"/>
-                <w:sz w:val="18"/>
-              </w:rPr>
-              <w:t>String</w:t>
-            </w:r>
-          </w:p>
-        </w:tc>
-        <w:tc>
-          <w:tcPr>
-            <w:tcW w:type="dxa" w:w="1984"/>
-            <w:shd w:val="clear" w:color="auto" w:fill="FFFFFF"/>
-            <w:tcBorders>
-              <w:top w:val="single" w:sz="4" w:color="E2E8F0"/>
-              <w:left w:val="single" w:sz="4" w:color="E2E8F0"/>
-              <w:bottom w:val="single" w:sz="4" w:color="E2E8F0"/>
-              <w:right w:val="single" w:sz="4" w:color="E2E8F0"/>
-              <w:insideH w:val="single" w:sz="4" w:color="E2E8F0"/>
-              <w:insideV w:val="single" w:sz="4" w:color="E2E8F0"/>
-            </w:tcBorders>
-          </w:tcPr>
-          <w:p>
-            <w:r>
-              <w:rPr>
-                <w:color w:val="1E293B"/>
-                <w:sz w:val="18"/>
-              </w:rPr>
-              <w:t>10px</w:t>
-            </w:r>
-          </w:p>
-        </w:tc>
-        <w:tc>
-          <w:tcPr>
-            <w:tcW w:type="dxa" w:w="4535"/>
-            <w:shd w:val="clear" w:color="auto" w:fill="FFFFFF"/>
-            <w:tcBorders>
-              <w:top w:val="single" w:sz="4" w:color="E2E8F0"/>
-              <w:left w:val="single" w:sz="4" w:color="E2E8F0"/>
-              <w:bottom w:val="single" w:sz="4" w:color="E2E8F0"/>
-              <w:right w:val="single" w:sz="4" w:color="E2E8F0"/>
-              <w:insideH w:val="single" w:sz="4" w:color="E2E8F0"/>
-              <w:insideV w:val="single" w:sz="4" w:color="E2E8F0"/>
-            </w:tcBorders>
-          </w:tcPr>
-          <w:p>
-            <w:r>
-              <w:rPr>
-                <w:color w:val="1E293B"/>
-                <w:sz w:val="18"/>
-              </w:rPr>
-              <w:t>Вертикальный отступ</w:t>
-            </w:r>
-          </w:p>
-        </w:tc>
-      </w:tr>
-      <w:tr>
-        <w:tc>
-          <w:tcPr>
-            <w:tcW w:type="dxa" w:w="2551"/>
-            <w:shd w:val="clear" w:color="auto" w:fill="F8FAFC"/>
-            <w:tcBorders>
-              <w:top w:val="single" w:sz="4" w:color="E2E8F0"/>
-              <w:left w:val="single" w:sz="4" w:color="E2E8F0"/>
-              <w:bottom w:val="single" w:sz="4" w:color="E2E8F0"/>
-              <w:right w:val="single" w:sz="4" w:color="E2E8F0"/>
-              <w:insideH w:val="single" w:sz="4" w:color="E2E8F0"/>
-              <w:insideV w:val="single" w:sz="4" w:color="E2E8F0"/>
-            </w:tcBorders>
-          </w:tcPr>
-          <w:p>
-            <w:r>
-              <w:rPr>
-                <w:b/>
-                <w:color w:val="2D3A8C"/>
-                <w:sz w:val="18"/>
-              </w:rPr>
-              <w:t>btnPaddingH</w:t>
-            </w:r>
-          </w:p>
-        </w:tc>
-        <w:tc>
-          <w:tcPr>
-            <w:tcW w:type="dxa" w:w="1417"/>
-            <w:shd w:val="clear" w:color="auto" w:fill="F8FAFC"/>
-            <w:tcBorders>
-              <w:top w:val="single" w:sz="4" w:color="E2E8F0"/>
-              <w:left w:val="single" w:sz="4" w:color="E2E8F0"/>
-              <w:bottom w:val="single" w:sz="4" w:color="E2E8F0"/>
-              <w:right w:val="single" w:sz="4" w:color="E2E8F0"/>
-              <w:insideH w:val="single" w:sz="4" w:color="E2E8F0"/>
-              <w:insideV w:val="single" w:sz="4" w:color="E2E8F0"/>
-            </w:tcBorders>
-          </w:tcPr>
-          <w:p>
-            <w:r>
-              <w:rPr>
-                <w:color w:val="1E293B"/>
-                <w:sz w:val="18"/>
-              </w:rPr>
-              <w:t>String</w:t>
-            </w:r>
-          </w:p>
-        </w:tc>
-        <w:tc>
-          <w:tcPr>
-            <w:tcW w:type="dxa" w:w="1984"/>
-            <w:shd w:val="clear" w:color="auto" w:fill="F8FAFC"/>
-            <w:tcBorders>
-              <w:top w:val="single" w:sz="4" w:color="E2E8F0"/>
-              <w:left w:val="single" w:sz="4" w:color="E2E8F0"/>
-              <w:bottom w:val="single" w:sz="4" w:color="E2E8F0"/>
-              <w:right w:val="single" w:sz="4" w:color="E2E8F0"/>
-              <w:insideH w:val="single" w:sz="4" w:color="E2E8F0"/>
-              <w:insideV w:val="single" w:sz="4" w:color="E2E8F0"/>
-            </w:tcBorders>
-          </w:tcPr>
-          <w:p>
-            <w:r>
-              <w:rPr>
-                <w:color w:val="1E293B"/>
-                <w:sz w:val="18"/>
-              </w:rPr>
-              <w:t>20px</w:t>
-            </w:r>
-          </w:p>
-        </w:tc>
-        <w:tc>
-          <w:tcPr>
-            <w:tcW w:type="dxa" w:w="4535"/>
-            <w:shd w:val="clear" w:color="auto" w:fill="F8FAFC"/>
-            <w:tcBorders>
-              <w:top w:val="single" w:sz="4" w:color="E2E8F0"/>
-              <w:left w:val="single" w:sz="4" w:color="E2E8F0"/>
-              <w:bottom w:val="single" w:sz="4" w:color="E2E8F0"/>
-              <w:right w:val="single" w:sz="4" w:color="E2E8F0"/>
-              <w:insideH w:val="single" w:sz="4" w:color="E2E8F0"/>
-              <w:insideV w:val="single" w:sz="4" w:color="E2E8F0"/>
-            </w:tcBorders>
-          </w:tcPr>
-          <w:p>
-            <w:r>
-              <w:rPr>
-                <w:color w:val="1E293B"/>
-                <w:sz w:val="18"/>
-              </w:rPr>
-              <w:t>Горизонтальный отступ</w:t>
-            </w:r>
-          </w:p>
-        </w:tc>
-      </w:tr>
-      <w:tr>
-        <w:tc>
-          <w:tcPr>
-            <w:tcW w:type="dxa" w:w="2551"/>
-            <w:shd w:val="clear" w:color="auto" w:fill="FFFFFF"/>
-            <w:tcBorders>
-              <w:top w:val="single" w:sz="4" w:color="E2E8F0"/>
-              <w:left w:val="single" w:sz="4" w:color="E2E8F0"/>
-              <w:bottom w:val="single" w:sz="4" w:color="E2E8F0"/>
-              <w:right w:val="single" w:sz="4" w:color="E2E8F0"/>
-              <w:insideH w:val="single" w:sz="4" w:color="E2E8F0"/>
-              <w:insideV w:val="single" w:sz="4" w:color="E2E8F0"/>
-            </w:tcBorders>
-          </w:tcPr>
-          <w:p>
-            <w:r>
-              <w:rPr>
-                <w:b/>
-                <w:color w:val="2D3A8C"/>
-                <w:sz w:val="18"/>
-              </w:rPr>
-              <w:t>btnShadow</w:t>
-            </w:r>
-          </w:p>
-        </w:tc>
-        <w:tc>
-          <w:tcPr>
-            <w:tcW w:type="dxa" w:w="1417"/>
-            <w:shd w:val="clear" w:color="auto" w:fill="FFFFFF"/>
-            <w:tcBorders>
-              <w:top w:val="single" w:sz="4" w:color="E2E8F0"/>
-              <w:left w:val="single" w:sz="4" w:color="E2E8F0"/>
-              <w:bottom w:val="single" w:sz="4" w:color="E2E8F0"/>
-              <w:right w:val="single" w:sz="4" w:color="E2E8F0"/>
-              <w:insideH w:val="single" w:sz="4" w:color="E2E8F0"/>
-              <w:insideV w:val="single" w:sz="4" w:color="E2E8F0"/>
-            </w:tcBorders>
-          </w:tcPr>
-          <w:p>
-            <w:r>
-              <w:rPr>
-                <w:color w:val="1E293B"/>
-                <w:sz w:val="18"/>
-              </w:rPr>
-              <w:t>String</w:t>
-            </w:r>
-          </w:p>
-        </w:tc>
-        <w:tc>
-          <w:tcPr>
-            <w:tcW w:type="dxa" w:w="1984"/>
-            <w:shd w:val="clear" w:color="auto" w:fill="FFFFFF"/>
-            <w:tcBorders>
-              <w:top w:val="single" w:sz="4" w:color="E2E8F0"/>
-              <w:left w:val="single" w:sz="4" w:color="E2E8F0"/>
-              <w:bottom w:val="single" w:sz="4" w:color="E2E8F0"/>
-              <w:right w:val="single" w:sz="4" w:color="E2E8F0"/>
-              <w:insideH w:val="single" w:sz="4" w:color="E2E8F0"/>
-              <w:insideV w:val="single" w:sz="4" w:color="E2E8F0"/>
-            </w:tcBorders>
-          </w:tcPr>
-          <w:p>
-            <w:r>
-              <w:rPr>
-                <w:color w:val="1E293B"/>
-                <w:sz w:val="18"/>
-              </w:rPr>
-              <w:t>...</w:t>
-            </w:r>
-          </w:p>
-        </w:tc>
-        <w:tc>
-          <w:tcPr>
-            <w:tcW w:type="dxa" w:w="4535"/>
-            <w:shd w:val="clear" w:color="auto" w:fill="FFFFFF"/>
-            <w:tcBorders>
-              <w:top w:val="single" w:sz="4" w:color="E2E8F0"/>
-              <w:left w:val="single" w:sz="4" w:color="E2E8F0"/>
-              <w:bottom w:val="single" w:sz="4" w:color="E2E8F0"/>
-              <w:right w:val="single" w:sz="4" w:color="E2E8F0"/>
-              <w:insideH w:val="single" w:sz="4" w:color="E2E8F0"/>
-              <w:insideV w:val="single" w:sz="4" w:color="E2E8F0"/>
-            </w:tcBorders>
-          </w:tcPr>
-          <w:p>
-            <w:r>
-              <w:rPr>
-                <w:color w:val="1E293B"/>
-                <w:sz w:val="18"/>
-              </w:rPr>
-              <w:t>CSS box-shadow кнопки</w:t>
-            </w:r>
-          </w:p>
-        </w:tc>
-      </w:tr>
-      <w:tr>
-        <w:tc>
-          <w:tcPr>
-            <w:tcW w:type="dxa" w:w="2551"/>
-            <w:shd w:val="clear" w:color="auto" w:fill="F8FAFC"/>
-            <w:tcBorders>
-              <w:top w:val="single" w:sz="4" w:color="E2E8F0"/>
-              <w:left w:val="single" w:sz="4" w:color="E2E8F0"/>
-              <w:bottom w:val="single" w:sz="4" w:color="E2E8F0"/>
-              <w:right w:val="single" w:sz="4" w:color="E2E8F0"/>
-              <w:insideH w:val="single" w:sz="4" w:color="E2E8F0"/>
-              <w:insideV w:val="single" w:sz="4" w:color="E2E8F0"/>
-            </w:tcBorders>
-          </w:tcPr>
-          <w:p>
-            <w:r>
-              <w:rPr>
-                <w:b/>
-                <w:color w:val="2D3A8C"/>
-                <w:sz w:val="18"/>
-              </w:rPr>
-              <w:t>btnBorderWidth</w:t>
-            </w:r>
-          </w:p>
-        </w:tc>
-        <w:tc>
-          <w:tcPr>
-            <w:tcW w:type="dxa" w:w="1417"/>
-            <w:shd w:val="clear" w:color="auto" w:fill="F8FAFC"/>
-            <w:tcBorders>
-              <w:top w:val="single" w:sz="4" w:color="E2E8F0"/>
-              <w:left w:val="single" w:sz="4" w:color="E2E8F0"/>
-              <w:bottom w:val="single" w:sz="4" w:color="E2E8F0"/>
-              <w:right w:val="single" w:sz="4" w:color="E2E8F0"/>
-              <w:insideH w:val="single" w:sz="4" w:color="E2E8F0"/>
-              <w:insideV w:val="single" w:sz="4" w:color="E2E8F0"/>
-            </w:tcBorders>
-          </w:tcPr>
-          <w:p>
-            <w:r>
-              <w:rPr>
-                <w:color w:val="1E293B"/>
-                <w:sz w:val="18"/>
-              </w:rPr>
-              <w:t>String</w:t>
-            </w:r>
-          </w:p>
-        </w:tc>
-        <w:tc>
-          <w:tcPr>
-            <w:tcW w:type="dxa" w:w="1984"/>
-            <w:shd w:val="clear" w:color="auto" w:fill="F8FAFC"/>
-            <w:tcBorders>
-              <w:top w:val="single" w:sz="4" w:color="E2E8F0"/>
-              <w:left w:val="single" w:sz="4" w:color="E2E8F0"/>
-              <w:bottom w:val="single" w:sz="4" w:color="E2E8F0"/>
-              <w:right w:val="single" w:sz="4" w:color="E2E8F0"/>
-              <w:insideH w:val="single" w:sz="4" w:color="E2E8F0"/>
-              <w:insideV w:val="single" w:sz="4" w:color="E2E8F0"/>
-            </w:tcBorders>
-          </w:tcPr>
-          <w:p>
-            <w:r>
-              <w:rPr>
-                <w:color w:val="1E293B"/>
-                <w:sz w:val="18"/>
-              </w:rPr>
-              <w:t>0px</w:t>
-            </w:r>
-          </w:p>
-        </w:tc>
-        <w:tc>
-          <w:tcPr>
-            <w:tcW w:type="dxa" w:w="4535"/>
-            <w:shd w:val="clear" w:color="auto" w:fill="F8FAFC"/>
-            <w:tcBorders>
-              <w:top w:val="single" w:sz="4" w:color="E2E8F0"/>
-              <w:left w:val="single" w:sz="4" w:color="E2E8F0"/>
-              <w:bottom w:val="single" w:sz="4" w:color="E2E8F0"/>
-              <w:right w:val="single" w:sz="4" w:color="E2E8F0"/>
-              <w:insideH w:val="single" w:sz="4" w:color="E2E8F0"/>
-              <w:insideV w:val="single" w:sz="4" w:color="E2E8F0"/>
-            </w:tcBorders>
-          </w:tcPr>
-          <w:p>
-            <w:r>
-              <w:rPr>
-                <w:color w:val="1E293B"/>
-                <w:sz w:val="18"/>
-              </w:rPr>
-              <w:t>Толщина рамки</w:t>
-            </w:r>
-          </w:p>
-        </w:tc>
-      </w:tr>
-      <w:tr>
-        <w:tc>
-          <w:tcPr>
-            <w:tcW w:type="dxa" w:w="2551"/>
-            <w:shd w:val="clear" w:color="auto" w:fill="FFFFFF"/>
-            <w:tcBorders>
-              <w:top w:val="single" w:sz="4" w:color="E2E8F0"/>
-              <w:left w:val="single" w:sz="4" w:color="E2E8F0"/>
-              <w:bottom w:val="single" w:sz="4" w:color="E2E8F0"/>
-              <w:right w:val="single" w:sz="4" w:color="E2E8F0"/>
-              <w:insideH w:val="single" w:sz="4" w:color="E2E8F0"/>
-              <w:insideV w:val="single" w:sz="4" w:color="E2E8F0"/>
-            </w:tcBorders>
-          </w:tcPr>
-          <w:p>
-            <w:r>
-              <w:rPr>
-                <w:b/>
-                <w:color w:val="2D3A8C"/>
-                <w:sz w:val="18"/>
-              </w:rPr>
-              <w:t>btnBorderColor</w:t>
-            </w:r>
-          </w:p>
-        </w:tc>
-        <w:tc>
-          <w:tcPr>
-            <w:tcW w:type="dxa" w:w="1417"/>
-            <w:shd w:val="clear" w:color="auto" w:fill="FFFFFF"/>
-            <w:tcBorders>
-              <w:top w:val="single" w:sz="4" w:color="E2E8F0"/>
-              <w:left w:val="single" w:sz="4" w:color="E2E8F0"/>
-              <w:bottom w:val="single" w:sz="4" w:color="E2E8F0"/>
-              <w:right w:val="single" w:sz="4" w:color="E2E8F0"/>
-              <w:insideH w:val="single" w:sz="4" w:color="E2E8F0"/>
-              <w:insideV w:val="single" w:sz="4" w:color="E2E8F0"/>
-            </w:tcBorders>
-          </w:tcPr>
-          <w:p>
-            <w:r>
-              <w:rPr>
-                <w:color w:val="1E293B"/>
-                <w:sz w:val="18"/>
-              </w:rPr>
-              <w:t>String</w:t>
-            </w:r>
-          </w:p>
-        </w:tc>
-        <w:tc>
-          <w:tcPr>
-            <w:tcW w:type="dxa" w:w="1984"/>
-            <w:shd w:val="clear" w:color="auto" w:fill="FFFFFF"/>
-            <w:tcBorders>
-              <w:top w:val="single" w:sz="4" w:color="E2E8F0"/>
-              <w:left w:val="single" w:sz="4" w:color="E2E8F0"/>
-              <w:bottom w:val="single" w:sz="4" w:color="E2E8F0"/>
-              <w:right w:val="single" w:sz="4" w:color="E2E8F0"/>
-              <w:insideH w:val="single" w:sz="4" w:color="E2E8F0"/>
-              <w:insideV w:val="single" w:sz="4" w:color="E2E8F0"/>
-            </w:tcBorders>
-          </w:tcPr>
-          <w:p>
-            <w:r>
-              <w:rPr>
-                <w:color w:val="1E293B"/>
-                <w:sz w:val="18"/>
-              </w:rPr>
-              <w:t>transparent</w:t>
-            </w:r>
-          </w:p>
-        </w:tc>
-        <w:tc>
-          <w:tcPr>
-            <w:tcW w:type="dxa" w:w="4535"/>
-            <w:shd w:val="clear" w:color="auto" w:fill="FFFFFF"/>
-            <w:tcBorders>
-              <w:top w:val="single" w:sz="4" w:color="E2E8F0"/>
-              <w:left w:val="single" w:sz="4" w:color="E2E8F0"/>
-              <w:bottom w:val="single" w:sz="4" w:color="E2E8F0"/>
-              <w:right w:val="single" w:sz="4" w:color="E2E8F0"/>
-              <w:insideH w:val="single" w:sz="4" w:color="E2E8F0"/>
-              <w:insideV w:val="single" w:sz="4" w:color="E2E8F0"/>
-            </w:tcBorders>
-          </w:tcPr>
-          <w:p>
-            <w:r>
-              <w:rPr>
-                <w:color w:val="1E293B"/>
-                <w:sz w:val="18"/>
-              </w:rPr>
-              <w:t>Цвет рамки</w:t>
-            </w:r>
-          </w:p>
-        </w:tc>
-      </w:tr>
-      <w:tr>
-        <w:tc>
-          <w:tcPr>
-            <w:tcW w:type="dxa" w:w="2551"/>
-            <w:shd w:val="clear" w:color="auto" w:fill="F8FAFC"/>
-            <w:tcBorders>
-              <w:top w:val="single" w:sz="4" w:color="E2E8F0"/>
-              <w:left w:val="single" w:sz="4" w:color="E2E8F0"/>
-              <w:bottom w:val="single" w:sz="4" w:color="E2E8F0"/>
-              <w:right w:val="single" w:sz="4" w:color="E2E8F0"/>
-              <w:insideH w:val="single" w:sz="4" w:color="E2E8F0"/>
-              <w:insideV w:val="single" w:sz="4" w:color="E2E8F0"/>
-            </w:tcBorders>
-          </w:tcPr>
-          <w:p>
-            <w:r>
-              <w:rPr>
-                <w:b/>
-                <w:color w:val="2D3A8C"/>
-                <w:sz w:val="18"/>
-              </w:rPr>
-              <w:t>btnCustomCss</w:t>
-            </w:r>
-          </w:p>
-        </w:tc>
-        <w:tc>
-          <w:tcPr>
-            <w:tcW w:type="dxa" w:w="1417"/>
-            <w:shd w:val="clear" w:color="auto" w:fill="F8FAFC"/>
-            <w:tcBorders>
-              <w:top w:val="single" w:sz="4" w:color="E2E8F0"/>
-              <w:left w:val="single" w:sz="4" w:color="E2E8F0"/>
-              <w:bottom w:val="single" w:sz="4" w:color="E2E8F0"/>
-              <w:right w:val="single" w:sz="4" w:color="E2E8F0"/>
-              <w:insideH w:val="single" w:sz="4" w:color="E2E8F0"/>
-              <w:insideV w:val="single" w:sz="4" w:color="E2E8F0"/>
-            </w:tcBorders>
-          </w:tcPr>
-          <w:p>
-            <w:r>
-              <w:rPr>
-                <w:color w:val="1E293B"/>
-                <w:sz w:val="18"/>
-              </w:rPr>
-              <w:t>String</w:t>
-            </w:r>
-          </w:p>
-        </w:tc>
-        <w:tc>
-          <w:tcPr>
-            <w:tcW w:type="dxa" w:w="1984"/>
-            <w:shd w:val="clear" w:color="auto" w:fill="F8FAFC"/>
-            <w:tcBorders>
-              <w:top w:val="single" w:sz="4" w:color="E2E8F0"/>
-              <w:left w:val="single" w:sz="4" w:color="E2E8F0"/>
-              <w:bottom w:val="single" w:sz="4" w:color="E2E8F0"/>
-              <w:right w:val="single" w:sz="4" w:color="E2E8F0"/>
-              <w:insideH w:val="single" w:sz="4" w:color="E2E8F0"/>
-              <w:insideV w:val="single" w:sz="4" w:color="E2E8F0"/>
-            </w:tcBorders>
-          </w:tcPr>
-          <w:p>
-            <w:r>
-              <w:rPr>
-                <w:color w:val="1E293B"/>
-                <w:sz w:val="18"/>
-              </w:rPr>
-              <w:t>''</w:t>
-            </w:r>
-          </w:p>
-        </w:tc>
-        <w:tc>
-          <w:tcPr>
-            <w:tcW w:type="dxa" w:w="4535"/>
-            <w:shd w:val="clear" w:color="auto" w:fill="F8FAFC"/>
-            <w:tcBorders>
-              <w:top w:val="single" w:sz="4" w:color="E2E8F0"/>
-              <w:left w:val="single" w:sz="4" w:color="E2E8F0"/>
-              <w:bottom w:val="single" w:sz="4" w:color="E2E8F0"/>
-              <w:right w:val="single" w:sz="4" w:color="E2E8F0"/>
-              <w:insideH w:val="single" w:sz="4" w:color="E2E8F0"/>
-              <w:insideV w:val="single" w:sz="4" w:color="E2E8F0"/>
-            </w:tcBorders>
-          </w:tcPr>
-          <w:p>
-            <w:r>
-              <w:rPr>
-                <w:color w:val="1E293B"/>
-                <w:sz w:val="18"/>
-              </w:rPr>
-              <w:t>Произвольный CSS для кнопки</w:t>
-            </w:r>
-          </w:p>
-        </w:tc>
-      </w:tr>
-      <w:tr>
-        <w:tc>
-          <w:tcPr>
-            <w:tcW w:type="dxa" w:w="2551"/>
-            <w:shd w:val="clear" w:color="auto" w:fill="FFFFFF"/>
-            <w:tcBorders>
-              <w:top w:val="single" w:sz="4" w:color="E2E8F0"/>
-              <w:left w:val="single" w:sz="4" w:color="E2E8F0"/>
-              <w:bottom w:val="single" w:sz="4" w:color="E2E8F0"/>
-              <w:right w:val="single" w:sz="4" w:color="E2E8F0"/>
-              <w:insideH w:val="single" w:sz="4" w:color="E2E8F0"/>
-              <w:insideV w:val="single" w:sz="4" w:color="E2E8F0"/>
-            </w:tcBorders>
-          </w:tcPr>
-          <w:p>
-            <w:r>
-              <w:rPr>
-                <w:b/>
-                <w:color w:val="2D3A8C"/>
-                <w:sz w:val="18"/>
-              </w:rPr>
-              <w:t>btnHoverCss</w:t>
-            </w:r>
-          </w:p>
-        </w:tc>
-        <w:tc>
-          <w:tcPr>
-            <w:tcW w:type="dxa" w:w="1417"/>
-            <w:shd w:val="clear" w:color="auto" w:fill="FFFFFF"/>
-            <w:tcBorders>
-              <w:top w:val="single" w:sz="4" w:color="E2E8F0"/>
-              <w:left w:val="single" w:sz="4" w:color="E2E8F0"/>
-              <w:bottom w:val="single" w:sz="4" w:color="E2E8F0"/>
-              <w:right w:val="single" w:sz="4" w:color="E2E8F0"/>
-              <w:insideH w:val="single" w:sz="4" w:color="E2E8F0"/>
-              <w:insideV w:val="single" w:sz="4" w:color="E2E8F0"/>
-            </w:tcBorders>
-          </w:tcPr>
-          <w:p>
-            <w:r>
-              <w:rPr>
-                <w:color w:val="1E293B"/>
-                <w:sz w:val="18"/>
-              </w:rPr>
-              <w:t>String</w:t>
-            </w:r>
-          </w:p>
-        </w:tc>
-        <w:tc>
-          <w:tcPr>
-            <w:tcW w:type="dxa" w:w="1984"/>
-            <w:shd w:val="clear" w:color="auto" w:fill="FFFFFF"/>
-            <w:tcBorders>
-              <w:top w:val="single" w:sz="4" w:color="E2E8F0"/>
-              <w:left w:val="single" w:sz="4" w:color="E2E8F0"/>
-              <w:bottom w:val="single" w:sz="4" w:color="E2E8F0"/>
-              <w:right w:val="single" w:sz="4" w:color="E2E8F0"/>
-              <w:insideH w:val="single" w:sz="4" w:color="E2E8F0"/>
-              <w:insideV w:val="single" w:sz="4" w:color="E2E8F0"/>
-            </w:tcBorders>
-          </w:tcPr>
-          <w:p>
-            <w:r>
-              <w:rPr>
-                <w:color w:val="1E293B"/>
-                <w:sz w:val="18"/>
-              </w:rPr>
-              <w:t>''</w:t>
-            </w:r>
-          </w:p>
-        </w:tc>
-        <w:tc>
-          <w:tcPr>
-            <w:tcW w:type="dxa" w:w="4535"/>
-            <w:shd w:val="clear" w:color="auto" w:fill="FFFFFF"/>
-            <w:tcBorders>
-              <w:top w:val="single" w:sz="4" w:color="E2E8F0"/>
-              <w:left w:val="single" w:sz="4" w:color="E2E8F0"/>
-              <w:bottom w:val="single" w:sz="4" w:color="E2E8F0"/>
-              <w:right w:val="single" w:sz="4" w:color="E2E8F0"/>
-              <w:insideH w:val="single" w:sz="4" w:color="E2E8F0"/>
-              <w:insideV w:val="single" w:sz="4" w:color="E2E8F0"/>
-            </w:tcBorders>
-          </w:tcPr>
-          <w:p>
-            <w:r>
-              <w:rPr>
-                <w:color w:val="1E293B"/>
-                <w:sz w:val="18"/>
-              </w:rPr>
-              <w:t>Произвольный CSS при наведении</w:t>
-            </w:r>
-          </w:p>
-        </w:tc>
-      </w:tr>
-      <w:tr>
-        <w:tc>
-          <w:tcPr>
-            <w:tcW w:type="dxa" w:w="2551"/>
-            <w:shd w:val="clear" w:color="auto" w:fill="F8FAFC"/>
-            <w:tcBorders>
-              <w:top w:val="single" w:sz="4" w:color="E2E8F0"/>
-              <w:left w:val="single" w:sz="4" w:color="E2E8F0"/>
-              <w:bottom w:val="single" w:sz="4" w:color="E2E8F0"/>
-              <w:right w:val="single" w:sz="4" w:color="E2E8F0"/>
-              <w:insideH w:val="single" w:sz="4" w:color="E2E8F0"/>
-              <w:insideV w:val="single" w:sz="4" w:color="E2E8F0"/>
-            </w:tcBorders>
-          </w:tcPr>
-          <w:p>
-            <w:r>
-              <w:rPr>
-                <w:b/>
-                <w:color w:val="2D3A8C"/>
-                <w:sz w:val="18"/>
-              </w:rPr>
-              <w:t>btnGradientTo</w:t>
-            </w:r>
-          </w:p>
-        </w:tc>
-        <w:tc>
-          <w:tcPr>
-            <w:tcW w:type="dxa" w:w="1417"/>
-            <w:shd w:val="clear" w:color="auto" w:fill="F8FAFC"/>
-            <w:tcBorders>
-              <w:top w:val="single" w:sz="4" w:color="E2E8F0"/>
-              <w:left w:val="single" w:sz="4" w:color="E2E8F0"/>
-              <w:bottom w:val="single" w:sz="4" w:color="E2E8F0"/>
-              <w:right w:val="single" w:sz="4" w:color="E2E8F0"/>
-              <w:insideH w:val="single" w:sz="4" w:color="E2E8F0"/>
-              <w:insideV w:val="single" w:sz="4" w:color="E2E8F0"/>
-            </w:tcBorders>
-          </w:tcPr>
-          <w:p>
-            <w:r>
-              <w:rPr>
-                <w:color w:val="1E293B"/>
-                <w:sz w:val="18"/>
-              </w:rPr>
-              <w:t>String</w:t>
-            </w:r>
-          </w:p>
-        </w:tc>
-        <w:tc>
-          <w:tcPr>
-            <w:tcW w:type="dxa" w:w="1984"/>
-            <w:shd w:val="clear" w:color="auto" w:fill="F8FAFC"/>
-            <w:tcBorders>
-              <w:top w:val="single" w:sz="4" w:color="E2E8F0"/>
-              <w:left w:val="single" w:sz="4" w:color="E2E8F0"/>
-              <w:bottom w:val="single" w:sz="4" w:color="E2E8F0"/>
-              <w:right w:val="single" w:sz="4" w:color="E2E8F0"/>
-              <w:insideH w:val="single" w:sz="4" w:color="E2E8F0"/>
-              <w:insideV w:val="single" w:sz="4" w:color="E2E8F0"/>
-            </w:tcBorders>
-          </w:tcPr>
-          <w:p>
-            <w:r>
-              <w:rPr>
-                <w:color w:val="1E293B"/>
-                <w:sz w:val="18"/>
-              </w:rPr>
-              <w:t>''</w:t>
-            </w:r>
-          </w:p>
-        </w:tc>
-        <w:tc>
-          <w:tcPr>
-            <w:tcW w:type="dxa" w:w="4535"/>
-            <w:shd w:val="clear" w:color="auto" w:fill="F8FAFC"/>
-            <w:tcBorders>
-              <w:top w:val="single" w:sz="4" w:color="E2E8F0"/>
-              <w:left w:val="single" w:sz="4" w:color="E2E8F0"/>
-              <w:bottom w:val="single" w:sz="4" w:color="E2E8F0"/>
-              <w:right w:val="single" w:sz="4" w:color="E2E8F0"/>
-              <w:insideH w:val="single" w:sz="4" w:color="E2E8F0"/>
-              <w:insideV w:val="single" w:sz="4" w:color="E2E8F0"/>
-            </w:tcBorders>
-          </w:tcPr>
-          <w:p>
-            <w:r>
-              <w:rPr>
-                <w:color w:val="1E293B"/>
-                <w:sz w:val="18"/>
-              </w:rPr>
-              <w:t>Конечный цвет градиента (если задан — активируется градиент)</w:t>
-            </w:r>
-          </w:p>
-        </w:tc>
-      </w:tr>
-      <w:tr>
-        <w:tc>
-          <w:tcPr>
-            <w:tcW w:type="dxa" w:w="2551"/>
-            <w:shd w:val="clear" w:color="auto" w:fill="FFFFFF"/>
-            <w:tcBorders>
-              <w:top w:val="single" w:sz="4" w:color="E2E8F0"/>
-              <w:left w:val="single" w:sz="4" w:color="E2E8F0"/>
-              <w:bottom w:val="single" w:sz="4" w:color="E2E8F0"/>
-              <w:right w:val="single" w:sz="4" w:color="E2E8F0"/>
-              <w:insideH w:val="single" w:sz="4" w:color="E2E8F0"/>
-              <w:insideV w:val="single" w:sz="4" w:color="E2E8F0"/>
-            </w:tcBorders>
-          </w:tcPr>
-          <w:p>
-            <w:r>
-              <w:rPr>
-                <w:b/>
-                <w:color w:val="2D3A8C"/>
-                <w:sz w:val="18"/>
-              </w:rPr>
-              <w:t>btnGradientAngle</w:t>
-            </w:r>
-          </w:p>
-        </w:tc>
-        <w:tc>
-          <w:tcPr>
-            <w:tcW w:type="dxa" w:w="1417"/>
-            <w:shd w:val="clear" w:color="auto" w:fill="FFFFFF"/>
-            <w:tcBorders>
-              <w:top w:val="single" w:sz="4" w:color="E2E8F0"/>
-              <w:left w:val="single" w:sz="4" w:color="E2E8F0"/>
-              <w:bottom w:val="single" w:sz="4" w:color="E2E8F0"/>
-              <w:right w:val="single" w:sz="4" w:color="E2E8F0"/>
-              <w:insideH w:val="single" w:sz="4" w:color="E2E8F0"/>
-              <w:insideV w:val="single" w:sz="4" w:color="E2E8F0"/>
-            </w:tcBorders>
-          </w:tcPr>
-          <w:p>
-            <w:r>
-              <w:rPr>
-                <w:color w:val="1E293B"/>
-                <w:sz w:val="18"/>
-              </w:rPr>
-              <w:t>String</w:t>
-            </w:r>
-          </w:p>
-        </w:tc>
-        <w:tc>
-          <w:tcPr>
-            <w:tcW w:type="dxa" w:w="1984"/>
-            <w:shd w:val="clear" w:color="auto" w:fill="FFFFFF"/>
-            <w:tcBorders>
-              <w:top w:val="single" w:sz="4" w:color="E2E8F0"/>
-              <w:left w:val="single" w:sz="4" w:color="E2E8F0"/>
-              <w:bottom w:val="single" w:sz="4" w:color="E2E8F0"/>
-              <w:right w:val="single" w:sz="4" w:color="E2E8F0"/>
-              <w:insideH w:val="single" w:sz="4" w:color="E2E8F0"/>
-              <w:insideV w:val="single" w:sz="4" w:color="E2E8F0"/>
-            </w:tcBorders>
-          </w:tcPr>
-          <w:p>
-            <w:r>
-              <w:rPr>
-                <w:color w:val="1E293B"/>
-                <w:sz w:val="18"/>
-              </w:rPr>
-              <w:t>135deg</w:t>
-            </w:r>
-          </w:p>
-        </w:tc>
-        <w:tc>
-          <w:tcPr>
-            <w:tcW w:type="dxa" w:w="4535"/>
-            <w:shd w:val="clear" w:color="auto" w:fill="FFFFFF"/>
-            <w:tcBorders>
-              <w:top w:val="single" w:sz="4" w:color="E2E8F0"/>
-              <w:left w:val="single" w:sz="4" w:color="E2E8F0"/>
-              <w:bottom w:val="single" w:sz="4" w:color="E2E8F0"/>
-              <w:right w:val="single" w:sz="4" w:color="E2E8F0"/>
-              <w:insideH w:val="single" w:sz="4" w:color="E2E8F0"/>
-              <w:insideV w:val="single" w:sz="4" w:color="E2E8F0"/>
-            </w:tcBorders>
-          </w:tcPr>
-          <w:p>
-            <w:r>
-              <w:rPr>
-                <w:color w:val="1E293B"/>
-                <w:sz w:val="18"/>
-              </w:rPr>
-              <w:t>Угол градиента</w:t>
-            </w:r>
-          </w:p>
-        </w:tc>
-      </w:tr>
-      <w:tr>
-        <w:tc>
-          <w:tcPr>
-            <w:tcW w:type="dxa" w:w="2551"/>
-            <w:shd w:val="clear" w:color="auto" w:fill="F8FAFC"/>
-            <w:tcBorders>
-              <w:top w:val="single" w:sz="4" w:color="E2E8F0"/>
-              <w:left w:val="single" w:sz="4" w:color="E2E8F0"/>
-              <w:bottom w:val="single" w:sz="4" w:color="E2E8F0"/>
-              <w:right w:val="single" w:sz="4" w:color="E2E8F0"/>
-              <w:insideH w:val="single" w:sz="4" w:color="E2E8F0"/>
-              <w:insideV w:val="single" w:sz="4" w:color="E2E8F0"/>
-            </w:tcBorders>
-          </w:tcPr>
-          <w:p>
-            <w:r>
-              <w:rPr>
-                <w:b/>
-                <w:color w:val="2D3A8C"/>
-                <w:sz w:val="18"/>
-              </w:rPr>
-              <w:t>btnIsGlass</w:t>
-            </w:r>
-          </w:p>
-        </w:tc>
-        <w:tc>
-          <w:tcPr>
-            <w:tcW w:type="dxa" w:w="1417"/>
-            <w:shd w:val="clear" w:color="auto" w:fill="F8FAFC"/>
-            <w:tcBorders>
-              <w:top w:val="single" w:sz="4" w:color="E2E8F0"/>
-              <w:left w:val="single" w:sz="4" w:color="E2E8F0"/>
-              <w:bottom w:val="single" w:sz="4" w:color="E2E8F0"/>
-              <w:right w:val="single" w:sz="4" w:color="E2E8F0"/>
-              <w:insideH w:val="single" w:sz="4" w:color="E2E8F0"/>
-              <w:insideV w:val="single" w:sz="4" w:color="E2E8F0"/>
-            </w:tcBorders>
-          </w:tcPr>
-          <w:p>
-            <w:r>
-              <w:rPr>
-                <w:color w:val="1E293B"/>
-                <w:sz w:val="18"/>
-              </w:rPr>
-              <w:t>Boolean</w:t>
-            </w:r>
-          </w:p>
-        </w:tc>
-        <w:tc>
-          <w:tcPr>
-            <w:tcW w:type="dxa" w:w="1984"/>
-            <w:shd w:val="clear" w:color="auto" w:fill="F8FAFC"/>
-            <w:tcBorders>
-              <w:top w:val="single" w:sz="4" w:color="E2E8F0"/>
-              <w:left w:val="single" w:sz="4" w:color="E2E8F0"/>
-              <w:bottom w:val="single" w:sz="4" w:color="E2E8F0"/>
-              <w:right w:val="single" w:sz="4" w:color="E2E8F0"/>
-              <w:insideH w:val="single" w:sz="4" w:color="E2E8F0"/>
-              <w:insideV w:val="single" w:sz="4" w:color="E2E8F0"/>
-            </w:tcBorders>
-          </w:tcPr>
-          <w:p>
-            <w:r>
-              <w:rPr>
-                <w:color w:val="1E293B"/>
-                <w:sz w:val="18"/>
-              </w:rPr>
-              <w:t>false</w:t>
-            </w:r>
-          </w:p>
-        </w:tc>
-        <w:tc>
-          <w:tcPr>
-            <w:tcW w:type="dxa" w:w="4535"/>
-            <w:shd w:val="clear" w:color="auto" w:fill="F8FAFC"/>
-            <w:tcBorders>
-              <w:top w:val="single" w:sz="4" w:color="E2E8F0"/>
-              <w:left w:val="single" w:sz="4" w:color="E2E8F0"/>
-              <w:bottom w:val="single" w:sz="4" w:color="E2E8F0"/>
-              <w:right w:val="single" w:sz="4" w:color="E2E8F0"/>
-              <w:insideH w:val="single" w:sz="4" w:color="E2E8F0"/>
-              <w:insideV w:val="single" w:sz="4" w:color="E2E8F0"/>
-            </w:tcBorders>
-          </w:tcPr>
-          <w:p>
-            <w:r>
-              <w:rPr>
-                <w:color w:val="1E293B"/>
-                <w:sz w:val="18"/>
-              </w:rPr>
-              <w:t>Стиль glassmorphism (размытый прозрачный фон)</w:t>
-            </w:r>
-          </w:p>
-        </w:tc>
-      </w:tr>
-      <w:tr>
-        <w:tc>
-          <w:tcPr>
-            <w:tcW w:type="dxa" w:w="2551"/>
-            <w:shd w:val="clear" w:color="auto" w:fill="FFFFFF"/>
-            <w:tcBorders>
-              <w:top w:val="single" w:sz="4" w:color="E2E8F0"/>
-              <w:left w:val="single" w:sz="4" w:color="E2E8F0"/>
-              <w:bottom w:val="single" w:sz="4" w:color="E2E8F0"/>
-              <w:right w:val="single" w:sz="4" w:color="E2E8F0"/>
-              <w:insideH w:val="single" w:sz="4" w:color="E2E8F0"/>
-              <w:insideV w:val="single" w:sz="4" w:color="E2E8F0"/>
-            </w:tcBorders>
-          </w:tcPr>
-          <w:p>
-            <w:r>
-              <w:rPr>
-                <w:b/>
-                <w:color w:val="2D3A8C"/>
-                <w:sz w:val="18"/>
-              </w:rPr>
-              <w:t>btnHoverEffect</w:t>
-            </w:r>
-          </w:p>
-        </w:tc>
-        <w:tc>
-          <w:tcPr>
-            <w:tcW w:type="dxa" w:w="1417"/>
-            <w:shd w:val="clear" w:color="auto" w:fill="FFFFFF"/>
-            <w:tcBorders>
-              <w:top w:val="single" w:sz="4" w:color="E2E8F0"/>
-              <w:left w:val="single" w:sz="4" w:color="E2E8F0"/>
-              <w:bottom w:val="single" w:sz="4" w:color="E2E8F0"/>
-              <w:right w:val="single" w:sz="4" w:color="E2E8F0"/>
-              <w:insideH w:val="single" w:sz="4" w:color="E2E8F0"/>
-              <w:insideV w:val="single" w:sz="4" w:color="E2E8F0"/>
-            </w:tcBorders>
-          </w:tcPr>
-          <w:p>
-            <w:r>
-              <w:rPr>
-                <w:color w:val="1E293B"/>
-                <w:sz w:val="18"/>
-              </w:rPr>
-              <w:t>String</w:t>
-            </w:r>
-          </w:p>
-        </w:tc>
-        <w:tc>
-          <w:tcPr>
-            <w:tcW w:type="dxa" w:w="1984"/>
-            <w:shd w:val="clear" w:color="auto" w:fill="FFFFFF"/>
-            <w:tcBorders>
-              <w:top w:val="single" w:sz="4" w:color="E2E8F0"/>
-              <w:left w:val="single" w:sz="4" w:color="E2E8F0"/>
-              <w:bottom w:val="single" w:sz="4" w:color="E2E8F0"/>
-              <w:right w:val="single" w:sz="4" w:color="E2E8F0"/>
-              <w:insideH w:val="single" w:sz="4" w:color="E2E8F0"/>
-              <w:insideV w:val="single" w:sz="4" w:color="E2E8F0"/>
-            </w:tcBorders>
-          </w:tcPr>
-          <w:p>
-            <w:r>
-              <w:rPr>
-                <w:color w:val="1E293B"/>
-                <w:sz w:val="18"/>
-              </w:rPr>
-              <w:t>default</w:t>
-            </w:r>
-          </w:p>
-        </w:tc>
-        <w:tc>
-          <w:tcPr>
-            <w:tcW w:type="dxa" w:w="4535"/>
-            <w:shd w:val="clear" w:color="auto" w:fill="FFFFFF"/>
-            <w:tcBorders>
-              <w:top w:val="single" w:sz="4" w:color="E2E8F0"/>
-              <w:left w:val="single" w:sz="4" w:color="E2E8F0"/>
-              <w:bottom w:val="single" w:sz="4" w:color="E2E8F0"/>
-              <w:right w:val="single" w:sz="4" w:color="E2E8F0"/>
-              <w:insideH w:val="single" w:sz="4" w:color="E2E8F0"/>
-              <w:insideV w:val="single" w:sz="4" w:color="E2E8F0"/>
-            </w:tcBorders>
-          </w:tcPr>
-          <w:p>
-            <w:r>
-              <w:rPr>
-                <w:color w:val="1E293B"/>
-                <w:sz w:val="18"/>
-              </w:rPr>
-              <w:t>Hover-эффект: default / lift / glow / scale / pulse / none</w:t>
-            </w:r>
-          </w:p>
-        </w:tc>
-      </w:tr>
-      <w:tr>
-        <w:tc>
-          <w:tcPr>
-            <w:tcW w:type="dxa" w:w="2551"/>
-            <w:shd w:val="clear" w:color="auto" w:fill="F8FAFC"/>
-            <w:tcBorders>
-              <w:top w:val="single" w:sz="4" w:color="E2E8F0"/>
-              <w:left w:val="single" w:sz="4" w:color="E2E8F0"/>
-              <w:bottom w:val="single" w:sz="4" w:color="E2E8F0"/>
-              <w:right w:val="single" w:sz="4" w:color="E2E8F0"/>
-              <w:insideH w:val="single" w:sz="4" w:color="E2E8F0"/>
-              <w:insideV w:val="single" w:sz="4" w:color="E2E8F0"/>
-            </w:tcBorders>
-          </w:tcPr>
-          <w:p>
-            <w:r>
-              <w:rPr>
-                <w:b/>
-                <w:color w:val="2D3A8C"/>
-                <w:sz w:val="18"/>
-              </w:rPr>
-              <w:t>btnCursor</w:t>
-            </w:r>
-          </w:p>
-        </w:tc>
-        <w:tc>
-          <w:tcPr>
-            <w:tcW w:type="dxa" w:w="1417"/>
-            <w:shd w:val="clear" w:color="auto" w:fill="F8FAFC"/>
-            <w:tcBorders>
-              <w:top w:val="single" w:sz="4" w:color="E2E8F0"/>
-              <w:left w:val="single" w:sz="4" w:color="E2E8F0"/>
-              <w:bottom w:val="single" w:sz="4" w:color="E2E8F0"/>
-              <w:right w:val="single" w:sz="4" w:color="E2E8F0"/>
-              <w:insideH w:val="single" w:sz="4" w:color="E2E8F0"/>
-              <w:insideV w:val="single" w:sz="4" w:color="E2E8F0"/>
-            </w:tcBorders>
-          </w:tcPr>
-          <w:p>
-            <w:r>
-              <w:rPr>
-                <w:color w:val="1E293B"/>
-                <w:sz w:val="18"/>
-              </w:rPr>
-              <w:t>String</w:t>
-            </w:r>
-          </w:p>
-        </w:tc>
-        <w:tc>
-          <w:tcPr>
-            <w:tcW w:type="dxa" w:w="1984"/>
-            <w:shd w:val="clear" w:color="auto" w:fill="F8FAFC"/>
-            <w:tcBorders>
-              <w:top w:val="single" w:sz="4" w:color="E2E8F0"/>
-              <w:left w:val="single" w:sz="4" w:color="E2E8F0"/>
-              <w:bottom w:val="single" w:sz="4" w:color="E2E8F0"/>
-              <w:right w:val="single" w:sz="4" w:color="E2E8F0"/>
-              <w:insideH w:val="single" w:sz="4" w:color="E2E8F0"/>
-              <w:insideV w:val="single" w:sz="4" w:color="E2E8F0"/>
-            </w:tcBorders>
-          </w:tcPr>
-          <w:p>
-            <w:r>
-              <w:rPr>
-                <w:color w:val="1E293B"/>
-                <w:sz w:val="18"/>
-              </w:rPr>
-              <w:t>pointer</w:t>
-            </w:r>
-          </w:p>
-        </w:tc>
-        <w:tc>
-          <w:tcPr>
-            <w:tcW w:type="dxa" w:w="4535"/>
-            <w:shd w:val="clear" w:color="auto" w:fill="F8FAFC"/>
-            <w:tcBorders>
-              <w:top w:val="single" w:sz="4" w:color="E2E8F0"/>
-              <w:left w:val="single" w:sz="4" w:color="E2E8F0"/>
-              <w:bottom w:val="single" w:sz="4" w:color="E2E8F0"/>
-              <w:right w:val="single" w:sz="4" w:color="E2E8F0"/>
-              <w:insideH w:val="single" w:sz="4" w:color="E2E8F0"/>
-              <w:insideV w:val="single" w:sz="4" w:color="E2E8F0"/>
-            </w:tcBorders>
-          </w:tcPr>
-          <w:p>
-            <w:r>
-              <w:rPr>
-                <w:color w:val="1E293B"/>
-                <w:sz w:val="18"/>
-              </w:rPr>
-              <w:t>CSS cursor при наведении</w:t>
-            </w:r>
-          </w:p>
-        </w:tc>
-      </w:tr>
-    </w:tbl>
-    <w:p/>
-    <w:p>
-      <w:r>
-        <w:rPr>
-          <w:b/>
-          <w:color w:val="1E293B"/>
-          <w:sz w:val="22"/>
-        </w:rPr>
-        <w:t>Toggle-режим</w:t>
-      </w:r>
-    </w:p>
-    <w:tbl>
-      <w:tblPr>
-        <w:tblW w:type="auto" w:w="0"/>
-        <w:jc w:val="left"/>
-        <w:tblLook w:firstColumn="1" w:firstRow="1" w:lastColumn="0" w:lastRow="0" w:noHBand="0" w:noVBand="1" w:val="04A0"/>
-      </w:tblPr>
-      <w:tblGrid>
-        <w:gridCol w:w="2351"/>
-        <w:gridCol w:w="2351"/>
-        <w:gridCol w:w="2351"/>
-        <w:gridCol w:w="2351"/>
-      </w:tblGrid>
-      <w:tr>
-        <w:tc>
-          <w:tcPr>
-            <w:tcW w:type="dxa" w:w="2551"/>
-            <w:shd w:val="clear" w:color="auto" w:fill="4F6AFF"/>
-            <w:tcBorders>
-              <w:top w:val="single" w:sz="4" w:color="3A56F0"/>
-              <w:left w:val="single" w:sz="4" w:color="3A56F0"/>
-              <w:bottom w:val="single" w:sz="4" w:color="3A56F0"/>
-              <w:right w:val="single" w:sz="4" w:color="3A56F0"/>
-              <w:insideH w:val="single" w:sz="4" w:color="3A56F0"/>
-              <w:insideV w:val="single" w:sz="4" w:color="3A56F0"/>
-            </w:tcBorders>
-          </w:tcPr>
-          <w:p>
-            <w:pPr>
-              <w:jc w:val="left"/>
-            </w:pPr>
-            <w:r>
-              <w:rPr>
-                <w:b/>
-                <w:color w:val="FFFFFF"/>
-                <w:sz w:val="18"/>
-              </w:rPr>
-              <w:t>Параметр</w:t>
-            </w:r>
-          </w:p>
-        </w:tc>
-        <w:tc>
-          <w:tcPr>
-            <w:tcW w:type="dxa" w:w="1417"/>
-            <w:shd w:val="clear" w:color="auto" w:fill="4F6AFF"/>
-            <w:tcBorders>
-              <w:top w:val="single" w:sz="4" w:color="3A56F0"/>
-              <w:left w:val="single" w:sz="4" w:color="3A56F0"/>
-              <w:bottom w:val="single" w:sz="4" w:color="3A56F0"/>
-              <w:right w:val="single" w:sz="4" w:color="3A56F0"/>
-              <w:insideH w:val="single" w:sz="4" w:color="3A56F0"/>
-              <w:insideV w:val="single" w:sz="4" w:color="3A56F0"/>
-            </w:tcBorders>
-          </w:tcPr>
-          <w:p>
-            <w:pPr>
-              <w:jc w:val="left"/>
-            </w:pPr>
-            <w:r>
-              <w:rPr>
-                <w:b/>
-                <w:color w:val="FFFFFF"/>
-                <w:sz w:val="18"/>
-              </w:rPr>
-              <w:t>Тип</w:t>
-            </w:r>
-          </w:p>
-        </w:tc>
-        <w:tc>
-          <w:tcPr>
-            <w:tcW w:type="dxa" w:w="1984"/>
-            <w:shd w:val="clear" w:color="auto" w:fill="4F6AFF"/>
-            <w:tcBorders>
-              <w:top w:val="single" w:sz="4" w:color="3A56F0"/>
-              <w:left w:val="single" w:sz="4" w:color="3A56F0"/>
-              <w:bottom w:val="single" w:sz="4" w:color="3A56F0"/>
-              <w:right w:val="single" w:sz="4" w:color="3A56F0"/>
-              <w:insideH w:val="single" w:sz="4" w:color="3A56F0"/>
-              <w:insideV w:val="single" w:sz="4" w:color="3A56F0"/>
-            </w:tcBorders>
-          </w:tcPr>
-          <w:p>
-            <w:pPr>
-              <w:jc w:val="left"/>
-            </w:pPr>
-            <w:r>
-              <w:rPr>
-                <w:b/>
-                <w:color w:val="FFFFFF"/>
-                <w:sz w:val="18"/>
-              </w:rPr>
-              <w:t>Умолчание</w:t>
-            </w:r>
-          </w:p>
-        </w:tc>
-        <w:tc>
-          <w:tcPr>
-            <w:tcW w:type="dxa" w:w="4535"/>
-            <w:shd w:val="clear" w:color="auto" w:fill="4F6AFF"/>
-            <w:tcBorders>
-              <w:top w:val="single" w:sz="4" w:color="3A56F0"/>
-              <w:left w:val="single" w:sz="4" w:color="3A56F0"/>
-              <w:bottom w:val="single" w:sz="4" w:color="3A56F0"/>
-              <w:right w:val="single" w:sz="4" w:color="3A56F0"/>
-              <w:insideH w:val="single" w:sz="4" w:color="3A56F0"/>
-              <w:insideV w:val="single" w:sz="4" w:color="3A56F0"/>
-            </w:tcBorders>
-          </w:tcPr>
-          <w:p>
-            <w:pPr>
-              <w:jc w:val="left"/>
-            </w:pPr>
-            <w:r>
-              <w:rPr>
-                <w:b/>
-                <w:color w:val="FFFFFF"/>
-                <w:sz w:val="18"/>
-              </w:rPr>
-              <w:t>Описание</w:t>
-            </w:r>
-          </w:p>
-        </w:tc>
-      </w:tr>
-      <w:tr>
-        <w:tc>
-          <w:tcPr>
-            <w:tcW w:type="dxa" w:w="2551"/>
-            <w:shd w:val="clear" w:color="auto" w:fill="FFFFFF"/>
-            <w:tcBorders>
-              <w:top w:val="single" w:sz="4" w:color="E2E8F0"/>
-              <w:left w:val="single" w:sz="4" w:color="E2E8F0"/>
-              <w:bottom w:val="single" w:sz="4" w:color="E2E8F0"/>
-              <w:right w:val="single" w:sz="4" w:color="E2E8F0"/>
-              <w:insideH w:val="single" w:sz="4" w:color="E2E8F0"/>
-              <w:insideV w:val="single" w:sz="4" w:color="E2E8F0"/>
-            </w:tcBorders>
-          </w:tcPr>
-          <w:p>
-            <w:r>
-              <w:rPr>
-                <w:b/>
-                <w:color w:val="2D3A8C"/>
-                <w:sz w:val="18"/>
-              </w:rPr>
-              <w:t>btnIsToggle</w:t>
-            </w:r>
-          </w:p>
-        </w:tc>
-        <w:tc>
-          <w:tcPr>
-            <w:tcW w:type="dxa" w:w="1417"/>
-            <w:shd w:val="clear" w:color="auto" w:fill="FFFFFF"/>
-            <w:tcBorders>
-              <w:top w:val="single" w:sz="4" w:color="E2E8F0"/>
-              <w:left w:val="single" w:sz="4" w:color="E2E8F0"/>
-              <w:bottom w:val="single" w:sz="4" w:color="E2E8F0"/>
-              <w:right w:val="single" w:sz="4" w:color="E2E8F0"/>
-              <w:insideH w:val="single" w:sz="4" w:color="E2E8F0"/>
-              <w:insideV w:val="single" w:sz="4" w:color="E2E8F0"/>
-            </w:tcBorders>
-          </w:tcPr>
-          <w:p>
-            <w:r>
-              <w:rPr>
-                <w:color w:val="1E293B"/>
-                <w:sz w:val="18"/>
-              </w:rPr>
-              <w:t>Boolean</w:t>
-            </w:r>
-          </w:p>
-        </w:tc>
-        <w:tc>
-          <w:tcPr>
-            <w:tcW w:type="dxa" w:w="1984"/>
-            <w:shd w:val="clear" w:color="auto" w:fill="FFFFFF"/>
-            <w:tcBorders>
-              <w:top w:val="single" w:sz="4" w:color="E2E8F0"/>
-              <w:left w:val="single" w:sz="4" w:color="E2E8F0"/>
-              <w:bottom w:val="single" w:sz="4" w:color="E2E8F0"/>
-              <w:right w:val="single" w:sz="4" w:color="E2E8F0"/>
-              <w:insideH w:val="single" w:sz="4" w:color="E2E8F0"/>
-              <w:insideV w:val="single" w:sz="4" w:color="E2E8F0"/>
-            </w:tcBorders>
-          </w:tcPr>
-          <w:p>
-            <w:r>
-              <w:rPr>
-                <w:color w:val="1E293B"/>
-                <w:sz w:val="18"/>
-              </w:rPr>
-              <w:t>false</w:t>
-            </w:r>
-          </w:p>
-        </w:tc>
-        <w:tc>
-          <w:tcPr>
-            <w:tcW w:type="dxa" w:w="4535"/>
-            <w:shd w:val="clear" w:color="auto" w:fill="FFFFFF"/>
-            <w:tcBorders>
-              <w:top w:val="single" w:sz="4" w:color="E2E8F0"/>
-              <w:left w:val="single" w:sz="4" w:color="E2E8F0"/>
-              <w:bottom w:val="single" w:sz="4" w:color="E2E8F0"/>
-              <w:right w:val="single" w:sz="4" w:color="E2E8F0"/>
-              <w:insideH w:val="single" w:sz="4" w:color="E2E8F0"/>
-              <w:insideV w:val="single" w:sz="4" w:color="E2E8F0"/>
-            </w:tcBorders>
-          </w:tcPr>
-          <w:p>
-            <w:r>
-              <w:rPr>
-                <w:color w:val="1E293B"/>
-                <w:sz w:val="18"/>
-              </w:rPr>
-              <w:t>Включить режим переключателя</w:t>
-            </w:r>
-          </w:p>
-        </w:tc>
-      </w:tr>
-      <w:tr>
-        <w:tc>
-          <w:tcPr>
-            <w:tcW w:type="dxa" w:w="2551"/>
-            <w:shd w:val="clear" w:color="auto" w:fill="F8FAFC"/>
-            <w:tcBorders>
-              <w:top w:val="single" w:sz="4" w:color="E2E8F0"/>
-              <w:left w:val="single" w:sz="4" w:color="E2E8F0"/>
-              <w:bottom w:val="single" w:sz="4" w:color="E2E8F0"/>
-              <w:right w:val="single" w:sz="4" w:color="E2E8F0"/>
-              <w:insideH w:val="single" w:sz="4" w:color="E2E8F0"/>
-              <w:insideV w:val="single" w:sz="4" w:color="E2E8F0"/>
-            </w:tcBorders>
-          </w:tcPr>
-          <w:p>
-            <w:r>
-              <w:rPr>
-                <w:b/>
-                <w:color w:val="2D3A8C"/>
-                <w:sz w:val="18"/>
-              </w:rPr>
-              <w:t>btnToggleStoreVar</w:t>
-            </w:r>
-          </w:p>
-        </w:tc>
-        <w:tc>
-          <w:tcPr>
-            <w:tcW w:type="dxa" w:w="1417"/>
-            <w:shd w:val="clear" w:color="auto" w:fill="F8FAFC"/>
-            <w:tcBorders>
-              <w:top w:val="single" w:sz="4" w:color="E2E8F0"/>
-              <w:left w:val="single" w:sz="4" w:color="E2E8F0"/>
-              <w:bottom w:val="single" w:sz="4" w:color="E2E8F0"/>
-              <w:right w:val="single" w:sz="4" w:color="E2E8F0"/>
-              <w:insideH w:val="single" w:sz="4" w:color="E2E8F0"/>
-              <w:insideV w:val="single" w:sz="4" w:color="E2E8F0"/>
-            </w:tcBorders>
-          </w:tcPr>
-          <w:p>
-            <w:r>
-              <w:rPr>
-                <w:color w:val="1E293B"/>
-                <w:sz w:val="18"/>
-              </w:rPr>
-              <w:t>String</w:t>
-            </w:r>
-          </w:p>
-        </w:tc>
-        <w:tc>
-          <w:tcPr>
-            <w:tcW w:type="dxa" w:w="1984"/>
-            <w:shd w:val="clear" w:color="auto" w:fill="F8FAFC"/>
-            <w:tcBorders>
-              <w:top w:val="single" w:sz="4" w:color="E2E8F0"/>
-              <w:left w:val="single" w:sz="4" w:color="E2E8F0"/>
-              <w:bottom w:val="single" w:sz="4" w:color="E2E8F0"/>
-              <w:right w:val="single" w:sz="4" w:color="E2E8F0"/>
-              <w:insideH w:val="single" w:sz="4" w:color="E2E8F0"/>
-              <w:insideV w:val="single" w:sz="4" w:color="E2E8F0"/>
-            </w:tcBorders>
-          </w:tcPr>
-          <w:p>
-            <w:r>
-              <w:rPr>
-                <w:color w:val="1E293B"/>
-                <w:sz w:val="18"/>
-              </w:rPr>
-              <w:t>''</w:t>
-            </w:r>
-          </w:p>
-        </w:tc>
-        <w:tc>
-          <w:tcPr>
-            <w:tcW w:type="dxa" w:w="4535"/>
-            <w:shd w:val="clear" w:color="auto" w:fill="F8FAFC"/>
-            <w:tcBorders>
-              <w:top w:val="single" w:sz="4" w:color="E2E8F0"/>
-              <w:left w:val="single" w:sz="4" w:color="E2E8F0"/>
-              <w:bottom w:val="single" w:sz="4" w:color="E2E8F0"/>
-              <w:right w:val="single" w:sz="4" w:color="E2E8F0"/>
-              <w:insideH w:val="single" w:sz="4" w:color="E2E8F0"/>
-              <w:insideV w:val="single" w:sz="4" w:color="E2E8F0"/>
-            </w:tcBorders>
-          </w:tcPr>
-          <w:p>
-            <w:r>
-              <w:rPr>
-                <w:color w:val="1E293B"/>
-                <w:sz w:val="18"/>
-              </w:rPr>
-              <w:t>Имя переменной хранилища для хранения состояния</w:t>
-            </w:r>
-          </w:p>
-        </w:tc>
-      </w:tr>
-      <w:tr>
-        <w:tc>
-          <w:tcPr>
-            <w:tcW w:type="dxa" w:w="2551"/>
-            <w:shd w:val="clear" w:color="auto" w:fill="FFFFFF"/>
-            <w:tcBorders>
-              <w:top w:val="single" w:sz="4" w:color="E2E8F0"/>
-              <w:left w:val="single" w:sz="4" w:color="E2E8F0"/>
-              <w:bottom w:val="single" w:sz="4" w:color="E2E8F0"/>
-              <w:right w:val="single" w:sz="4" w:color="E2E8F0"/>
-              <w:insideH w:val="single" w:sz="4" w:color="E2E8F0"/>
-              <w:insideV w:val="single" w:sz="4" w:color="E2E8F0"/>
-            </w:tcBorders>
-          </w:tcPr>
-          <w:p>
-            <w:r>
-              <w:rPr>
-                <w:b/>
-                <w:color w:val="2D3A8C"/>
-                <w:sz w:val="18"/>
-              </w:rPr>
-              <w:t>btnToggleActiveValue</w:t>
-            </w:r>
-          </w:p>
-        </w:tc>
-        <w:tc>
-          <w:tcPr>
-            <w:tcW w:type="dxa" w:w="1417"/>
-            <w:shd w:val="clear" w:color="auto" w:fill="FFFFFF"/>
-            <w:tcBorders>
-              <w:top w:val="single" w:sz="4" w:color="E2E8F0"/>
-              <w:left w:val="single" w:sz="4" w:color="E2E8F0"/>
-              <w:bottom w:val="single" w:sz="4" w:color="E2E8F0"/>
-              <w:right w:val="single" w:sz="4" w:color="E2E8F0"/>
-              <w:insideH w:val="single" w:sz="4" w:color="E2E8F0"/>
-              <w:insideV w:val="single" w:sz="4" w:color="E2E8F0"/>
-            </w:tcBorders>
-          </w:tcPr>
-          <w:p>
-            <w:r>
-              <w:rPr>
-                <w:color w:val="1E293B"/>
-                <w:sz w:val="18"/>
-              </w:rPr>
-              <w:t>String</w:t>
-            </w:r>
-          </w:p>
-        </w:tc>
-        <w:tc>
-          <w:tcPr>
-            <w:tcW w:type="dxa" w:w="1984"/>
-            <w:shd w:val="clear" w:color="auto" w:fill="FFFFFF"/>
-            <w:tcBorders>
-              <w:top w:val="single" w:sz="4" w:color="E2E8F0"/>
-              <w:left w:val="single" w:sz="4" w:color="E2E8F0"/>
-              <w:bottom w:val="single" w:sz="4" w:color="E2E8F0"/>
-              <w:right w:val="single" w:sz="4" w:color="E2E8F0"/>
-              <w:insideH w:val="single" w:sz="4" w:color="E2E8F0"/>
-              <w:insideV w:val="single" w:sz="4" w:color="E2E8F0"/>
-            </w:tcBorders>
-          </w:tcPr>
-          <w:p>
-            <w:r>
-              <w:rPr>
-                <w:color w:val="1E293B"/>
-                <w:sz w:val="18"/>
-              </w:rPr>
-              <w:t>''</w:t>
-            </w:r>
-          </w:p>
-        </w:tc>
-        <w:tc>
-          <w:tcPr>
-            <w:tcW w:type="dxa" w:w="4535"/>
-            <w:shd w:val="clear" w:color="auto" w:fill="FFFFFF"/>
-            <w:tcBorders>
-              <w:top w:val="single" w:sz="4" w:color="E2E8F0"/>
-              <w:left w:val="single" w:sz="4" w:color="E2E8F0"/>
-              <w:bottom w:val="single" w:sz="4" w:color="E2E8F0"/>
-              <w:right w:val="single" w:sz="4" w:color="E2E8F0"/>
-              <w:insideH w:val="single" w:sz="4" w:color="E2E8F0"/>
-              <w:insideV w:val="single" w:sz="4" w:color="E2E8F0"/>
-            </w:tcBorders>
-          </w:tcPr>
-          <w:p>
-            <w:r>
-              <w:rPr>
-                <w:color w:val="1E293B"/>
-                <w:sz w:val="18"/>
-              </w:rPr>
-              <w:t>Значение переменной, при котором кнопка «активна»</w:t>
-            </w:r>
-          </w:p>
-        </w:tc>
-      </w:tr>
-      <w:tr>
-        <w:tc>
-          <w:tcPr>
-            <w:tcW w:type="dxa" w:w="2551"/>
-            <w:shd w:val="clear" w:color="auto" w:fill="F8FAFC"/>
-            <w:tcBorders>
-              <w:top w:val="single" w:sz="4" w:color="E2E8F0"/>
-              <w:left w:val="single" w:sz="4" w:color="E2E8F0"/>
-              <w:bottom w:val="single" w:sz="4" w:color="E2E8F0"/>
-              <w:right w:val="single" w:sz="4" w:color="E2E8F0"/>
-              <w:insideH w:val="single" w:sz="4" w:color="E2E8F0"/>
-              <w:insideV w:val="single" w:sz="4" w:color="E2E8F0"/>
-            </w:tcBorders>
-          </w:tcPr>
-          <w:p>
-            <w:r>
-              <w:rPr>
-                <w:b/>
-                <w:color w:val="2D3A8C"/>
-                <w:sz w:val="18"/>
-              </w:rPr>
-              <w:t>btnToggleBg</w:t>
-            </w:r>
-          </w:p>
-        </w:tc>
-        <w:tc>
-          <w:tcPr>
-            <w:tcW w:type="dxa" w:w="1417"/>
-            <w:shd w:val="clear" w:color="auto" w:fill="F8FAFC"/>
-            <w:tcBorders>
-              <w:top w:val="single" w:sz="4" w:color="E2E8F0"/>
-              <w:left w:val="single" w:sz="4" w:color="E2E8F0"/>
-              <w:bottom w:val="single" w:sz="4" w:color="E2E8F0"/>
-              <w:right w:val="single" w:sz="4" w:color="E2E8F0"/>
-              <w:insideH w:val="single" w:sz="4" w:color="E2E8F0"/>
-              <w:insideV w:val="single" w:sz="4" w:color="E2E8F0"/>
-            </w:tcBorders>
-          </w:tcPr>
-          <w:p>
-            <w:r>
-              <w:rPr>
-                <w:color w:val="1E293B"/>
-                <w:sz w:val="18"/>
-              </w:rPr>
-              <w:t>String</w:t>
-            </w:r>
-          </w:p>
-        </w:tc>
-        <w:tc>
-          <w:tcPr>
-            <w:tcW w:type="dxa" w:w="1984"/>
-            <w:shd w:val="clear" w:color="auto" w:fill="F8FAFC"/>
-            <w:tcBorders>
-              <w:top w:val="single" w:sz="4" w:color="E2E8F0"/>
-              <w:left w:val="single" w:sz="4" w:color="E2E8F0"/>
-              <w:bottom w:val="single" w:sz="4" w:color="E2E8F0"/>
-              <w:right w:val="single" w:sz="4" w:color="E2E8F0"/>
-              <w:insideH w:val="single" w:sz="4" w:color="E2E8F0"/>
-              <w:insideV w:val="single" w:sz="4" w:color="E2E8F0"/>
-            </w:tcBorders>
-          </w:tcPr>
-          <w:p>
-            <w:r>
-              <w:rPr>
-                <w:color w:val="1E293B"/>
-                <w:sz w:val="18"/>
-              </w:rPr>
-              <w:t>#1e293b</w:t>
-            </w:r>
-          </w:p>
-        </w:tc>
-        <w:tc>
-          <w:tcPr>
-            <w:tcW w:type="dxa" w:w="4535"/>
-            <w:shd w:val="clear" w:color="auto" w:fill="F8FAFC"/>
-            <w:tcBorders>
-              <w:top w:val="single" w:sz="4" w:color="E2E8F0"/>
-              <w:left w:val="single" w:sz="4" w:color="E2E8F0"/>
-              <w:bottom w:val="single" w:sz="4" w:color="E2E8F0"/>
-              <w:right w:val="single" w:sz="4" w:color="E2E8F0"/>
-              <w:insideH w:val="single" w:sz="4" w:color="E2E8F0"/>
-              <w:insideV w:val="single" w:sz="4" w:color="E2E8F0"/>
-            </w:tcBorders>
-          </w:tcPr>
-          <w:p>
-            <w:r>
-              <w:rPr>
-                <w:color w:val="1E293B"/>
-                <w:sz w:val="18"/>
-              </w:rPr>
-              <w:t>Фон в активном состоянии</w:t>
-            </w:r>
-          </w:p>
-        </w:tc>
-      </w:tr>
-      <w:tr>
-        <w:tc>
-          <w:tcPr>
-            <w:tcW w:type="dxa" w:w="2551"/>
-            <w:shd w:val="clear" w:color="auto" w:fill="FFFFFF"/>
-            <w:tcBorders>
-              <w:top w:val="single" w:sz="4" w:color="E2E8F0"/>
-              <w:left w:val="single" w:sz="4" w:color="E2E8F0"/>
-              <w:bottom w:val="single" w:sz="4" w:color="E2E8F0"/>
-              <w:right w:val="single" w:sz="4" w:color="E2E8F0"/>
-              <w:insideH w:val="single" w:sz="4" w:color="E2E8F0"/>
-              <w:insideV w:val="single" w:sz="4" w:color="E2E8F0"/>
-            </w:tcBorders>
-          </w:tcPr>
-          <w:p>
-            <w:r>
-              <w:rPr>
-                <w:b/>
-                <w:color w:val="2D3A8C"/>
-                <w:sz w:val="18"/>
-              </w:rPr>
-              <w:t>btnToggleColor</w:t>
-            </w:r>
-          </w:p>
-        </w:tc>
-        <w:tc>
-          <w:tcPr>
-            <w:tcW w:type="dxa" w:w="1417"/>
-            <w:shd w:val="clear" w:color="auto" w:fill="FFFFFF"/>
-            <w:tcBorders>
-              <w:top w:val="single" w:sz="4" w:color="E2E8F0"/>
-              <w:left w:val="single" w:sz="4" w:color="E2E8F0"/>
-              <w:bottom w:val="single" w:sz="4" w:color="E2E8F0"/>
-              <w:right w:val="single" w:sz="4" w:color="E2E8F0"/>
-              <w:insideH w:val="single" w:sz="4" w:color="E2E8F0"/>
-              <w:insideV w:val="single" w:sz="4" w:color="E2E8F0"/>
-            </w:tcBorders>
-          </w:tcPr>
-          <w:p>
-            <w:r>
-              <w:rPr>
-                <w:color w:val="1E293B"/>
-                <w:sz w:val="18"/>
-              </w:rPr>
-              <w:t>String</w:t>
-            </w:r>
-          </w:p>
-        </w:tc>
-        <w:tc>
-          <w:tcPr>
-            <w:tcW w:type="dxa" w:w="1984"/>
-            <w:shd w:val="clear" w:color="auto" w:fill="FFFFFF"/>
-            <w:tcBorders>
-              <w:top w:val="single" w:sz="4" w:color="E2E8F0"/>
-              <w:left w:val="single" w:sz="4" w:color="E2E8F0"/>
-              <w:bottom w:val="single" w:sz="4" w:color="E2E8F0"/>
-              <w:right w:val="single" w:sz="4" w:color="E2E8F0"/>
-              <w:insideH w:val="single" w:sz="4" w:color="E2E8F0"/>
-              <w:insideV w:val="single" w:sz="4" w:color="E2E8F0"/>
-            </w:tcBorders>
-          </w:tcPr>
-          <w:p>
-            <w:r>
-              <w:rPr>
-                <w:color w:val="1E293B"/>
-                <w:sz w:val="18"/>
-              </w:rPr>
-              <w:t>#ffffff</w:t>
-            </w:r>
-          </w:p>
-        </w:tc>
-        <w:tc>
-          <w:tcPr>
-            <w:tcW w:type="dxa" w:w="4535"/>
-            <w:shd w:val="clear" w:color="auto" w:fill="FFFFFF"/>
-            <w:tcBorders>
-              <w:top w:val="single" w:sz="4" w:color="E2E8F0"/>
-              <w:left w:val="single" w:sz="4" w:color="E2E8F0"/>
-              <w:bottom w:val="single" w:sz="4" w:color="E2E8F0"/>
-              <w:right w:val="single" w:sz="4" w:color="E2E8F0"/>
-              <w:insideH w:val="single" w:sz="4" w:color="E2E8F0"/>
-              <w:insideV w:val="single" w:sz="4" w:color="E2E8F0"/>
-            </w:tcBorders>
-          </w:tcPr>
-          <w:p>
-            <w:r>
-              <w:rPr>
-                <w:color w:val="1E293B"/>
-                <w:sz w:val="18"/>
-              </w:rPr>
-              <w:t>Цвет текста в активном состоянии</w:t>
-            </w:r>
-          </w:p>
-        </w:tc>
-      </w:tr>
-    </w:tbl>
-    <w:p/>
-    <w:p>
-      <w:r>
-        <w:rPr>
-          <w:b/>
-          <w:color w:val="1E293B"/>
-          <w:sz w:val="22"/>
-        </w:rPr>
-        <w:t>Загрузка и отключение</w:t>
-      </w:r>
-    </w:p>
-    <w:tbl>
-      <w:tblPr>
-        <w:tblW w:type="auto" w:w="0"/>
-        <w:jc w:val="left"/>
-        <w:tblLook w:firstColumn="1" w:firstRow="1" w:lastColumn="0" w:lastRow="0" w:noHBand="0" w:noVBand="1" w:val="04A0"/>
-      </w:tblPr>
-      <w:tblGrid>
-        <w:gridCol w:w="2351"/>
-        <w:gridCol w:w="2351"/>
-        <w:gridCol w:w="2351"/>
-        <w:gridCol w:w="2351"/>
-      </w:tblGrid>
-      <w:tr>
-        <w:tc>
-          <w:tcPr>
-            <w:tcW w:type="dxa" w:w="2551"/>
-            <w:shd w:val="clear" w:color="auto" w:fill="4F6AFF"/>
-            <w:tcBorders>
-              <w:top w:val="single" w:sz="4" w:color="3A56F0"/>
-              <w:left w:val="single" w:sz="4" w:color="3A56F0"/>
-              <w:bottom w:val="single" w:sz="4" w:color="3A56F0"/>
-              <w:right w:val="single" w:sz="4" w:color="3A56F0"/>
-              <w:insideH w:val="single" w:sz="4" w:color="3A56F0"/>
-              <w:insideV w:val="single" w:sz="4" w:color="3A56F0"/>
-            </w:tcBorders>
-          </w:tcPr>
-          <w:p>
-            <w:pPr>
-              <w:jc w:val="left"/>
-            </w:pPr>
-            <w:r>
-              <w:rPr>
-                <w:b/>
-                <w:color w:val="FFFFFF"/>
-                <w:sz w:val="18"/>
-              </w:rPr>
-              <w:t>Параметр</w:t>
-            </w:r>
-          </w:p>
-        </w:tc>
-        <w:tc>
-          <w:tcPr>
-            <w:tcW w:type="dxa" w:w="1417"/>
-            <w:shd w:val="clear" w:color="auto" w:fill="4F6AFF"/>
-            <w:tcBorders>
-              <w:top w:val="single" w:sz="4" w:color="3A56F0"/>
-              <w:left w:val="single" w:sz="4" w:color="3A56F0"/>
-              <w:bottom w:val="single" w:sz="4" w:color="3A56F0"/>
-              <w:right w:val="single" w:sz="4" w:color="3A56F0"/>
-              <w:insideH w:val="single" w:sz="4" w:color="3A56F0"/>
-              <w:insideV w:val="single" w:sz="4" w:color="3A56F0"/>
-            </w:tcBorders>
-          </w:tcPr>
-          <w:p>
-            <w:pPr>
-              <w:jc w:val="left"/>
-            </w:pPr>
-            <w:r>
-              <w:rPr>
-                <w:b/>
-                <w:color w:val="FFFFFF"/>
-                <w:sz w:val="18"/>
-              </w:rPr>
-              <w:t>Тип</w:t>
-            </w:r>
-          </w:p>
-        </w:tc>
-        <w:tc>
-          <w:tcPr>
-            <w:tcW w:type="dxa" w:w="1984"/>
-            <w:shd w:val="clear" w:color="auto" w:fill="4F6AFF"/>
-            <w:tcBorders>
-              <w:top w:val="single" w:sz="4" w:color="3A56F0"/>
-              <w:left w:val="single" w:sz="4" w:color="3A56F0"/>
-              <w:bottom w:val="single" w:sz="4" w:color="3A56F0"/>
-              <w:right w:val="single" w:sz="4" w:color="3A56F0"/>
-              <w:insideH w:val="single" w:sz="4" w:color="3A56F0"/>
-              <w:insideV w:val="single" w:sz="4" w:color="3A56F0"/>
-            </w:tcBorders>
-          </w:tcPr>
-          <w:p>
-            <w:pPr>
-              <w:jc w:val="left"/>
-            </w:pPr>
-            <w:r>
-              <w:rPr>
-                <w:b/>
-                <w:color w:val="FFFFFF"/>
-                <w:sz w:val="18"/>
-              </w:rPr>
-              <w:t>Умолчание</w:t>
-            </w:r>
-          </w:p>
-        </w:tc>
-        <w:tc>
-          <w:tcPr>
-            <w:tcW w:type="dxa" w:w="4535"/>
-            <w:shd w:val="clear" w:color="auto" w:fill="4F6AFF"/>
-            <w:tcBorders>
-              <w:top w:val="single" w:sz="4" w:color="3A56F0"/>
-              <w:left w:val="single" w:sz="4" w:color="3A56F0"/>
-              <w:bottom w:val="single" w:sz="4" w:color="3A56F0"/>
-              <w:right w:val="single" w:sz="4" w:color="3A56F0"/>
-              <w:insideH w:val="single" w:sz="4" w:color="3A56F0"/>
-              <w:insideV w:val="single" w:sz="4" w:color="3A56F0"/>
-            </w:tcBorders>
-          </w:tcPr>
-          <w:p>
-            <w:pPr>
-              <w:jc w:val="left"/>
-            </w:pPr>
-            <w:r>
-              <w:rPr>
-                <w:b/>
-                <w:color w:val="FFFFFF"/>
-                <w:sz w:val="18"/>
-              </w:rPr>
-              <w:t>Описание</w:t>
-            </w:r>
-          </w:p>
-        </w:tc>
-      </w:tr>
-      <w:tr>
-        <w:tc>
-          <w:tcPr>
-            <w:tcW w:type="dxa" w:w="2551"/>
-            <w:shd w:val="clear" w:color="auto" w:fill="FFFFFF"/>
-            <w:tcBorders>
-              <w:top w:val="single" w:sz="4" w:color="E2E8F0"/>
-              <w:left w:val="single" w:sz="4" w:color="E2E8F0"/>
-              <w:bottom w:val="single" w:sz="4" w:color="E2E8F0"/>
-              <w:right w:val="single" w:sz="4" w:color="E2E8F0"/>
-              <w:insideH w:val="single" w:sz="4" w:color="E2E8F0"/>
-              <w:insideV w:val="single" w:sz="4" w:color="E2E8F0"/>
-            </w:tcBorders>
-          </w:tcPr>
-          <w:p>
-            <w:r>
-              <w:rPr>
-                <w:b/>
-                <w:color w:val="2D3A8C"/>
-                <w:sz w:val="18"/>
-              </w:rPr>
-              <w:t>btnLoadingOnClick</w:t>
-            </w:r>
-          </w:p>
-        </w:tc>
-        <w:tc>
-          <w:tcPr>
-            <w:tcW w:type="dxa" w:w="1417"/>
-            <w:shd w:val="clear" w:color="auto" w:fill="FFFFFF"/>
-            <w:tcBorders>
-              <w:top w:val="single" w:sz="4" w:color="E2E8F0"/>
-              <w:left w:val="single" w:sz="4" w:color="E2E8F0"/>
-              <w:bottom w:val="single" w:sz="4" w:color="E2E8F0"/>
-              <w:right w:val="single" w:sz="4" w:color="E2E8F0"/>
-              <w:insideH w:val="single" w:sz="4" w:color="E2E8F0"/>
-              <w:insideV w:val="single" w:sz="4" w:color="E2E8F0"/>
-            </w:tcBorders>
-          </w:tcPr>
-          <w:p>
-            <w:r>
-              <w:rPr>
-                <w:color w:val="1E293B"/>
-                <w:sz w:val="18"/>
-              </w:rPr>
-              <w:t>Boolean</w:t>
-            </w:r>
-          </w:p>
-        </w:tc>
-        <w:tc>
-          <w:tcPr>
-            <w:tcW w:type="dxa" w:w="1984"/>
-            <w:shd w:val="clear" w:color="auto" w:fill="FFFFFF"/>
-            <w:tcBorders>
-              <w:top w:val="single" w:sz="4" w:color="E2E8F0"/>
-              <w:left w:val="single" w:sz="4" w:color="E2E8F0"/>
-              <w:bottom w:val="single" w:sz="4" w:color="E2E8F0"/>
-              <w:right w:val="single" w:sz="4" w:color="E2E8F0"/>
-              <w:insideH w:val="single" w:sz="4" w:color="E2E8F0"/>
-              <w:insideV w:val="single" w:sz="4" w:color="E2E8F0"/>
-            </w:tcBorders>
-          </w:tcPr>
-          <w:p>
-            <w:r>
-              <w:rPr>
-                <w:color w:val="1E293B"/>
-                <w:sz w:val="18"/>
-              </w:rPr>
-              <w:t>false</w:t>
-            </w:r>
-          </w:p>
-        </w:tc>
-        <w:tc>
-          <w:tcPr>
-            <w:tcW w:type="dxa" w:w="4535"/>
-            <w:shd w:val="clear" w:color="auto" w:fill="FFFFFF"/>
-            <w:tcBorders>
-              <w:top w:val="single" w:sz="4" w:color="E2E8F0"/>
-              <w:left w:val="single" w:sz="4" w:color="E2E8F0"/>
-              <w:bottom w:val="single" w:sz="4" w:color="E2E8F0"/>
-              <w:right w:val="single" w:sz="4" w:color="E2E8F0"/>
-              <w:insideH w:val="single" w:sz="4" w:color="E2E8F0"/>
-              <w:insideV w:val="single" w:sz="4" w:color="E2E8F0"/>
-            </w:tcBorders>
-          </w:tcPr>
-          <w:p>
-            <w:r>
-              <w:rPr>
-                <w:color w:val="1E293B"/>
-                <w:sz w:val="18"/>
-              </w:rPr>
-              <w:t>Показывать спиннер загрузки после клика</w:t>
-            </w:r>
-          </w:p>
-        </w:tc>
-      </w:tr>
-      <w:tr>
-        <w:tc>
-          <w:tcPr>
-            <w:tcW w:type="dxa" w:w="2551"/>
-            <w:shd w:val="clear" w:color="auto" w:fill="F8FAFC"/>
-            <w:tcBorders>
-              <w:top w:val="single" w:sz="4" w:color="E2E8F0"/>
-              <w:left w:val="single" w:sz="4" w:color="E2E8F0"/>
-              <w:bottom w:val="single" w:sz="4" w:color="E2E8F0"/>
-              <w:right w:val="single" w:sz="4" w:color="E2E8F0"/>
-              <w:insideH w:val="single" w:sz="4" w:color="E2E8F0"/>
-              <w:insideV w:val="single" w:sz="4" w:color="E2E8F0"/>
-            </w:tcBorders>
-          </w:tcPr>
-          <w:p>
-            <w:r>
-              <w:rPr>
-                <w:b/>
-                <w:color w:val="2D3A8C"/>
-                <w:sz w:val="18"/>
-              </w:rPr>
-              <w:t>btnLoadingDuration</w:t>
-            </w:r>
-          </w:p>
-        </w:tc>
-        <w:tc>
-          <w:tcPr>
-            <w:tcW w:type="dxa" w:w="1417"/>
-            <w:shd w:val="clear" w:color="auto" w:fill="F8FAFC"/>
-            <w:tcBorders>
-              <w:top w:val="single" w:sz="4" w:color="E2E8F0"/>
-              <w:left w:val="single" w:sz="4" w:color="E2E8F0"/>
-              <w:bottom w:val="single" w:sz="4" w:color="E2E8F0"/>
-              <w:right w:val="single" w:sz="4" w:color="E2E8F0"/>
-              <w:insideH w:val="single" w:sz="4" w:color="E2E8F0"/>
-              <w:insideV w:val="single" w:sz="4" w:color="E2E8F0"/>
-            </w:tcBorders>
-          </w:tcPr>
-          <w:p>
-            <w:r>
-              <w:rPr>
-                <w:color w:val="1E293B"/>
-                <w:sz w:val="18"/>
-              </w:rPr>
-              <w:t>Number</w:t>
-            </w:r>
-          </w:p>
-        </w:tc>
-        <w:tc>
-          <w:tcPr>
-            <w:tcW w:type="dxa" w:w="1984"/>
-            <w:shd w:val="clear" w:color="auto" w:fill="F8FAFC"/>
-            <w:tcBorders>
-              <w:top w:val="single" w:sz="4" w:color="E2E8F0"/>
-              <w:left w:val="single" w:sz="4" w:color="E2E8F0"/>
-              <w:bottom w:val="single" w:sz="4" w:color="E2E8F0"/>
-              <w:right w:val="single" w:sz="4" w:color="E2E8F0"/>
-              <w:insideH w:val="single" w:sz="4" w:color="E2E8F0"/>
-              <w:insideV w:val="single" w:sz="4" w:color="E2E8F0"/>
-            </w:tcBorders>
-          </w:tcPr>
-          <w:p>
-            <w:r>
-              <w:rPr>
-                <w:color w:val="1E293B"/>
-                <w:sz w:val="18"/>
-              </w:rPr>
-              <w:t>1500</w:t>
-            </w:r>
-          </w:p>
-        </w:tc>
-        <w:tc>
-          <w:tcPr>
-            <w:tcW w:type="dxa" w:w="4535"/>
-            <w:shd w:val="clear" w:color="auto" w:fill="F8FAFC"/>
-            <w:tcBorders>
-              <w:top w:val="single" w:sz="4" w:color="E2E8F0"/>
-              <w:left w:val="single" w:sz="4" w:color="E2E8F0"/>
-              <w:bottom w:val="single" w:sz="4" w:color="E2E8F0"/>
-              <w:right w:val="single" w:sz="4" w:color="E2E8F0"/>
-              <w:insideH w:val="single" w:sz="4" w:color="E2E8F0"/>
-              <w:insideV w:val="single" w:sz="4" w:color="E2E8F0"/>
-            </w:tcBorders>
-          </w:tcPr>
-          <w:p>
-            <w:r>
-              <w:rPr>
-                <w:color w:val="1E293B"/>
-                <w:sz w:val="18"/>
-              </w:rPr>
-              <w:t>Длительность состояния загрузки (мс)</w:t>
-            </w:r>
-          </w:p>
-        </w:tc>
-      </w:tr>
-      <w:tr>
-        <w:tc>
-          <w:tcPr>
-            <w:tcW w:type="dxa" w:w="2551"/>
-            <w:shd w:val="clear" w:color="auto" w:fill="FFFFFF"/>
-            <w:tcBorders>
-              <w:top w:val="single" w:sz="4" w:color="E2E8F0"/>
-              <w:left w:val="single" w:sz="4" w:color="E2E8F0"/>
-              <w:bottom w:val="single" w:sz="4" w:color="E2E8F0"/>
-              <w:right w:val="single" w:sz="4" w:color="E2E8F0"/>
-              <w:insideH w:val="single" w:sz="4" w:color="E2E8F0"/>
-              <w:insideV w:val="single" w:sz="4" w:color="E2E8F0"/>
-            </w:tcBorders>
-          </w:tcPr>
-          <w:p>
-            <w:r>
-              <w:rPr>
-                <w:b/>
-                <w:color w:val="2D3A8C"/>
-                <w:sz w:val="18"/>
-              </w:rPr>
-              <w:t>btnDisableVar</w:t>
-            </w:r>
-          </w:p>
-        </w:tc>
-        <w:tc>
-          <w:tcPr>
-            <w:tcW w:type="dxa" w:w="1417"/>
-            <w:shd w:val="clear" w:color="auto" w:fill="FFFFFF"/>
-            <w:tcBorders>
-              <w:top w:val="single" w:sz="4" w:color="E2E8F0"/>
-              <w:left w:val="single" w:sz="4" w:color="E2E8F0"/>
-              <w:bottom w:val="single" w:sz="4" w:color="E2E8F0"/>
-              <w:right w:val="single" w:sz="4" w:color="E2E8F0"/>
-              <w:insideH w:val="single" w:sz="4" w:color="E2E8F0"/>
-              <w:insideV w:val="single" w:sz="4" w:color="E2E8F0"/>
-            </w:tcBorders>
-          </w:tcPr>
-          <w:p>
-            <w:r>
-              <w:rPr>
-                <w:color w:val="1E293B"/>
-                <w:sz w:val="18"/>
-              </w:rPr>
-              <w:t>String</w:t>
-            </w:r>
-          </w:p>
-        </w:tc>
-        <w:tc>
-          <w:tcPr>
-            <w:tcW w:type="dxa" w:w="1984"/>
-            <w:shd w:val="clear" w:color="auto" w:fill="FFFFFF"/>
-            <w:tcBorders>
-              <w:top w:val="single" w:sz="4" w:color="E2E8F0"/>
-              <w:left w:val="single" w:sz="4" w:color="E2E8F0"/>
-              <w:bottom w:val="single" w:sz="4" w:color="E2E8F0"/>
-              <w:right w:val="single" w:sz="4" w:color="E2E8F0"/>
-              <w:insideH w:val="single" w:sz="4" w:color="E2E8F0"/>
-              <w:insideV w:val="single" w:sz="4" w:color="E2E8F0"/>
-            </w:tcBorders>
-          </w:tcPr>
-          <w:p>
-            <w:r>
-              <w:rPr>
-                <w:color w:val="1E293B"/>
-                <w:sz w:val="18"/>
-              </w:rPr>
-              <w:t>''</w:t>
-            </w:r>
-          </w:p>
-        </w:tc>
-        <w:tc>
-          <w:tcPr>
-            <w:tcW w:type="dxa" w:w="4535"/>
-            <w:shd w:val="clear" w:color="auto" w:fill="FFFFFF"/>
-            <w:tcBorders>
-              <w:top w:val="single" w:sz="4" w:color="E2E8F0"/>
-              <w:left w:val="single" w:sz="4" w:color="E2E8F0"/>
-              <w:bottom w:val="single" w:sz="4" w:color="E2E8F0"/>
-              <w:right w:val="single" w:sz="4" w:color="E2E8F0"/>
-              <w:insideH w:val="single" w:sz="4" w:color="E2E8F0"/>
-              <w:insideV w:val="single" w:sz="4" w:color="E2E8F0"/>
-            </w:tcBorders>
-          </w:tcPr>
-          <w:p>
-            <w:r>
-              <w:rPr>
-                <w:color w:val="1E293B"/>
-                <w:sz w:val="18"/>
-              </w:rPr>
-              <w:t>Переменная хранилища: если truthy — кнопка недоступна</w:t>
-            </w:r>
-          </w:p>
-        </w:tc>
-      </w:tr>
-    </w:tbl>
     <w:p/>
     <w:sectPr>
       <w:pgSz w:w="12240" w:h="15840"/>
@@ -5304,7 +887,7 @@
     <w:rPr>
       <w:rFonts w:ascii="Calibri" w:hAnsi="Calibri"/>
       <w:color w:val="1E293B"/>
-      <w:sz w:val="20"/>
+      <w:sz w:val="21"/>
     </w:rPr>
   </w:style>
   <w:style w:type="paragraph" w:styleId="Header">
